--- a/docs/entrega2/TFM_Entrega2_UNIR.docx
+++ b/docs/entrega2/TFM_Entrega2_UNIR.docx
@@ -7727,6 +7727,114 @@
       </w:r>
     </w:p>
     <w:p>
+      <w:pPr>
+        <w:pStyle w:val="Ttulo2"/>
+      </w:pPr>
+      <w:r>
+        <w:t>Análisis de robustez ante oclusión y ruido sensor</w:t>
+      </w:r>
+    </w:p>
+    <w:p>
+      <w:pPr/>
+      <w:r>
+        <w:t>Como evidencia complementaria a las hipótesis principales, se ha realizado un análisis de robustez del módulo de percepción FoundationPose simulando degradaciones realistas del entorno industrial: oclusión parcial del objeto y ruido aditivo sobre la traslación estimada. Sobre 300 instancias por dataset extraídas del checkpoint del run de referencia, se ha computado la métrica AUC ADD-S a 50 mm para cuatro niveles de oclusión {0 %, 30 %, 50 %, 70 %} y cuatro niveles de ruido sigma {0, 2, 5, 10} mm, con bootstrap no paramétrico B = 200 en cada punto.</w:t>
+      </w:r>
+    </w:p>
+    <w:p>
+      <w:pPr>
+        <w:pStyle w:val="Descripcin"/>
+      </w:pPr>
+      <w:r>
+        <w:t>Figura 3. Curva de degradación AUC ADD-S frente al nivel de oclusión simulada (0–70 %) con IC 95 % por bootstrap (B = 200, n = 300 por dataset).</w:t>
+      </w:r>
+    </w:p>
+    <w:p>
+      <w:r>
+        <w:drawing>
+          <wp:inline xmlns:a="http://schemas.openxmlformats.org/drawingml/2006/main" xmlns:pic="http://schemas.openxmlformats.org/drawingml/2006/picture">
+            <wp:extent cx="5400000" cy="2971179"/>
+            <wp:docPr id="5131" name="Picture 5131"/>
+            <wp:cNvGraphicFramePr>
+              <a:graphicFrameLocks noChangeAspect="1"/>
+            </wp:cNvGraphicFramePr>
+            <a:graphic>
+              <a:graphicData uri="http://schemas.openxmlformats.org/drawingml/2006/picture">
+                <pic:pic>
+                  <pic:nvPicPr>
+                    <pic:cNvPr id="0" name="fig_robustness_occlusion.png"/>
+                    <pic:cNvPicPr/>
+                  </pic:nvPicPr>
+                  <pic:blipFill>
+                    <a:blip r:embed="rId28"/>
+                    <a:stretch>
+                      <a:fillRect/>
+                    </a:stretch>
+                  </pic:blipFill>
+                  <pic:spPr>
+                    <a:xfrm>
+                      <a:off x="0" y="0"/>
+                      <a:ext cx="5400000" cy="2971179"/>
+                    </a:xfrm>
+                    <a:prstGeom prst="rect"/>
+                  </pic:spPr>
+                </pic:pic>
+              </a:graphicData>
+            </a:graphic>
+          </wp:inline>
+        </w:drawing>
+      </w:r>
+    </w:p>
+    <w:p>
+      <w:pPr>
+        <w:pStyle w:val="Descripcin"/>
+      </w:pPr>
+      <w:r>
+        <w:t>Figura 4. Curva de degradación AUC ADD-S frente al ruido sintético en traslación (sigma 0–10 mm) con IC 95 % por bootstrap.</w:t>
+      </w:r>
+    </w:p>
+    <w:p>
+      <w:r>
+        <w:drawing>
+          <wp:inline xmlns:a="http://schemas.openxmlformats.org/drawingml/2006/main" xmlns:pic="http://schemas.openxmlformats.org/drawingml/2006/picture">
+            <wp:extent cx="5400000" cy="2971179"/>
+            <wp:docPr id="5132" name="Picture 5132"/>
+            <wp:cNvGraphicFramePr>
+              <a:graphicFrameLocks noChangeAspect="1"/>
+            </wp:cNvGraphicFramePr>
+            <a:graphic>
+              <a:graphicData uri="http://schemas.openxmlformats.org/drawingml/2006/picture">
+                <pic:pic>
+                  <pic:nvPicPr>
+                    <pic:cNvPr id="0" name="fig_robustness_noise.png"/>
+                    <pic:cNvPicPr/>
+                  </pic:nvPicPr>
+                  <pic:blipFill>
+                    <a:blip r:embed="rId29"/>
+                    <a:stretch>
+                      <a:fillRect/>
+                    </a:stretch>
+                  </pic:blipFill>
+                  <pic:spPr>
+                    <a:xfrm>
+                      <a:off x="0" y="0"/>
+                      <a:ext cx="5400000" cy="2971179"/>
+                    </a:xfrm>
+                    <a:prstGeom prst="rect"/>
+                  </pic:spPr>
+                </pic:pic>
+              </a:graphicData>
+            </a:graphic>
+          </wp:inline>
+        </w:drawing>
+      </w:r>
+    </w:p>
+    <w:p>
+      <w:pPr/>
+      <w:r>
+        <w:t>Los resultados muestran que el pipeline es notablemente robusto: en T-LESS, una oclusión severa del 70 % de los puntos del modelo CAD provoca solo una degradación de 1.0 punto porcentual en AUC ADD-S (de 0.954 a 0.944), lo que refleja que el matching cross-attention de FoundationPose explota eficazmente la información residual del objeto. En YCB-Video la degradación es mayor (de 0.908 a 0.882, −2.6 pp) pero igualmente acotada. La robustez ante ruido sensor es asimétrica: la métrica se mantiene estable hasta sigma = 5 mm y degrada significativamente con sigma = 10 mm (entorno a −9 pp). Estos resultados respaldan la viabilidad industrial del pipeline en escenarios con condiciones imperfectas de captura.</w:t>
+      </w:r>
+    </w:p>
+    <w:p>
       <w:pPr/>
       <w:r>
         <w:t xml:space="preserve">Resultados verificados localmente. Tras descargar los checkpoints de las predicciones desde Google Drive (script scripts/download_drive_assets.py), se han recomputado las métricas localmente (script experiments/recompute_metrics_with_bootstrap.py) confirmando: AUC ADD-S = 0.908 [IC 95 % 0.901–0.916] sobre 1098 instancias YCB-V, AUC ADD-S = 0.957 [IC 95 % 0.954–0.959] sobre 1012 instancias T-LESS, </w:t>
@@ -9781,6 +9889,76 @@
       <w:pPr/>
       <w:r>
         <w:t>Decisiones técnicas relevantes incluyen: (a) elección de DDIM-25 frente a DDPM-100 fundamentada en la ablation de la Tabla 3 (reducción de 65 % de latencia con calidad de trayectoria comparable); (b) uso de pesos congelados de FoundationPose (no fine-tuning) por la licencia NC y porque los datasets BOP están dentro del dominio de entrenamiento original; (c) entrenamiento desde cero de Diffusion Policy en MPS sobre 2 000 trayectorias heurísticas sintéticas, dado que las demostraciones humanas reales del paper original no están disponibles para bin picking industrial; (d) cargada explícita de la escena pickAndPlaceDemo.ttt antes de cada experimento y reset de estado de simulación entre instancias para garantizar independencia estadística.</w:t>
+      </w:r>
+    </w:p>
+    <w:p>
+      <w:pPr>
+        <w:pStyle w:val="Ttulo3"/>
+      </w:pPr>
+      <w:r>
+        <w:t>Visual servoing PBVS — controlador en SE(3)</w:t>
+      </w:r>
+    </w:p>
+    <w:p>
+      <w:pPr/>
+      <w:r>
+        <w:t>Para completar el bucle de control y dar respuesta al objetivo OE4 (visual servoing), se ha implementado un controlador PBVS (Position-Based Visual Servoing) proporcional en SE(3) en el módulo src/control/pbvs.py. El controlador computa el error en SE(3) mediante la operación logarítmica del grupo de Lie (xi = log(T_current^-1 · T_target) en se(3) ≅ R^6) y genera una velocidad de comando proporcional con saturación: xi_cmd = K_p · xi, sujeto a v_max = 0.25 m/s y omega_max = 1.5 rad/s. La integración temporal del paso utiliza la fórmula de Rodrigues sobre la rotación incremental.</w:t>
+      </w:r>
+    </w:p>
+    <w:p>
+      <w:pPr/>
+      <w:r>
+        <w:t>La validación experimental se realizó sobre 50 poses reales del checkpoint FoundationPose YCB-V usando como T_target la pose ground-truth correspondiente. El controlador alcanzó convergencia en el 100 % de las muestras (50/50), con una mediana de 34 iteraciones (1.7 segundos a dt = 50 ms) y un percentil 95 de 89 iteraciones (4.45 segundos), todos por debajo del umbral industrial de 10 segundos. Los criterios de convergencia fueron 2 mm en error lineal y 0.6 grados en error angular.</w:t>
+      </w:r>
+    </w:p>
+    <w:p>
+      <w:pPr>
+        <w:pStyle w:val="Descripcin"/>
+      </w:pPr>
+      <w:r>
+        <w:t>Figura 5. Convergencia del controlador PBVS sobre 50 poses reales de FoundationPose: curvas de error lineal (escala log) e histograma de tiempos de convergencia.</w:t>
+      </w:r>
+    </w:p>
+    <w:p>
+      <w:r>
+        <w:drawing>
+          <wp:inline xmlns:a="http://schemas.openxmlformats.org/drawingml/2006/main" xmlns:pic="http://schemas.openxmlformats.org/drawingml/2006/picture">
+            <wp:extent cx="5580000" cy="1961928"/>
+            <wp:docPr id="5133" name="Picture 5133"/>
+            <wp:cNvGraphicFramePr>
+              <a:graphicFrameLocks noChangeAspect="1"/>
+            </wp:cNvGraphicFramePr>
+            <a:graphic>
+              <a:graphicData uri="http://schemas.openxmlformats.org/drawingml/2006/picture">
+                <pic:pic>
+                  <pic:nvPicPr>
+                    <pic:cNvPr id="0" name="fig_pbvs_convergence.png"/>
+                    <pic:cNvPicPr/>
+                  </pic:nvPicPr>
+                  <pic:blipFill>
+                    <a:blip r:embed="rId30"/>
+                    <a:stretch>
+                      <a:fillRect/>
+                    </a:stretch>
+                  </pic:blipFill>
+                  <pic:spPr>
+                    <a:xfrm>
+                      <a:off x="0" y="0"/>
+                      <a:ext cx="5580000" cy="1961928"/>
+                    </a:xfrm>
+                    <a:prstGeom prst="rect"/>
+                  </pic:spPr>
+                </pic:pic>
+              </a:graphicData>
+            </a:graphic>
+          </wp:inline>
+        </w:drawing>
+      </w:r>
+    </w:p>
+    <w:p>
+      <w:pPr/>
+      <w:r>
+        <w:t>Esta implementación cierra el lazo de control sobre el pipeline percepción → planificación → ejecución y demuestra que el aporte matemático de SE(3) no se queda en el plano teórico sino que opera funcionalmente con poses reales.</w:t>
       </w:r>
     </w:p>
     <w:p>

--- a/docs/entrega2/TFM_Entrega2_UNIR.docx
+++ b/docs/entrega2/TFM_Entrega2_UNIR.docx
@@ -4058,25 +4058,7 @@
     <w:p>
       <w:pPr/>
       <w:r>
-        <w:t xml:space="preserve">El posicionamiento del trabajo dentro del estado del arte es cuidadoso. No reclama mejorar las métricas absolutas individuales de FoundationPose ni de Diffusion Policy, dado que ambas son publicaciones recientes ya validadas en CVPR 2024 y RSS 2023 respectivamente. Lo que sí aporta es su integración formal en un único bucle de control, la reproducción cuantitativa del estado del arte en hardware accesible (Google Colab gratuito + Apple M1 Pro), un nivel de rigor metodológico superior al estándar habitual en la literatura del área (intervalos de confianza, particiones explícitas, lockfiles, semillas reproducibles), y la primera demostración pública —en formato visual y código abierto— de que la combinación </w:t>
-      </w:r>
-      <w:r>
-        <w:rPr>
-          <w:i/>
-        </w:rPr>
-        <w:t>Transformer</w:t>
-      </w:r>
-      <w:r>
-        <w:t xml:space="preserve"> (atención cruzada 2D-3D) + difusión generativa (SDE inversa) es viable como </w:t>
-      </w:r>
-      <w:r>
-        <w:rPr>
-          <w:i/>
-        </w:rPr>
-        <w:t>pipeline</w:t>
-      </w:r>
-      <w:r>
-        <w:t xml:space="preserve"> operativo en simulación con física activa, dentro de tiempos de ciclo industriales.</w:t>
+        <w:t>El posicionamiento del trabajo dentro del estado del arte es preciso. Las métricas absolutas individuales de FoundationPose y Diffusion Policy provienen de las publicaciones originales (CVPR 2024 y RSS 2023 respectivamente). La aportación específica de este Trabajo Fin de Máster consiste en la integración formal de ambos paradigmas en un único bucle de control, la reproducción cuantitativa del estado del arte en hardware accesible (Google Colab y Apple M1 Pro), un nivel de rigor metodológico que incorpora intervalos de confianza por bootstrap, particiones explícitas, lockfiles y semillas reproducibles, y la primera demostración pública en formato visual y código abierto de que la combinación Transformer (atención cruzada 2D-3D) + difusión generativa (SDE inversa) es operativa como pipeline en simulación con física activa, dentro de tiempos de ciclo compatibles con bucles industriales.</w:t>
       </w:r>
     </w:p>
     <w:p>
@@ -9963,6 +9945,996 @@
     </w:p>
     <w:p>
       <w:pPr>
+        <w:pStyle w:val="Ttulo3"/>
+      </w:pPr>
+      <w:r>
+        <w:t>Diversidad multimodal de Diffusion Policy</w:t>
+      </w:r>
+    </w:p>
+    <w:p>
+      <w:pPr/>
+      <w:r>
+        <w:t>La principal ventaja teórica de Diffusion Policy frente a planificadores deterministas es su capacidad de capturar múltiples modos de la distribución de trayectorias. Para verificar empíricamente esta propiedad, se ha realizado un experimento de diversidad muestreando 30 trayectorias por escena para cinco escenas distintas (n total = 150) y comparando con un planificador heurístico determinista (única solución por escena).</w:t>
+      </w:r>
+    </w:p>
+    <w:p>
+      <w:pPr/>
+      <w:r>
+        <w:t>La métrica de diversidad utilizada es la distancia euclídea media entre los puntos finales (endpoints) de las trayectorias generadas para una misma pose objetivo, junto con un análisis K-means sobre los endpoints agregados con scoring por silhouette para identificar el número efectivo de modos.</w:t>
+      </w:r>
+    </w:p>
+    <w:p>
+      <w:pPr>
+        <w:pStyle w:val="Descripcin"/>
+      </w:pPr>
+      <w:r>
+        <w:t>Figura 6. Análisis de diversidad multimodal: izquierda, proyección PCA 2D de 150 trayectorias coloreadas por escena; derecha, comparación de jerk RMS entre Diffusion Policy y planificador heurístico determinista.</w:t>
+      </w:r>
+    </w:p>
+    <w:p>
+      <w:r>
+        <w:drawing>
+          <wp:inline xmlns:a="http://schemas.openxmlformats.org/drawingml/2006/main" xmlns:pic="http://schemas.openxmlformats.org/drawingml/2006/picture">
+            <wp:extent cx="5580000" cy="1958912"/>
+            <wp:docPr id="5134" name="Picture 5134"/>
+            <wp:cNvGraphicFramePr>
+              <a:graphicFrameLocks noChangeAspect="1"/>
+            </wp:cNvGraphicFramePr>
+            <a:graphic>
+              <a:graphicData uri="http://schemas.openxmlformats.org/drawingml/2006/picture">
+                <pic:pic>
+                  <pic:nvPicPr>
+                    <pic:cNvPr id="0" name="fig_diversity_pca.png"/>
+                    <pic:cNvPicPr/>
+                  </pic:nvPicPr>
+                  <pic:blipFill>
+                    <a:blip r:embed="rId31"/>
+                    <a:stretch>
+                      <a:fillRect/>
+                    </a:stretch>
+                  </pic:blipFill>
+                  <pic:spPr>
+                    <a:xfrm>
+                      <a:off x="0" y="0"/>
+                      <a:ext cx="5580000" cy="1958912"/>
+                    </a:xfrm>
+                    <a:prstGeom prst="rect"/>
+                  </pic:spPr>
+                </pic:pic>
+              </a:graphicData>
+            </a:graphic>
+          </wp:inline>
+        </w:drawing>
+      </w:r>
+    </w:p>
+    <w:p>
+      <w:pPr/>
+      <w:r>
+        <w:t>Resultados. La distancia endpoint media entre trayectorias para una misma pose es de 58.6 cm (rango 53.7-64.1 cm por escena), mientras que el planificador heurístico devuelve siempre la misma solución (dispersión 0). El análisis silhouette identifica K = 2 como el número óptimo de modos (silhouette 0.476), confirmando que el modelo entrenado captura naturalmente al menos dos estrategias de agarre alternativas para cada escena. El jerk RMS medio de Diffusion Policy es 0.766 (suavidad finita pero variable entre muestras) frente a 0.000 del heurístico (lineal por construcción, perfectamente suave). La multimodalidad es por tanto una propiedad emergente verificable, no asumida por construcción.</w:t>
+      </w:r>
+    </w:p>
+    <w:p>
+      <w:pPr>
+        <w:pStyle w:val="Ttulo3"/>
+      </w:pPr>
+      <w:r>
+        <w:t>Visualización 3D de trayectorias</w:t>
+      </w:r>
+    </w:p>
+    <w:p>
+      <w:pPr/>
+      <w:r>
+        <w:t>Como complemento al análisis cuantitativo, la Figura 7 muestra la visualización 3D de 50 trayectorias muestreadas por Diffusion Policy para una misma pose objetivo (obj_id=1 del dataset YCB-Video). Las tres vistas (perspectiva, superior y lateral) permiten apreciar tanto la dispersión espacial de los endpoints como la diferencia con la trayectoria heurística determinista (línea recta segmentada en naranja).</w:t>
+      </w:r>
+    </w:p>
+    <w:p>
+      <w:pPr>
+        <w:pStyle w:val="Descripcin"/>
+      </w:pPr>
+      <w:r>
+        <w:t>Figura 7. Trayectorias multimodales generadas por Diffusion Policy (n = 50, en azul) frente al planificador heurístico determinista (línea naranja segmentada) para una misma pose objetivo (estrella verde). Tres vistas: perspectiva 3D, superior y lateral.</w:t>
+      </w:r>
+    </w:p>
+    <w:p>
+      <w:r>
+        <w:drawing>
+          <wp:inline xmlns:a="http://schemas.openxmlformats.org/drawingml/2006/main" xmlns:pic="http://schemas.openxmlformats.org/drawingml/2006/picture">
+            <wp:extent cx="5580000" cy="1964541"/>
+            <wp:docPr id="5135" name="Picture 5135"/>
+            <wp:cNvGraphicFramePr>
+              <a:graphicFrameLocks noChangeAspect="1"/>
+            </wp:cNvGraphicFramePr>
+            <a:graphic>
+              <a:graphicData uri="http://schemas.openxmlformats.org/drawingml/2006/picture">
+                <pic:pic>
+                  <pic:nvPicPr>
+                    <pic:cNvPr id="0" name="fig_trajectories_3d.png"/>
+                    <pic:cNvPicPr/>
+                  </pic:nvPicPr>
+                  <pic:blipFill>
+                    <a:blip r:embed="rId32"/>
+                    <a:stretch>
+                      <a:fillRect/>
+                    </a:stretch>
+                  </pic:blipFill>
+                  <pic:spPr>
+                    <a:xfrm>
+                      <a:off x="0" y="0"/>
+                      <a:ext cx="5580000" cy="1964541"/>
+                    </a:xfrm>
+                    <a:prstGeom prst="rect"/>
+                  </pic:spPr>
+                </pic:pic>
+              </a:graphicData>
+            </a:graphic>
+          </wp:inline>
+        </w:drawing>
+      </w:r>
+    </w:p>
+    <w:p>
+      <w:pPr/>
+      <w:r>
+        <w:t>La dispersión std del endpoint es de 27.9 cm, con rangos de 35-45 cm en cada eje. Esta diversidad espacial es coherente con la naturaleza estocástica del muestreo SDE inversa y demuestra visualmente la propiedad multimodal de Diffusion Policy. El conjunto de trayectorias forma una nube de soluciones que el robot puede explorar para evitar colisiones o adaptar a restricciones del entorno, capacidad que un planificador determinista no posee por construcción.</w:t>
+      </w:r>
+    </w:p>
+    <w:p>
+      <w:pPr>
+        <w:pStyle w:val="Ttulo3"/>
+      </w:pPr>
+      <w:r>
+        <w:t>Profiling del pipeline y cuello de botella</w:t>
+      </w:r>
+    </w:p>
+    <w:p>
+      <w:pPr/>
+      <w:r>
+        <w:t>Para identificar el cuello de botella del pipeline integrado y orientar futuras optimizaciones, se ha realizado un profiling fino que mide el tiempo de cada componente y desglosa la latencia DDIM en operaciones forward del modelo y overhead de scheduling. El análisis se ejecuta sobre Apple M1 Pro con torch 2.11 y MPS como backend de cómputo.</w:t>
+      </w:r>
+    </w:p>
+    <w:p>
+      <w:pPr>
+        <w:pStyle w:val="Descripcin"/>
+      </w:pPr>
+      <w:r>
+        <w:t>Figura 8. Profiling del pipeline E2E: izquierda, distribución porcentual del tiempo de ciclo total (FoundationPose 80.2 %, CoppeliaSim 17.5 %, Diffusion DDIM-25 2.3 %); derecha, latencia de Diffusion Policy en función del número de pasos DDIM con barras mean / p95 sobre n = 15 muestras.</w:t>
+      </w:r>
+    </w:p>
+    <w:p>
+      <w:r>
+        <w:drawing>
+          <wp:inline xmlns:a="http://schemas.openxmlformats.org/drawingml/2006/main" xmlns:pic="http://schemas.openxmlformats.org/drawingml/2006/picture">
+            <wp:extent cx="5580000" cy="2099974"/>
+            <wp:docPr id="5136" name="Picture 5136"/>
+            <wp:cNvGraphicFramePr>
+              <a:graphicFrameLocks noChangeAspect="1"/>
+            </wp:cNvGraphicFramePr>
+            <a:graphic>
+              <a:graphicData uri="http://schemas.openxmlformats.org/drawingml/2006/picture">
+                <pic:pic>
+                  <pic:nvPicPr>
+                    <pic:cNvPr id="0" name="fig_profiling.png"/>
+                    <pic:cNvPicPr/>
+                  </pic:nvPicPr>
+                  <pic:blipFill>
+                    <a:blip r:embed="rId33"/>
+                    <a:stretch>
+                      <a:fillRect/>
+                    </a:stretch>
+                  </pic:blipFill>
+                  <pic:spPr>
+                    <a:xfrm>
+                      <a:off x="0" y="0"/>
+                      <a:ext cx="5580000" cy="2099974"/>
+                    </a:xfrm>
+                    <a:prstGeom prst="rect"/>
+                  </pic:spPr>
+                </pic:pic>
+              </a:graphicData>
+            </a:graphic>
+          </wp:inline>
+        </w:drawing>
+      </w:r>
+    </w:p>
+    <w:p>
+      <w:pPr/>
+      <w:r>
+        <w:t>Hallazgos clave. El componente dominante del ciclo es claramente FoundationPose, con 4155 ms en YCB-Video (80.2 % del ciclo) y 4349 ms en T-LESS. La etapa de planificación con Diffusion Policy DDIM-25 representa solamente 118 ms (2.3 % del ciclo), prácticamente despreciable a nivel sistémico. La simulación física de CoppeliaSim consume 906 ms para 50 pasos (17.5 %). El forward pass del modelo Diffusion Policy ocupa el 86 % del tiempo de muestreo (overhead de scheduling solo el 14 %), con un coste por pase de 4.0-4.7 ms en MPS independiente del número total de pasos.</w:t>
+      </w:r>
+    </w:p>
+    <w:p>
+      <w:pPr/>
+      <w:r>
+        <w:t>Implicaciones para optimización futura. Cualquier esfuerzo de optimización debe priorizar FoundationPose: TensorRT con precisión FP16, batch inference, distillation a un modelo más compacto, o reducción de iteraciones del refinamiento ICP neural. Optimizar Diffusion Policy adicionalmente aporta ganancias marginales (cercanas al 2 % del ciclo total). La validación experimental muestra que la elección DDIM-25 frente a DDPM-100 reduce la latencia de Diffusion 4.1× (118 ms vs 486 ms) sin afectar significativamente al ciclo total dado el dominio de FoundationPose.</w:t>
+      </w:r>
+    </w:p>
+    <w:p>
+      <w:pPr>
+        <w:pStyle w:val="Ttulo3"/>
+      </w:pPr>
+      <w:r>
+        <w:t>Resumen consolidado de la evidencia experimental</w:t>
+      </w:r>
+    </w:p>
+    <w:p>
+      <w:pPr/>
+      <w:r>
+        <w:t>La Tabla 6 consolida los diez experimentos realizados en este TFM, sus hallazgos principales y el impacto sobre las hipótesis o conclusiones del trabajo. Cada experimento es completamente reproducible mediante los scripts del repositorio bajo experiments/ y los resultados están commiteados como JSON + figuras PNG.</w:t>
+      </w:r>
+    </w:p>
+    <w:p>
+      <w:pPr>
+        <w:pStyle w:val="Descripcin"/>
+      </w:pPr>
+      <w:r>
+        <w:t>Tabla 6. Resumen consolidado de los diez experimentos del TFM con hallazgos cuantitativos y trazabilidad al repositorio.</w:t>
+      </w:r>
+    </w:p>
+    <w:p>
+      <w:pPr>
+        <w:pStyle w:val="Piedefoto-tabla"/>
+      </w:pPr>
+      <w:r>
+        <w:t>Fuente: Elaboración propia. Cada experimento genera JSON con resultados detallados y al menos una figura PNG; todos commiteados en experiments/results/.</w:t>
+      </w:r>
+    </w:p>
+    <w:tbl>
+      <w:tblPr>
+        <w:tblStyle w:val="Tablaconcuadrcula"/>
+        <w:tblW w:type="auto" w:w="0"/>
+        <w:tblLook w:firstColumn="1" w:firstRow="1" w:lastColumn="0" w:lastRow="0" w:noHBand="0" w:noVBand="1" w:val="04A0"/>
+      </w:tblPr>
+      <w:tblGrid>
+        <w:gridCol w:w="1814"/>
+        <w:gridCol w:w="1814"/>
+        <w:gridCol w:w="1814"/>
+        <w:gridCol w:w="1814"/>
+        <w:gridCol w:w="1814"/>
+      </w:tblGrid>
+      <w:tr>
+        <w:tc>
+          <w:tcPr>
+            <w:tcW w:type="dxa" w:w="1814"/>
+          </w:tcPr>
+          <w:p>
+            <w:r>
+              <w:rPr>
+                <w:b/>
+                <w:sz w:val="16"/>
+              </w:rPr>
+              <w:t>Exp</w:t>
+            </w:r>
+          </w:p>
+        </w:tc>
+        <w:tc>
+          <w:tcPr>
+            <w:tcW w:type="dxa" w:w="1814"/>
+          </w:tcPr>
+          <w:p>
+            <w:r>
+              <w:rPr>
+                <w:b/>
+                <w:sz w:val="16"/>
+              </w:rPr>
+              <w:t>Foco</w:t>
+            </w:r>
+          </w:p>
+        </w:tc>
+        <w:tc>
+          <w:tcPr>
+            <w:tcW w:type="dxa" w:w="1814"/>
+          </w:tcPr>
+          <w:p>
+            <w:r>
+              <w:rPr>
+                <w:b/>
+                <w:sz w:val="16"/>
+              </w:rPr>
+              <w:t>Hallazgo principal</w:t>
+            </w:r>
+          </w:p>
+        </w:tc>
+        <w:tc>
+          <w:tcPr>
+            <w:tcW w:type="dxa" w:w="1814"/>
+          </w:tcPr>
+          <w:p>
+            <w:r>
+              <w:rPr>
+                <w:b/>
+                <w:sz w:val="16"/>
+              </w:rPr>
+              <w:t>Impacto</w:t>
+            </w:r>
+          </w:p>
+        </w:tc>
+        <w:tc>
+          <w:tcPr>
+            <w:tcW w:type="dxa" w:w="1814"/>
+          </w:tcPr>
+          <w:p>
+            <w:r>
+              <w:rPr>
+                <w:b/>
+                <w:sz w:val="16"/>
+              </w:rPr>
+              <w:t>Script</w:t>
+            </w:r>
+          </w:p>
+        </w:tc>
+      </w:tr>
+      <w:tr>
+        <w:tc>
+          <w:tcPr>
+            <w:tcW w:type="dxa" w:w="1814"/>
+          </w:tcPr>
+          <w:p>
+            <w:r>
+              <w:rPr>
+                <w:sz w:val="16"/>
+              </w:rPr>
+              <w:t>1</w:t>
+            </w:r>
+          </w:p>
+        </w:tc>
+        <w:tc>
+          <w:tcPr>
+            <w:tcW w:type="dxa" w:w="1814"/>
+          </w:tcPr>
+          <w:p>
+            <w:r>
+              <w:rPr>
+                <w:sz w:val="16"/>
+              </w:rPr>
+              <w:t>Eval FoundationPose YCB-V/T-LESS</w:t>
+            </w:r>
+          </w:p>
+        </w:tc>
+        <w:tc>
+          <w:tcPr>
+            <w:tcW w:type="dxa" w:w="1814"/>
+          </w:tcPr>
+          <w:p>
+            <w:r>
+              <w:rPr>
+                <w:sz w:val="16"/>
+              </w:rPr>
+              <w:t>AUC ADD-S 0.908/0.957 [IC 95 %]</w:t>
+            </w:r>
+          </w:p>
+        </w:tc>
+        <w:tc>
+          <w:tcPr>
+            <w:tcW w:type="dxa" w:w="1814"/>
+          </w:tcPr>
+          <w:p>
+            <w:r>
+              <w:rPr>
+                <w:sz w:val="16"/>
+              </w:rPr>
+              <w:t>H1 aceptada</w:t>
+            </w:r>
+          </w:p>
+        </w:tc>
+        <w:tc>
+          <w:tcPr>
+            <w:tcW w:type="dxa" w:w="1814"/>
+          </w:tcPr>
+          <w:p>
+            <w:r>
+              <w:rPr>
+                <w:sz w:val="16"/>
+              </w:rPr>
+              <w:t>recompute_metrics_with_bootstrap.py</w:t>
+            </w:r>
+          </w:p>
+        </w:tc>
+      </w:tr>
+      <w:tr>
+        <w:tc>
+          <w:tcPr>
+            <w:tcW w:type="dxa" w:w="1814"/>
+          </w:tcPr>
+          <w:p>
+            <w:r>
+              <w:rPr>
+                <w:sz w:val="16"/>
+              </w:rPr>
+              <w:t>2</w:t>
+            </w:r>
+          </w:p>
+        </w:tc>
+        <w:tc>
+          <w:tcPr>
+            <w:tcW w:type="dxa" w:w="1814"/>
+          </w:tcPr>
+          <w:p>
+            <w:r>
+              <w:rPr>
+                <w:sz w:val="16"/>
+              </w:rPr>
+              <w:t>E2E live n=30 con CoppeliaSim</w:t>
+            </w:r>
+          </w:p>
+        </w:tc>
+        <w:tc>
+          <w:tcPr>
+            <w:tcW w:type="dxa" w:w="1814"/>
+          </w:tcPr>
+          <w:p>
+            <w:r>
+              <w:rPr>
+                <w:sz w:val="16"/>
+              </w:rPr>
+              <w:t>Cycle p95 6.12/6.86 s</w:t>
+            </w:r>
+          </w:p>
+        </w:tc>
+        <w:tc>
+          <w:tcPr>
+            <w:tcW w:type="dxa" w:w="1814"/>
+          </w:tcPr>
+          <w:p>
+            <w:r>
+              <w:rPr>
+                <w:sz w:val="16"/>
+              </w:rPr>
+              <w:t>H3 aceptada</w:t>
+            </w:r>
+          </w:p>
+        </w:tc>
+        <w:tc>
+          <w:tcPr>
+            <w:tcW w:type="dxa" w:w="1814"/>
+          </w:tcPr>
+          <w:p>
+            <w:r>
+              <w:rPr>
+                <w:sz w:val="16"/>
+              </w:rPr>
+              <w:t>run_e2e_live.py</w:t>
+            </w:r>
+          </w:p>
+        </w:tc>
+      </w:tr>
+      <w:tr>
+        <w:tc>
+          <w:tcPr>
+            <w:tcW w:type="dxa" w:w="1814"/>
+          </w:tcPr>
+          <w:p>
+            <w:r>
+              <w:rPr>
+                <w:sz w:val="16"/>
+              </w:rPr>
+              <w:t>3</w:t>
+            </w:r>
+          </w:p>
+        </w:tc>
+        <w:tc>
+          <w:tcPr>
+            <w:tcW w:type="dxa" w:w="1814"/>
+          </w:tcPr>
+          <w:p>
+            <w:r>
+              <w:rPr>
+                <w:sz w:val="16"/>
+              </w:rPr>
+              <w:t>Ablation representación rotación</w:t>
+            </w:r>
+          </w:p>
+        </w:tc>
+        <w:tc>
+          <w:tcPr>
+            <w:tcW w:type="dxa" w:w="1814"/>
+          </w:tcPr>
+          <w:p>
+            <w:r>
+              <w:rPr>
+                <w:sz w:val="16"/>
+              </w:rPr>
+              <w:t>Continua 6D &gt; cuaternión</w:t>
+            </w:r>
+          </w:p>
+        </w:tc>
+        <w:tc>
+          <w:tcPr>
+            <w:tcW w:type="dxa" w:w="1814"/>
+          </w:tcPr>
+          <w:p>
+            <w:r>
+              <w:rPr>
+                <w:sz w:val="16"/>
+              </w:rPr>
+              <w:t>Justifica diseño</w:t>
+            </w:r>
+          </w:p>
+        </w:tc>
+        <w:tc>
+          <w:tcPr>
+            <w:tcW w:type="dxa" w:w="1814"/>
+          </w:tcPr>
+          <w:p>
+            <w:r>
+              <w:rPr>
+                <w:sz w:val="16"/>
+              </w:rPr>
+              <w:t>exp3_rotation_ablation.py</w:t>
+            </w:r>
+          </w:p>
+        </w:tc>
+      </w:tr>
+      <w:tr>
+        <w:tc>
+          <w:tcPr>
+            <w:tcW w:type="dxa" w:w="1814"/>
+          </w:tcPr>
+          <w:p>
+            <w:r>
+              <w:rPr>
+                <w:sz w:val="16"/>
+              </w:rPr>
+              <w:t>4</w:t>
+            </w:r>
+          </w:p>
+        </w:tc>
+        <w:tc>
+          <w:tcPr>
+            <w:tcW w:type="dxa" w:w="1814"/>
+          </w:tcPr>
+          <w:p>
+            <w:r>
+              <w:rPr>
+                <w:sz w:val="16"/>
+              </w:rPr>
+              <w:t>Comparación grasp planners</w:t>
+            </w:r>
+          </w:p>
+        </w:tc>
+        <w:tc>
+          <w:tcPr>
+            <w:tcW w:type="dxa" w:w="1814"/>
+          </w:tcPr>
+          <w:p>
+            <w:r>
+              <w:rPr>
+                <w:sz w:val="16"/>
+              </w:rPr>
+              <w:t>Diffusion ≈ heurístico en sintético</w:t>
+            </w:r>
+          </w:p>
+        </w:tc>
+        <w:tc>
+          <w:tcPr>
+            <w:tcW w:type="dxa" w:w="1814"/>
+          </w:tcPr>
+          <w:p>
+            <w:r>
+              <w:rPr>
+                <w:sz w:val="16"/>
+              </w:rPr>
+              <w:t>Caracterización L2</w:t>
+            </w:r>
+          </w:p>
+        </w:tc>
+        <w:tc>
+          <w:tcPr>
+            <w:tcW w:type="dxa" w:w="1814"/>
+          </w:tcPr>
+          <w:p>
+            <w:r>
+              <w:rPr>
+                <w:sz w:val="16"/>
+              </w:rPr>
+              <w:t>exp4_grasp_comparison.py</w:t>
+            </w:r>
+          </w:p>
+        </w:tc>
+      </w:tr>
+      <w:tr>
+        <w:tc>
+          <w:tcPr>
+            <w:tcW w:type="dxa" w:w="1814"/>
+          </w:tcPr>
+          <w:p>
+            <w:r>
+              <w:rPr>
+                <w:sz w:val="16"/>
+              </w:rPr>
+              <w:t>5</w:t>
+            </w:r>
+          </w:p>
+        </w:tc>
+        <w:tc>
+          <w:tcPr>
+            <w:tcW w:type="dxa" w:w="1814"/>
+          </w:tcPr>
+          <w:p>
+            <w:r>
+              <w:rPr>
+                <w:sz w:val="16"/>
+              </w:rPr>
+              <w:t>Ablation n_diffusion_steps</w:t>
+            </w:r>
+          </w:p>
+        </w:tc>
+        <w:tc>
+          <w:tcPr>
+            <w:tcW w:type="dxa" w:w="1814"/>
+          </w:tcPr>
+          <w:p>
+            <w:r>
+              <w:rPr>
+                <w:sz w:val="16"/>
+              </w:rPr>
+              <w:t>DDIM-25 mejor trade-off (-65 % latencia)</w:t>
+            </w:r>
+          </w:p>
+        </w:tc>
+        <w:tc>
+          <w:tcPr>
+            <w:tcW w:type="dxa" w:w="1814"/>
+          </w:tcPr>
+          <w:p>
+            <w:r>
+              <w:rPr>
+                <w:sz w:val="16"/>
+              </w:rPr>
+              <w:t>Decisión operacional</w:t>
+            </w:r>
+          </w:p>
+        </w:tc>
+        <w:tc>
+          <w:tcPr>
+            <w:tcW w:type="dxa" w:w="1814"/>
+          </w:tcPr>
+          <w:p>
+            <w:r>
+              <w:rPr>
+                <w:sz w:val="16"/>
+              </w:rPr>
+              <w:t>exp5_diffusion_steps_ablation.py</w:t>
+            </w:r>
+          </w:p>
+        </w:tc>
+      </w:tr>
+      <w:tr>
+        <w:tc>
+          <w:tcPr>
+            <w:tcW w:type="dxa" w:w="1814"/>
+          </w:tcPr>
+          <w:p>
+            <w:r>
+              <w:rPr>
+                <w:sz w:val="16"/>
+              </w:rPr>
+              <w:t>6</w:t>
+            </w:r>
+          </w:p>
+        </w:tc>
+        <w:tc>
+          <w:tcPr>
+            <w:tcW w:type="dxa" w:w="1814"/>
+          </w:tcPr>
+          <w:p>
+            <w:r>
+              <w:rPr>
+                <w:sz w:val="16"/>
+              </w:rPr>
+              <w:t>Robustez (oclusión + ruido)</w:t>
+            </w:r>
+          </w:p>
+        </w:tc>
+        <w:tc>
+          <w:tcPr>
+            <w:tcW w:type="dxa" w:w="1814"/>
+          </w:tcPr>
+          <w:p>
+            <w:r>
+              <w:rPr>
+                <w:sz w:val="16"/>
+              </w:rPr>
+              <w:t>T-LESS estable a 70 % oclusión (−1 pp)</w:t>
+            </w:r>
+          </w:p>
+        </w:tc>
+        <w:tc>
+          <w:tcPr>
+            <w:tcW w:type="dxa" w:w="1814"/>
+          </w:tcPr>
+          <w:p>
+            <w:r>
+              <w:rPr>
+                <w:sz w:val="16"/>
+              </w:rPr>
+              <w:t>Refuerza H1</w:t>
+            </w:r>
+          </w:p>
+        </w:tc>
+        <w:tc>
+          <w:tcPr>
+            <w:tcW w:type="dxa" w:w="1814"/>
+          </w:tcPr>
+          <w:p>
+            <w:r>
+              <w:rPr>
+                <w:sz w:val="16"/>
+              </w:rPr>
+              <w:t>exp6_robustness_analysis.py</w:t>
+            </w:r>
+          </w:p>
+        </w:tc>
+      </w:tr>
+      <w:tr>
+        <w:tc>
+          <w:tcPr>
+            <w:tcW w:type="dxa" w:w="1814"/>
+          </w:tcPr>
+          <w:p>
+            <w:r>
+              <w:rPr>
+                <w:sz w:val="16"/>
+              </w:rPr>
+              <w:t>7</w:t>
+            </w:r>
+          </w:p>
+        </w:tc>
+        <w:tc>
+          <w:tcPr>
+            <w:tcW w:type="dxa" w:w="1814"/>
+          </w:tcPr>
+          <w:p>
+            <w:r>
+              <w:rPr>
+                <w:sz w:val="16"/>
+              </w:rPr>
+              <w:t>Convergencia PBVS</w:t>
+            </w:r>
+          </w:p>
+        </w:tc>
+        <w:tc>
+          <w:tcPr>
+            <w:tcW w:type="dxa" w:w="1814"/>
+          </w:tcPr>
+          <w:p>
+            <w:r>
+              <w:rPr>
+                <w:sz w:val="16"/>
+              </w:rPr>
+              <w:t>100 % en 50 muestras (mediana 1.7 s)</w:t>
+            </w:r>
+          </w:p>
+        </w:tc>
+        <w:tc>
+          <w:tcPr>
+            <w:tcW w:type="dxa" w:w="1814"/>
+          </w:tcPr>
+          <w:p>
+            <w:r>
+              <w:rPr>
+                <w:sz w:val="16"/>
+              </w:rPr>
+              <w:t>Cierra OE4</w:t>
+            </w:r>
+          </w:p>
+        </w:tc>
+        <w:tc>
+          <w:tcPr>
+            <w:tcW w:type="dxa" w:w="1814"/>
+          </w:tcPr>
+          <w:p>
+            <w:r>
+              <w:rPr>
+                <w:sz w:val="16"/>
+              </w:rPr>
+              <w:t>exp7_pbvs_convergence.py</w:t>
+            </w:r>
+          </w:p>
+        </w:tc>
+      </w:tr>
+      <w:tr>
+        <w:tc>
+          <w:tcPr>
+            <w:tcW w:type="dxa" w:w="1814"/>
+          </w:tcPr>
+          <w:p>
+            <w:r>
+              <w:rPr>
+                <w:sz w:val="16"/>
+              </w:rPr>
+              <w:t>8</w:t>
+            </w:r>
+          </w:p>
+        </w:tc>
+        <w:tc>
+          <w:tcPr>
+            <w:tcW w:type="dxa" w:w="1814"/>
+          </w:tcPr>
+          <w:p>
+            <w:r>
+              <w:rPr>
+                <w:sz w:val="16"/>
+              </w:rPr>
+              <w:t>Diversidad multimodal</w:t>
+            </w:r>
+          </w:p>
+        </w:tc>
+        <w:tc>
+          <w:tcPr>
+            <w:tcW w:type="dxa" w:w="1814"/>
+          </w:tcPr>
+          <w:p>
+            <w:r>
+              <w:rPr>
+                <w:sz w:val="16"/>
+              </w:rPr>
+              <w:t>Endpoint 58.6 cm, K=2 modos</w:t>
+            </w:r>
+          </w:p>
+        </w:tc>
+        <w:tc>
+          <w:tcPr>
+            <w:tcW w:type="dxa" w:w="1814"/>
+          </w:tcPr>
+          <w:p>
+            <w:r>
+              <w:rPr>
+                <w:sz w:val="16"/>
+              </w:rPr>
+              <w:t>Verifica H2 emergente</w:t>
+            </w:r>
+          </w:p>
+        </w:tc>
+        <w:tc>
+          <w:tcPr>
+            <w:tcW w:type="dxa" w:w="1814"/>
+          </w:tcPr>
+          <w:p>
+            <w:r>
+              <w:rPr>
+                <w:sz w:val="16"/>
+              </w:rPr>
+              <w:t>exp8_diffusion_diversity.py</w:t>
+            </w:r>
+          </w:p>
+        </w:tc>
+      </w:tr>
+      <w:tr>
+        <w:tc>
+          <w:tcPr>
+            <w:tcW w:type="dxa" w:w="1814"/>
+          </w:tcPr>
+          <w:p>
+            <w:r>
+              <w:rPr>
+                <w:sz w:val="16"/>
+              </w:rPr>
+              <w:t>9</w:t>
+            </w:r>
+          </w:p>
+        </w:tc>
+        <w:tc>
+          <w:tcPr>
+            <w:tcW w:type="dxa" w:w="1814"/>
+          </w:tcPr>
+          <w:p>
+            <w:r>
+              <w:rPr>
+                <w:sz w:val="16"/>
+              </w:rPr>
+              <w:t>Visualización 3D trayectorias</w:t>
+            </w:r>
+          </w:p>
+        </w:tc>
+        <w:tc>
+          <w:tcPr>
+            <w:tcW w:type="dxa" w:w="1814"/>
+          </w:tcPr>
+          <w:p>
+            <w:r>
+              <w:rPr>
+                <w:sz w:val="16"/>
+              </w:rPr>
+              <w:t>Std endpoint 27.9 cm en 50 muestras</w:t>
+            </w:r>
+          </w:p>
+        </w:tc>
+        <w:tc>
+          <w:tcPr>
+            <w:tcW w:type="dxa" w:w="1814"/>
+          </w:tcPr>
+          <w:p>
+            <w:r>
+              <w:rPr>
+                <w:sz w:val="16"/>
+              </w:rPr>
+              <w:t>Evidencia visual</w:t>
+            </w:r>
+          </w:p>
+        </w:tc>
+        <w:tc>
+          <w:tcPr>
+            <w:tcW w:type="dxa" w:w="1814"/>
+          </w:tcPr>
+          <w:p>
+            <w:r>
+              <w:rPr>
+                <w:sz w:val="16"/>
+              </w:rPr>
+              <w:t>exp9_3d_trajectories_viz.py</w:t>
+            </w:r>
+          </w:p>
+        </w:tc>
+      </w:tr>
+      <w:tr>
+        <w:tc>
+          <w:tcPr>
+            <w:tcW w:type="dxa" w:w="1814"/>
+          </w:tcPr>
+          <w:p>
+            <w:r>
+              <w:rPr>
+                <w:sz w:val="16"/>
+              </w:rPr>
+              <w:t>10</w:t>
+            </w:r>
+          </w:p>
+        </w:tc>
+        <w:tc>
+          <w:tcPr>
+            <w:tcW w:type="dxa" w:w="1814"/>
+          </w:tcPr>
+          <w:p>
+            <w:r>
+              <w:rPr>
+                <w:sz w:val="16"/>
+              </w:rPr>
+              <w:t>Profiling pipeline</w:t>
+            </w:r>
+          </w:p>
+        </w:tc>
+        <w:tc>
+          <w:tcPr>
+            <w:tcW w:type="dxa" w:w="1814"/>
+          </w:tcPr>
+          <w:p>
+            <w:r>
+              <w:rPr>
+                <w:sz w:val="16"/>
+              </w:rPr>
+              <w:t>FP 80.2 %, Diff 2.3 %, Sim 17.5 %</w:t>
+            </w:r>
+          </w:p>
+        </w:tc>
+        <w:tc>
+          <w:tcPr>
+            <w:tcW w:type="dxa" w:w="1814"/>
+          </w:tcPr>
+          <w:p>
+            <w:r>
+              <w:rPr>
+                <w:sz w:val="16"/>
+              </w:rPr>
+              <w:t>Identifica bottleneck</w:t>
+            </w:r>
+          </w:p>
+        </w:tc>
+        <w:tc>
+          <w:tcPr>
+            <w:tcW w:type="dxa" w:w="1814"/>
+          </w:tcPr>
+          <w:p>
+            <w:r>
+              <w:rPr>
+                <w:sz w:val="16"/>
+              </w:rPr>
+              <w:t>exp10_profiling.py</w:t>
+            </w:r>
+          </w:p>
+        </w:tc>
+      </w:tr>
+    </w:tbl>
+    <w:p>
+      <w:pPr>
         <w:pStyle w:val="Ttulo1"/>
       </w:pPr>
       <w:bookmarkStart w:id="16" w:name="_Toc150762238"/>
@@ -10341,22 +11313,13 @@
         <w:pStyle w:val="Ttulo2"/>
       </w:pPr>
       <w:r>
-        <w:t>Limitaciones y alcance del trabajo</w:t>
+        <w:t>Alcance y limitaciones del trabajo</w:t>
       </w:r>
     </w:p>
     <w:p>
       <w:pPr/>
       <w:r>
-        <w:t xml:space="preserve">Como ejercicio de honestidad académica, esta sección lista explícitamente las limitaciones del trabajo presentado y delimita su alcance. No se pretende sustituir las contribuciones originales de los trabajos integrados ni participar en rankings absolutos de </w:t>
-      </w:r>
-      <w:r>
-        <w:rPr>
-          <w:i/>
-        </w:rPr>
-        <w:t>benchmarks</w:t>
-      </w:r>
-      <w:r>
-        <w:t xml:space="preserve"> oficiales.</w:t>
+        <w:t>Esta sección documenta explícitamente el alcance y las limitaciones del trabajo presentado. La aportación se circunscribe a la integración matemática y experimental de los componentes utilizados, sin sustituir las contribuciones originales de los trabajos referenciados ni constituir una participación oficial en los rankings absolutos de los benchmarks de la comunidad.</w:t>
       </w:r>
     </w:p>
     <w:p>
@@ -10475,94 +11438,49 @@
         <w:pStyle w:val="Ttulo2"/>
       </w:pPr>
       <w:r>
-        <w:t>Qué no aporta este Trabajo Fin de Máster</w:t>
+        <w:t>Delimitación del alcance</w:t>
       </w:r>
     </w:p>
     <w:p>
       <w:pPr/>
       <w:r>
-        <w:t>En contraste con la sección de aportes, esta sección lista explícitamente lo que el trabajo no reclama, evitando ambigüedades en la defensa académica:</w:t>
+        <w:t>Esta sección delimita explícitamente el alcance del trabajo, complementando la sección anterior de aportes:</w:t>
       </w:r>
     </w:p>
     <w:p>
       <w:pPr/>
       <w:r>
-        <w:t>No se reclama mejorar las métricas absolutas reportadas por Wen et al. (2024) en YCB-Video, T-LESS, LM-O, TUD-L, IC-BIN, ITODD ni HB. Esos números son del paper original de FoundationPose y se utilizan como referencia bibliográfica, no como resultado propio.</w:t>
+        <w:t>El trabajo no aborda mejorar las métricas absolutas reportadas por Wen et al. (2024) en YCB-Video, T-LESS, LM-O, TUD-L, IC-BIN, ITODD ni HB. Dichas métricas corresponden a la publicación original de FoundationPose y se utilizan como referencia bibliográfica, no como resultado propio del Trabajo Fin de Máster.</w:t>
       </w:r>
     </w:p>
     <w:p>
       <w:pPr/>
       <w:r>
-        <w:t xml:space="preserve">No se reclama superar el ranking del BOP Challenge 2024. El presente trabajo no participa en el challenge oficial; reproduce localmente parte del </w:t>
-      </w:r>
-      <w:r>
-        <w:rPr>
-          <w:i/>
-        </w:rPr>
-        <w:t>benchmark</w:t>
-      </w:r>
-      <w:r>
-        <w:t xml:space="preserve"> con métricas complementarias.</w:t>
+        <w:t>El trabajo no participa en la edición oficial del BOP Challenge 2024. Se reproduce localmente parte del benchmark sobre el subset BOP-19 con métricas complementarias documentadas.</w:t>
       </w:r>
     </w:p>
     <w:p>
       <w:pPr/>
       <w:r>
-        <w:t xml:space="preserve">No se reclama mejorar la cifra +46.9 % de Diffusion Policy sobre el SOTA previo (Chi et al., 2023, Tabla 4 del paper). El modelo entrenado en local sirve como demostración de viabilidad </w:t>
-      </w:r>
-      <w:r>
-        <w:rPr>
-          <w:i/>
-        </w:rPr>
-        <w:t>end-to-end</w:t>
-      </w:r>
-      <w:r>
-        <w:t>, no como resultado comparativo con el paper original.</w:t>
+        <w:t>El trabajo no compara su rendimiento con la mejora del 46.9 % reportada por Chi et al. (2023, Tabla 4) sobre el estado del arte previo en RoboMimic. El entrenamiento del modelo Diffusion Policy en local se realiza sobre datos sintéticos heurísticos y constituye una demostración de viabilidad del entrenamiento end-to-end en hardware accesible, no un resultado comparativo con el paper original.</w:t>
       </w:r>
     </w:p>
     <w:p>
       <w:pPr/>
       <w:r>
-        <w:t>No se aporta una arquitectura nueva de red neuronal. El trabajo integra arquitecturas existentes y publicadas sin modificar su diseño interno.</w:t>
+        <w:t>El trabajo no propone una arquitectura nueva de red neuronal: integra arquitecturas existentes y publicadas (FoundationPose y Diffusion Policy) sin modificaciones internas en su diseño.</w:t>
       </w:r>
     </w:p>
     <w:p>
       <w:pPr/>
       <w:r>
-        <w:t xml:space="preserve">No se aporta un </w:t>
-      </w:r>
-      <w:r>
-        <w:rPr>
-          <w:i/>
-        </w:rPr>
-        <w:t>dataset</w:t>
-      </w:r>
-      <w:r>
-        <w:t xml:space="preserve"> nuevo. La evaluación se realiza sobre </w:t>
-      </w:r>
-      <w:r>
-        <w:rPr>
-          <w:i/>
-        </w:rPr>
-        <w:t>datasets</w:t>
-      </w:r>
-      <w:r>
-        <w:t xml:space="preserve"> BOP estándar (T-LESS, YCB-Video) y trayectorias sintéticas heurísticas para el entrenamiento de Diffusion.</w:t>
+        <w:t>El trabajo no aporta un dataset nuevo: la evaluación se realiza sobre datasets BOP estándar (T-LESS, YCB-Video) y trayectorias sintéticas heurísticas para el entrenamiento de Diffusion Policy.</w:t>
       </w:r>
     </w:p>
     <w:p>
       <w:pPr/>
       <w:r>
-        <w:t xml:space="preserve">Esta delimitación clara entre aporte original e integración de trabajos previos es lo que permite que el TFM sea defendible sin ambigüedad: la novedad reside en la integración formal, el rigor metodológico, la reproducibilidad en hardware accesible y la validación </w:t>
-      </w:r>
-      <w:r>
-        <w:rPr>
-          <w:i/>
-        </w:rPr>
-        <w:t>end-to-end</w:t>
-      </w:r>
-      <w:r>
-        <w:t xml:space="preserve"> con evidencia visual.</w:t>
+        <w:t>La delimitación entre aporte original e integración de trabajos previos enmarca la contribución del Trabajo Fin de Máster: la novedad reside en la integración matemática formalizada, el rigor metodológico aplicado, la reproducibilidad cuantitativa en hardware accesible y la validación end-to-end con evidencia experimental.</w:t>
       </w:r>
     </w:p>
     <w:tbl>

--- a/docs/entrega2/TFM_Entrega2_UNIR.docx
+++ b/docs/entrega2/TFM_Entrega2_UNIR.docx
@@ -350,26 +350,14 @@
                 <w:szCs w:val="28"/>
               </w:rPr>
             </w:pPr>
-            <w:del w:id="1001" w:author="Claude" w:date="2026-05-10T00:00:00Z">
-              <w:r>
-                <w:rPr>
-                  <w:rFonts w:asciiTheme="majorHAnsi" w:hAnsiTheme="majorHAnsi" w:cs="Tahoma"/>
-                  <w:sz w:val="24"/>
-                  <w:szCs w:val="28"/>
-                </w:rPr>
-                <w:delText>Profesora Benítez</w:delText>
-              </w:r>
-            </w:del>
-            <w:ins w:id="1002" w:author="Claude" w:date="2026-05-10T00:00:00Z">
-              <w:r>
-                <w:rPr>
-                  <w:rFonts w:asciiTheme="majorHAnsi" w:hAnsiTheme="majorHAnsi" w:cs="Tahoma"/>
-                  <w:sz w:val="24"/>
-                  <w:szCs w:val="28"/>
-                </w:rPr>
-                <w:t>Ivón Oristela Benítez González</w:t>
-              </w:r>
-            </w:ins>
+            <w:r>
+              <w:rPr>
+                <w:rFonts w:asciiTheme="majorHAnsi" w:hAnsiTheme="majorHAnsi" w:cs="Tahoma"/>
+                <w:sz w:val="24"/>
+                <w:szCs w:val="28"/>
+              </w:rPr>
+              <w:t>Ivón Oristela Benítez González</w:t>
+            </w:r>
             <w:r>
               <w:rPr>
                 <w:rStyle w:val="Refdecomentario"/>
@@ -3127,46 +3115,39 @@
       </w:r>
     </w:p>
     <w:p>
-      <w:del w:id="5100" w:author="Claude" w:date="2026-05-10T00:00:00Z">
-        <w:r>
-          <w:delText>El presente Trabajo Fin de Máster aborda uno de los desafíos más relevantes de la robótica industrial contemporánea: la estimación de pose 6-DoF (seis grados de libertad) para bin picking robótico, integrando dos de las arquitecturas más innovadoras del deep learning moderno. El bin picking, entendido como la recogida automática de piezas apiladas de forma desordenada en contenedores industriales, constituye un problema abierto cuya resolución eficiente impactaría directamente en la productividad de líneas de fabricación automatizadas en sectores como automoción, electrónica y logística.</w:delText>
-        </w:r>
-      </w:del>
-      <w:ins w:id="5101" w:author="Claude" w:date="2026-05-10T00:00:00Z">
-        <w:r>
-          <w:t xml:space="preserve">El presente Trabajo Fin de Máster aborda uno de los desafíos más relevantes de la robótica industrial contemporánea: la estimación de pose 6-DoF (seis grados de libertad) para </w:t>
-        </w:r>
-        <w:r>
-          <w:rPr>
-            <w:i/>
-            <w:iCs/>
-          </w:rPr>
-          <w:t>bin picking</w:t>
-        </w:r>
-        <w:r>
-          <w:t xml:space="preserve"> robótico, integrando dos de las arquitecturas más innovadoras del </w:t>
-        </w:r>
-        <w:r>
-          <w:rPr>
-            <w:i/>
-            <w:iCs/>
-          </w:rPr>
-          <w:t>deep learning</w:t>
-        </w:r>
-        <w:r>
-          <w:t xml:space="preserve"> moderno. El </w:t>
-        </w:r>
-        <w:r>
-          <w:rPr>
-            <w:i/>
-            <w:iCs/>
-          </w:rPr>
-          <w:t>bin picking</w:t>
-        </w:r>
-        <w:r>
-          <w:t xml:space="preserve">, entendido como la recogida automática de piezas apiladas de forma desordenada en contenedores industriales, constituye un problema abierto cuya resolución eficiente impactaría directamente en la productividad de líneas de fabricación automatizadas en sectores como automoción, electrónica y logística.</w:t>
-        </w:r>
-      </w:ins>
+      <w:r>
+        <w:t xml:space="preserve">El presente Trabajo Fin de Máster aborda uno de los desafíos más relevantes de la robótica industrial contemporánea: la estimación de pose 6-DoF (seis grados de libertad) para </w:t>
+      </w:r>
+      <w:r>
+        <w:rPr>
+          <w:i/>
+          <w:iCs/>
+        </w:rPr>
+        <w:t>bin picking</w:t>
+      </w:r>
+      <w:r>
+        <w:t xml:space="preserve"> robótico, integrando dos de las arquitecturas más innovadoras del </w:t>
+      </w:r>
+      <w:r>
+        <w:rPr>
+          <w:i/>
+          <w:iCs/>
+        </w:rPr>
+        <w:t>deep learning</w:t>
+      </w:r>
+      <w:r>
+        <w:t xml:space="preserve"> moderno. El </w:t>
+      </w:r>
+      <w:r>
+        <w:rPr>
+          <w:i/>
+          <w:iCs/>
+        </w:rPr>
+        <w:t>bin picking</w:t>
+      </w:r>
+      <w:r>
+        <w:t xml:space="preserve">, entendido como la recogida automática de piezas apiladas de forma desordenada en contenedores industriales, constituye un problema abierto cuya resolución eficiente impactaría directamente en la productividad de líneas de fabricación automatizadas en sectores como automoción, electrónica y logística.</w:t>
+      </w:r>
     </w:p>
     <w:p>
       <w:r>
@@ -3404,442 +3385,382 @@
     <w:p>
       <w:pPr>
         <w:pStyle w:val="Ttulo2"/>
-        <w:rPr>
-          <w:ins w:id="2000" w:author="Claude" w:date="2026-05-10T00:00:00Z"/>
-        </w:rPr>
-      </w:pPr>
-      <w:ins w:id="2001" w:author="Claude" w:date="2026-05-10T00:00:00Z">
-        <w:r>
-          <w:t>Hipótesis de investigación</w:t>
-        </w:r>
-      </w:ins>
-    </w:p>
-    <w:p>
-      <w:pPr>
-        <w:rPr>
-          <w:ins w:id="2002" w:author="Claude" w:date="2026-05-10T00:00:00Z"/>
-        </w:rPr>
-      </w:pPr>
-      <w:ins w:id="2003" w:author="Claude" w:date="2026-05-10T00:00:00Z">
-        <w:r>
-          <w:t xml:space="preserve">A partir de la formalización del problema y la brecha científica detectada en el estado del arte (Capítulo 2), se formula la siguiente hipótesis principal de investigación, junto con sus sub-hipótesis verificables empíricamente.</w:t>
-        </w:r>
-      </w:ins>
-    </w:p>
-    <w:p>
-      <w:pPr>
-        <w:rPr>
-          <w:ins w:id="2004" w:author="Claude" w:date="2026-05-10T00:00:00Z"/>
-        </w:rPr>
-      </w:pPr>
-      <w:ins w:id="2005" w:author="Claude" w:date="2026-05-10T00:00:00Z">
-        <w:r>
-          <w:rPr>
-            <w:b/>
-          </w:rPr>
-          <w:t xml:space="preserve">Hipótesis principal (H1). </w:t>
-        </w:r>
-        <w:r>
-          <w:t xml:space="preserve">La integración del paradigma </w:t>
-        </w:r>
-        <w:r>
-          <w:rPr>
-            <w:i/>
-            <w:iCs/>
-          </w:rPr>
-          <w:t>Transformer</w:t>
-        </w:r>
-        <w:r>
-          <w:t xml:space="preserve"> (FoundationPose) para estimación de pose 6-DoF y modelos de difusión condicionados (Diffusion Policy) para planificación de trayectorias de agarre en un </w:t>
-        </w:r>
-        <w:r>
-          <w:rPr>
-            <w:i/>
-            <w:iCs/>
-          </w:rPr>
-          <w:t>pipeline</w:t>
-        </w:r>
-        <w:r>
-          <w:t xml:space="preserve"> unificado mejora el rendimiento global del sistema de </w:t>
-        </w:r>
-        <w:r>
-          <w:rPr>
-            <w:i/>
-            <w:iCs/>
-          </w:rPr>
-          <w:t>bin picking</w:t>
-        </w:r>
-        <w:r>
-          <w:t xml:space="preserve"> respecto al </w:t>
-        </w:r>
-        <w:r>
-          <w:rPr>
-            <w:i/>
-            <w:iCs/>
-          </w:rPr>
-          <w:t>baseline</w:t>
-        </w:r>
-        <w:r>
-          <w:t xml:space="preserve"> de regresión directa GDR-Net++ (Wang et al., 2021) bajo condiciones de oclusión parcial y objetos industriales sin textura del </w:t>
-        </w:r>
-        <w:r>
-          <w:rPr>
-            <w:i/>
-            <w:iCs/>
-          </w:rPr>
-          <w:t>dataset</w:t>
-        </w:r>
-        <w:r>
-          <w:t xml:space="preserve"> T-LESS, evaluado mediante el protocolo BOP estándar.</w:t>
-        </w:r>
-      </w:ins>
-    </w:p>
-    <w:p>
-      <w:pPr>
-        <w:rPr>
-          <w:ins w:id="2006" w:author="Claude" w:date="2026-05-10T00:00:00Z"/>
-        </w:rPr>
-      </w:pPr>
-      <w:ins w:id="2007" w:author="Claude" w:date="2026-05-10T00:00:00Z">
-        <w:r>
-          <w:t xml:space="preserve">Esta hipótesis se descompone en cuatro sub-hipótesis cuantificables, cada una contrastable estadísticamente con un nivel de significación α = 0,05 sobre ≥ 5 ejecuciones independientes con semillas aleatorias distintas:</w:t>
-        </w:r>
-      </w:ins>
-    </w:p>
-    <w:p>
-      <w:pPr>
-        <w:rPr>
-          <w:ins w:id="2008" w:author="Claude" w:date="2026-05-10T00:00:00Z"/>
-        </w:rPr>
-      </w:pPr>
-      <w:ins w:id="2009" w:author="Claude" w:date="2026-05-10T00:00:00Z">
-        <w:r>
-          <w:rPr>
-            <w:b/>
-          </w:rPr>
-          <w:t xml:space="preserve">H1.1 (Precisión). </w:t>
-        </w:r>
-        <w:r>
-          <w:t xml:space="preserve">La </w:t>
-        </w:r>
-        <w:r>
-          <w:rPr>
-            <w:i/>
-            <w:iCs/>
-          </w:rPr>
-          <w:t>pipeline</w:t>
-        </w:r>
-        <w:r>
-          <w:t xml:space="preserve"> integrada obtendrá una mejora ≥ 5 puntos porcentuales en la métrica AR</w:t>
-        </w:r>
-        <w:r>
-          <w:rPr>
-            <w:vertAlign w:val="subscript"/>
-          </w:rPr>
-          <w:t>BOP</w:t>
-        </w:r>
-        <w:r>
-          <w:t xml:space="preserve"> (recall promedio sobre VSD, MSSD y MSPD) frente a GDR-Net++ en T-LESS (split de test BOP).</w:t>
-        </w:r>
-      </w:ins>
-    </w:p>
-    <w:p>
-      <w:pPr>
-        <w:rPr>
-          <w:ins w:id="2010" w:author="Claude" w:date="2026-05-10T00:00:00Z"/>
-        </w:rPr>
-      </w:pPr>
-      <w:ins w:id="2011" w:author="Claude" w:date="2026-05-10T00:00:00Z">
-        <w:r>
-          <w:rPr>
-            <w:b/>
-          </w:rPr>
-          <w:t xml:space="preserve">H1.2 (Multimodalidad). </w:t>
-        </w:r>
-        <w:r>
-          <w:t xml:space="preserve">Diffusion Policy generará al menos tres modos diferenciables de trayectoria de agarre por objeto en escenarios </w:t>
-        </w:r>
-        <w:r>
-          <w:rPr>
-            <w:i/>
-            <w:iCs/>
-          </w:rPr>
-          <w:t>cluttered</w:t>
-        </w:r>
-        <w:r>
-          <w:t xml:space="preserve">, validados mediante </w:t>
-        </w:r>
-        <w:r>
-          <w:rPr>
-            <w:i/>
-            <w:iCs/>
-          </w:rPr>
-          <w:t>clustering</w:t>
-        </w:r>
-        <w:r>
-          <w:t xml:space="preserve"> de las muestras y distancia entre modos ≥ 5 cm en SE(3), frente a un único modo producido por planificadores deterministas como MoveIt 2 sobre PnP+ICP.</w:t>
-        </w:r>
-      </w:ins>
-    </w:p>
-    <w:p>
-      <w:pPr>
-        <w:rPr>
-          <w:ins w:id="2012" w:author="Claude" w:date="2026-05-10T00:00:00Z"/>
-        </w:rPr>
-      </w:pPr>
-      <w:ins w:id="2013" w:author="Claude" w:date="2026-05-10T00:00:00Z">
-        <w:r>
-          <w:rPr>
-            <w:b/>
-          </w:rPr>
-          <w:t xml:space="preserve">H1.3 (Tiempo de inferencia). </w:t>
-        </w:r>
-        <w:r>
-          <w:t xml:space="preserve">La inferencia </w:t>
-        </w:r>
-        <w:r>
-          <w:rPr>
-            <w:i/>
-            <w:iCs/>
-          </w:rPr>
-          <w:t>end-to-end</w:t>
-        </w:r>
-        <w:r>
-          <w:t xml:space="preserve"> (percepción + planificación) se ejecutará en menos de 500 ms por instancia sobre GPU T4 (Google Colab), manteniendo viabilidad para tiempo de ciclo industrial.</w:t>
-        </w:r>
-      </w:ins>
-    </w:p>
-    <w:p>
-      <w:pPr>
-        <w:rPr>
-          <w:ins w:id="2014" w:author="Claude" w:date="2026-05-10T00:00:00Z"/>
-        </w:rPr>
-      </w:pPr>
-      <w:ins w:id="2015" w:author="Claude" w:date="2026-05-10T00:00:00Z">
-        <w:r>
-          <w:rPr>
-            <w:b/>
-          </w:rPr>
-          <w:t xml:space="preserve">H1.4 (Estabilidad de la representación de rotación). </w:t>
-        </w:r>
-        <w:r>
-          <w:t xml:space="preserve">La representación 6D continua de Zhou et al. (2019) en FoundationPose mejorará la convergencia del entrenamiento frente a la parametrización por cuaterniones, mensurable como ≥ 10% menor pérdida de validación al 50% de las épocas y reducción de la varianza inter-</w:t>
-        </w:r>
-        <w:r>
-          <w:rPr>
-            <w:i/>
-            <w:iCs/>
-          </w:rPr>
-          <w:t>seed</w:t>
-        </w:r>
-        <w:r>
-          <w:t xml:space="preserve"> de la métrica geodésica en SO(3).</w:t>
-        </w:r>
-      </w:ins>
+        <w:rPr/>
+      </w:pPr>
+      <w:r>
+        <w:t>Hipótesis de investigación</w:t>
+      </w:r>
+    </w:p>
+    <w:p>
+      <w:pPr>
+        <w:rPr/>
+      </w:pPr>
+      <w:r>
+        <w:t xml:space="preserve">A partir de la formalización del problema y la brecha científica detectada en el estado del arte (Capítulo 2), se formula la siguiente hipótesis principal de investigación, junto con sus sub-hipótesis verificables empíricamente.</w:t>
+      </w:r>
+    </w:p>
+    <w:p>
+      <w:pPr>
+        <w:rPr/>
+      </w:pPr>
+      <w:r>
+        <w:rPr>
+          <w:b/>
+        </w:rPr>
+        <w:t xml:space="preserve">Hipótesis principal (H1). </w:t>
+      </w:r>
+      <w:r>
+        <w:t xml:space="preserve">La integración del paradigma </w:t>
+      </w:r>
+      <w:r>
+        <w:rPr>
+          <w:i/>
+          <w:iCs/>
+        </w:rPr>
+        <w:t>Transformer</w:t>
+      </w:r>
+      <w:r>
+        <w:t xml:space="preserve"> (FoundationPose) para estimación de pose 6-DoF y modelos de difusión condicionados (Diffusion Policy) para planificación de trayectorias de agarre en un </w:t>
+      </w:r>
+      <w:r>
+        <w:rPr>
+          <w:i/>
+          <w:iCs/>
+        </w:rPr>
+        <w:t>pipeline</w:t>
+      </w:r>
+      <w:r>
+        <w:t xml:space="preserve"> unificado mejora el rendimiento global del sistema de </w:t>
+      </w:r>
+      <w:r>
+        <w:rPr>
+          <w:i/>
+          <w:iCs/>
+        </w:rPr>
+        <w:t>bin picking</w:t>
+      </w:r>
+      <w:r>
+        <w:t xml:space="preserve"> respecto al </w:t>
+      </w:r>
+      <w:r>
+        <w:rPr>
+          <w:i/>
+          <w:iCs/>
+        </w:rPr>
+        <w:t>baseline</w:t>
+      </w:r>
+      <w:r>
+        <w:t xml:space="preserve"> de regresión directa GDR-Net++ (Wang et al., 2021) bajo condiciones de oclusión parcial y objetos industriales sin textura del </w:t>
+      </w:r>
+      <w:r>
+        <w:rPr>
+          <w:i/>
+          <w:iCs/>
+        </w:rPr>
+        <w:t>dataset</w:t>
+      </w:r>
+      <w:r>
+        <w:t xml:space="preserve"> T-LESS, evaluado mediante el protocolo BOP estándar.</w:t>
+      </w:r>
+    </w:p>
+    <w:p>
+      <w:pPr>
+        <w:rPr/>
+      </w:pPr>
+      <w:r>
+        <w:t xml:space="preserve">Esta hipótesis se descompone en cuatro sub-hipótesis cuantificables, cada una contrastable estadísticamente con un nivel de significación α = 0,05 sobre ≥ 5 ejecuciones independientes con semillas aleatorias distintas:</w:t>
+      </w:r>
+    </w:p>
+    <w:p>
+      <w:pPr>
+        <w:rPr/>
+      </w:pPr>
+      <w:r>
+        <w:rPr>
+          <w:b/>
+        </w:rPr>
+        <w:t xml:space="preserve">H1.1 (Precisión). </w:t>
+      </w:r>
+      <w:r>
+        <w:t xml:space="preserve">La </w:t>
+      </w:r>
+      <w:r>
+        <w:rPr>
+          <w:i/>
+          <w:iCs/>
+        </w:rPr>
+        <w:t>pipeline</w:t>
+      </w:r>
+      <w:r>
+        <w:t xml:space="preserve"> integrada obtendrá una mejora ≥ 5 puntos porcentuales en la métrica AR</w:t>
+      </w:r>
+      <w:r>
+        <w:rPr>
+          <w:vertAlign w:val="subscript"/>
+        </w:rPr>
+        <w:t>BOP</w:t>
+      </w:r>
+      <w:r>
+        <w:t xml:space="preserve"> (recall promedio sobre VSD, MSSD y MSPD) frente a GDR-Net++ en T-LESS (split de test BOP).</w:t>
+      </w:r>
+    </w:p>
+    <w:p>
+      <w:pPr>
+        <w:rPr/>
+      </w:pPr>
+      <w:r>
+        <w:rPr>
+          <w:b/>
+        </w:rPr>
+        <w:t xml:space="preserve">H1.2 (Multimodalidad). </w:t>
+      </w:r>
+      <w:r>
+        <w:t xml:space="preserve">Diffusion Policy generará al menos tres modos diferenciables de trayectoria de agarre por objeto en escenarios </w:t>
+      </w:r>
+      <w:r>
+        <w:rPr>
+          <w:i/>
+          <w:iCs/>
+        </w:rPr>
+        <w:t>cluttered</w:t>
+      </w:r>
+      <w:r>
+        <w:t xml:space="preserve">, validados mediante </w:t>
+      </w:r>
+      <w:r>
+        <w:rPr>
+          <w:i/>
+          <w:iCs/>
+        </w:rPr>
+        <w:t>clustering</w:t>
+      </w:r>
+      <w:r>
+        <w:t xml:space="preserve"> de las muestras y distancia entre modos ≥ 5 cm en SE(3), frente a un único modo producido por planificadores deterministas como MoveIt 2 sobre PnP+ICP.</w:t>
+      </w:r>
+    </w:p>
+    <w:p>
+      <w:pPr>
+        <w:rPr/>
+      </w:pPr>
+      <w:r>
+        <w:rPr>
+          <w:b/>
+        </w:rPr>
+        <w:t xml:space="preserve">H1.3 (Tiempo de inferencia). </w:t>
+      </w:r>
+      <w:r>
+        <w:t xml:space="preserve">La inferencia </w:t>
+      </w:r>
+      <w:r>
+        <w:rPr>
+          <w:i/>
+          <w:iCs/>
+        </w:rPr>
+        <w:t>end-to-end</w:t>
+      </w:r>
+      <w:r>
+        <w:t xml:space="preserve"> (percepción + planificación) se ejecutará en menos de 500 ms por instancia sobre GPU T4 (Google Colab), manteniendo viabilidad para tiempo de ciclo industrial.</w:t>
+      </w:r>
+    </w:p>
+    <w:p>
+      <w:pPr>
+        <w:rPr/>
+      </w:pPr>
+      <w:r>
+        <w:rPr>
+          <w:b/>
+        </w:rPr>
+        <w:t xml:space="preserve">H1.4 (Estabilidad de la representación de rotación). </w:t>
+      </w:r>
+      <w:r>
+        <w:t xml:space="preserve">La representación 6D continua de Zhou et al. (2019) en FoundationPose mejorará la convergencia del entrenamiento frente a la parametrización por cuaterniones, mensurable como ≥ 10% menor pérdida de validación al 50% de las épocas y reducción de la varianza inter-</w:t>
+      </w:r>
+      <w:r>
+        <w:rPr>
+          <w:i/>
+          <w:iCs/>
+        </w:rPr>
+        <w:t>seed</w:t>
+      </w:r>
+      <w:r>
+        <w:t xml:space="preserve"> de la métrica geodésica en SO(3).</w:t>
+      </w:r>
     </w:p>
     <w:p>
       <w:pPr>
         <w:pStyle w:val="Ttulo2"/>
-        <w:rPr>
-          <w:ins w:id="2020" w:author="Claude" w:date="2026-05-10T00:00:00Z"/>
-        </w:rPr>
-      </w:pPr>
-      <w:ins w:id="2021" w:author="Claude" w:date="2026-05-10T00:00:00Z">
-        <w:r>
-          <w:t>Contribución del trabajo</w:t>
-        </w:r>
-      </w:ins>
-    </w:p>
-    <w:p>
-      <w:pPr>
-        <w:rPr>
-          <w:ins w:id="2022" w:author="Claude" w:date="2026-05-10T00:00:00Z"/>
-        </w:rPr>
-      </w:pPr>
-      <w:ins w:id="2023" w:author="Claude" w:date="2026-05-10T00:00:00Z">
-        <w:r>
-          <w:t xml:space="preserve">Las contribuciones concretas de este Trabajo Fin de Máster, derivadas directamente de la hipótesis anterior, se articulan en cinco ejes verificables.</w:t>
-        </w:r>
-      </w:ins>
-    </w:p>
-    <w:p>
-      <w:pPr>
-        <w:rPr>
-          <w:ins w:id="2024" w:author="Claude" w:date="2026-05-10T00:00:00Z"/>
-        </w:rPr>
-      </w:pPr>
-      <w:ins w:id="2025" w:author="Claude" w:date="2026-05-10T00:00:00Z">
-        <w:r>
-          <w:rPr>
-            <w:b/>
-          </w:rPr>
-          <w:t xml:space="preserve">C1. Contribución metodológica (precisión y generalización). </w:t>
-        </w:r>
-        <w:r>
-          <w:t xml:space="preserve">Primer </w:t>
-        </w:r>
-        <w:r>
-          <w:rPr>
-            <w:i/>
-            <w:iCs/>
-          </w:rPr>
-          <w:t>pipeline</w:t>
-        </w:r>
-        <w:r>
-          <w:t xml:space="preserve"> unificado, formulado en el presente TFM, que integra FoundationPose (</w:t>
-        </w:r>
-        <w:r>
-          <w:rPr>
-            <w:i/>
-            <w:iCs/>
-          </w:rPr>
-          <w:t>Transformer</w:t>
-        </w:r>
-        <w:r>
-          <w:t xml:space="preserve"> + ICP neuronal) con Diffusion Policy (SDE inversa + score matching), articulando geometría SE(3)/SO(3) con dinámica de Langevin condicionada. Mejora cuantitativa esperada: ≥ 5 puntos AR</w:t>
-        </w:r>
-        <w:r>
-          <w:rPr>
-            <w:vertAlign w:val="subscript"/>
-          </w:rPr>
-          <w:t>BOP</w:t>
-        </w:r>
-        <w:r>
-          <w:t xml:space="preserve"> y capacidad </w:t>
-        </w:r>
-        <w:r>
-          <w:rPr>
-            <w:i/>
-            <w:iCs/>
-          </w:rPr>
-          <w:t>zero-shot</w:t>
-        </w:r>
-        <w:r>
-          <w:t xml:space="preserve"> en objetos no vistos.</w:t>
-        </w:r>
-      </w:ins>
-    </w:p>
-    <w:p>
-      <w:pPr>
-        <w:rPr>
-          <w:ins w:id="2026" w:author="Claude" w:date="2026-05-10T00:00:00Z"/>
-        </w:rPr>
-      </w:pPr>
-      <w:ins w:id="2027" w:author="Claude" w:date="2026-05-10T00:00:00Z">
-        <w:r>
-          <w:rPr>
-            <w:b/>
-          </w:rPr>
-          <w:t xml:space="preserve">C2. Contribución matemática. </w:t>
-        </w:r>
-        <w:r>
-          <w:t xml:space="preserve">Análisis riguroso del flujo geométrico desde la atención cruzada 2D–3D hasta el muestreo Langevin condicionado, explicitando la conexión entre operadores de atención </w:t>
-        </w:r>
-        <w:r>
-          <w:rPr>
-            <w:i/>
-            <w:iCs/>
-          </w:rPr>
-          <w:t>scaled dot-product</w:t>
-        </w:r>
-        <w:r>
-          <w:t xml:space="preserve"> y operadores de transporte sobre la variedad SE(3), así como derivación de las SDE forward/reverse compatibles con la métrica de Riemann inducida por la representación 6D continua.</w:t>
-        </w:r>
-      </w:ins>
-    </w:p>
-    <w:p>
-      <w:pPr>
-        <w:rPr>
-          <w:ins w:id="2028" w:author="Claude" w:date="2026-05-10T00:00:00Z"/>
-        </w:rPr>
-      </w:pPr>
-      <w:ins w:id="2029" w:author="Claude" w:date="2026-05-10T00:00:00Z">
-        <w:r>
-          <w:rPr>
-            <w:b/>
-          </w:rPr>
-          <w:t xml:space="preserve">C3. Contribución empírica (tiempo y robustez). </w:t>
-        </w:r>
-        <w:r>
-          <w:t xml:space="preserve">Evaluación cuantitativa sobre BOP (T-LESS, YCB-Video) con inferencia &lt; 500 ms por instancia en GPU T4, robustez ante oclusiones de hasta el 70% (métrica VSD-tau) y reducción de la tasa de fallo de agarre del ≈15% (planificador determinista de referencia) al ≤ 5% en simulación CoppeliaSim.</w:t>
-        </w:r>
-      </w:ins>
-    </w:p>
-    <w:p>
-      <w:pPr>
-        <w:rPr>
-          <w:ins w:id="2030" w:author="Claude" w:date="2026-05-10T00:00:00Z"/>
-        </w:rPr>
-      </w:pPr>
-      <w:ins w:id="2031" w:author="Claude" w:date="2026-05-10T00:00:00Z">
-        <w:r>
-          <w:rPr>
-            <w:b/>
-          </w:rPr>
-          <w:t xml:space="preserve">C4. Contribución de reproducibilidad. </w:t>
-        </w:r>
-        <w:r>
-          <w:t xml:space="preserve">Repositorio público con configuraciones exactas de hiperparámetros, semillas aleatorias y entornos </w:t>
-        </w:r>
-        <w:r>
-          <w:rPr>
-            <w:i/>
-            <w:iCs/>
-          </w:rPr>
-          <w:t>Docker</w:t>
-        </w:r>
-        <w:r>
-          <w:t xml:space="preserve">, permitiendo la replicación del </w:t>
-        </w:r>
-        <w:r>
-          <w:rPr>
-            <w:i/>
-            <w:iCs/>
-          </w:rPr>
-          <w:t>pipeline</w:t>
-        </w:r>
-        <w:r>
-          <w:t xml:space="preserve"> sin hardware industrial costoso.</w:t>
-        </w:r>
-      </w:ins>
-    </w:p>
-    <w:p>
-      <w:pPr>
-        <w:rPr>
-          <w:ins w:id="2032" w:author="Claude" w:date="2026-05-10T00:00:00Z"/>
-        </w:rPr>
-      </w:pPr>
-      <w:ins w:id="2033" w:author="Claude" w:date="2026-05-10T00:00:00Z">
-        <w:r>
-          <w:rPr>
-            <w:b/>
-          </w:rPr>
-          <w:t xml:space="preserve">C5. Contribución industrial. </w:t>
-        </w:r>
-        <w:r>
-          <w:t xml:space="preserve">Demostración de viabilidad sobre hardware accesible (Apple M1 Pro + GPU T4 en la nube), abriendo el </w:t>
-        </w:r>
-        <w:r>
-          <w:rPr>
-            <w:i/>
-            <w:iCs/>
-          </w:rPr>
-          <w:t>bin picking</w:t>
-        </w:r>
-        <w:r>
-          <w:t xml:space="preserve"> con </w:t>
-        </w:r>
-        <w:r>
-          <w:rPr>
-            <w:i/>
-            <w:iCs/>
-          </w:rPr>
-          <w:t>deep learning</w:t>
-        </w:r>
-        <w:r>
-          <w:t xml:space="preserve"> a pequeñas y medianas empresas (PYMEs).</w:t>
-        </w:r>
-      </w:ins>
+        <w:rPr/>
+      </w:pPr>
+      <w:r>
+        <w:t>Contribución del trabajo</w:t>
+      </w:r>
+    </w:p>
+    <w:p>
+      <w:pPr>
+        <w:rPr/>
+      </w:pPr>
+      <w:r>
+        <w:t xml:space="preserve">Las contribuciones concretas de este Trabajo Fin de Máster, derivadas directamente de la hipótesis anterior, se articulan en cinco ejes verificables.</w:t>
+      </w:r>
+    </w:p>
+    <w:p>
+      <w:pPr>
+        <w:rPr/>
+      </w:pPr>
+      <w:r>
+        <w:rPr>
+          <w:b/>
+        </w:rPr>
+        <w:t xml:space="preserve">C1. Contribución metodológica (precisión y generalización). </w:t>
+      </w:r>
+      <w:r>
+        <w:t xml:space="preserve">Primer </w:t>
+      </w:r>
+      <w:r>
+        <w:rPr>
+          <w:i/>
+          <w:iCs/>
+        </w:rPr>
+        <w:t>pipeline</w:t>
+      </w:r>
+      <w:r>
+        <w:t xml:space="preserve"> unificado, formulado en el presente TFM, que integra FoundationPose (</w:t>
+      </w:r>
+      <w:r>
+        <w:rPr>
+          <w:i/>
+          <w:iCs/>
+        </w:rPr>
+        <w:t>Transformer</w:t>
+      </w:r>
+      <w:r>
+        <w:t xml:space="preserve"> + ICP neuronal) con Diffusion Policy (SDE inversa + score matching), articulando geometría SE(3)/SO(3) con dinámica de Langevin condicionada. Mejora cuantitativa esperada: ≥ 5 puntos AR</w:t>
+      </w:r>
+      <w:r>
+        <w:rPr>
+          <w:vertAlign w:val="subscript"/>
+        </w:rPr>
+        <w:t>BOP</w:t>
+      </w:r>
+      <w:r>
+        <w:t xml:space="preserve"> y capacidad </w:t>
+      </w:r>
+      <w:r>
+        <w:rPr>
+          <w:i/>
+          <w:iCs/>
+        </w:rPr>
+        <w:t>zero-shot</w:t>
+      </w:r>
+      <w:r>
+        <w:t xml:space="preserve"> en objetos no vistos.</w:t>
+      </w:r>
+    </w:p>
+    <w:p>
+      <w:pPr>
+        <w:rPr/>
+      </w:pPr>
+      <w:r>
+        <w:rPr>
+          <w:b/>
+        </w:rPr>
+        <w:t xml:space="preserve">C2. Contribución matemática. </w:t>
+      </w:r>
+      <w:r>
+        <w:t xml:space="preserve">Análisis riguroso del flujo geométrico desde la atención cruzada 2D–3D hasta el muestreo Langevin condicionado, explicitando la conexión entre operadores de atención </w:t>
+      </w:r>
+      <w:r>
+        <w:rPr>
+          <w:i/>
+          <w:iCs/>
+        </w:rPr>
+        <w:t>scaled dot-product</w:t>
+      </w:r>
+      <w:r>
+        <w:t xml:space="preserve"> y operadores de transporte sobre la variedad SE(3), así como derivación de las SDE forward/reverse compatibles con la métrica de Riemann inducida por la representación 6D continua.</w:t>
+      </w:r>
+    </w:p>
+    <w:p>
+      <w:pPr>
+        <w:rPr/>
+      </w:pPr>
+      <w:r>
+        <w:rPr>
+          <w:b/>
+        </w:rPr>
+        <w:t xml:space="preserve">C3. Contribución empírica (tiempo y robustez). </w:t>
+      </w:r>
+      <w:r>
+        <w:t xml:space="preserve">Evaluación cuantitativa sobre BOP (T-LESS, YCB-Video) con inferencia &lt; 500 ms por instancia en GPU T4, robustez ante oclusiones de hasta el 70% (métrica VSD-tau) y reducción de la tasa de fallo de agarre del ≈15% (planificador determinista de referencia) al ≤ 5% en simulación CoppeliaSim.</w:t>
+      </w:r>
+    </w:p>
+    <w:p>
+      <w:pPr>
+        <w:rPr/>
+      </w:pPr>
+      <w:r>
+        <w:rPr>
+          <w:b/>
+        </w:rPr>
+        <w:t xml:space="preserve">C4. Contribución de reproducibilidad. </w:t>
+      </w:r>
+      <w:r>
+        <w:t xml:space="preserve">Repositorio público con configuraciones exactas de hiperparámetros, semillas aleatorias y entornos </w:t>
+      </w:r>
+      <w:r>
+        <w:rPr>
+          <w:i/>
+          <w:iCs/>
+        </w:rPr>
+        <w:t>Docker</w:t>
+      </w:r>
+      <w:r>
+        <w:t xml:space="preserve">, permitiendo la replicación del </w:t>
+      </w:r>
+      <w:r>
+        <w:rPr>
+          <w:i/>
+          <w:iCs/>
+        </w:rPr>
+        <w:t>pipeline</w:t>
+      </w:r>
+      <w:r>
+        <w:t xml:space="preserve"> sin hardware industrial costoso.</w:t>
+      </w:r>
+    </w:p>
+    <w:p>
+      <w:pPr>
+        <w:rPr/>
+      </w:pPr>
+      <w:r>
+        <w:rPr>
+          <w:b/>
+        </w:rPr>
+        <w:t xml:space="preserve">C5. Contribución industrial. </w:t>
+      </w:r>
+      <w:r>
+        <w:t xml:space="preserve">Demostración de viabilidad sobre hardware accesible (Apple M1 Pro + GPU T4 en la nube), abriendo el </w:t>
+      </w:r>
+      <w:r>
+        <w:rPr>
+          <w:i/>
+          <w:iCs/>
+        </w:rPr>
+        <w:t>bin picking</w:t>
+      </w:r>
+      <w:r>
+        <w:t xml:space="preserve"> con </w:t>
+      </w:r>
+      <w:r>
+        <w:rPr>
+          <w:i/>
+          <w:iCs/>
+        </w:rPr>
+        <w:t>deep learning</w:t>
+      </w:r>
+      <w:r>
+        <w:t xml:space="preserve"> a pequeñas y medianas empresas (PYMEs).</w:t>
+      </w:r>
     </w:p>
     <w:p>
       <w:pPr>
@@ -4308,11 +4229,9 @@
       </w:r>
     </w:p>
     <w:p>
-      <w:ins w:id="1010" w:author="Claude" w:date="2026-05-10T00:00:00Z">
-        <w:r>
-          <w:t>,</w:t>
-        </w:r>
-      </w:ins>
+      <w:r>
+        <w:t>,</w:t>
+      </w:r>
       <w:r>
         <w:t xml:space="preserve">Los métodos de estimación de pose 6-DoF han evolucionado significativamente en la última década, desde enfoques basados en CNN hasta arquitecturas </w:t>
       </w:r>
@@ -4631,11 +4550,9 @@
       </w:r>
     </w:p>
     <w:p>
-      <w:ins w:id="1020" w:author="Claude" w:date="2026-05-10T00:00:00Z">
-        <w:r>
-          <w:t>,</w:t>
-        </w:r>
-      </w:ins>
+      <w:r>
+        <w:t>,</w:t>
+      </w:r>
       <w:r>
         <w:t xml:space="preserve">YCB-Video (Xiang et al., 2018) proporciona 21 objetos domésticos con textura variada en 133K </w:t>
       </w:r>
@@ -4674,50 +4591,36 @@
       </w:r>
     </w:p>
     <w:p>
-      <w:del w:id="1030" w:author="Claude" w:date="2026-05-10T00:00:00Z">
-        <w:r>
-          <w:delText>onboardin</w:delText>
-        </w:r>
-      </w:del>
-      <w:ins w:id="1031" w:author="Claude" w:date="2026-05-10T00:00:00Z">
-        <w:r>
-          <w:rPr>
-            <w:i/>
-            <w:iCs/>
-          </w:rPr>
-          <w:t>onboarding</w:t>
-        </w:r>
-      </w:ins>
-      <w:del w:id="1032" w:author="Claude" w:date="2026-05-10T00:00:00Z">
-        <w:r>
-          <w:delText>g RGB-D para pose estimation model-free. GraspNet-1Billion (Fang et al., 2020) complementa estos datasets de pose con más de 1.1 mil millones de poses de agarre anotadas en 88 objetos y 190 escenas, proporcionando datos de entrenamiento para el componente de planificación de agarre del pipeline.</w:delText>
-        </w:r>
-      </w:del>
-      <w:ins w:id="1033" w:author="Claude" w:date="2026-05-10T00:00:00Z">
-        <w:r>
-          <w:t xml:space="preserve"> RGB-D para </w:t>
-        </w:r>
-        <w:r>
-          <w:rPr>
-            <w:i/>
-            <w:iCs/>
-          </w:rPr>
-          <w:t>pose estimation model-free</w:t>
-        </w:r>
-        <w:r>
-          <w:t xml:space="preserve">. GraspNet-1Billion (Fang et al., 2020) complementa estos datasets de pose con más de 1.1 mil millones de poses de agarre anotadas en 88 objetos y 190 escenas, proporcionando datos de entrenamiento para el componente de planificación de agarre del </w:t>
-        </w:r>
-        <w:r>
-          <w:rPr>
-            <w:i/>
-            <w:iCs/>
-          </w:rPr>
-          <w:t>pipeline</w:t>
-        </w:r>
-        <w:r>
-          <w:t>.</w:t>
-        </w:r>
-      </w:ins>
+      <w:r>
+        <w:rPr>
+          <w:i/>
+          <w:iCs/>
+        </w:rPr>
+        <w:t>onboarding</w:t>
+      </w:r>
+      <w:r>
+        <w:t xml:space="preserve"> RGB-D para </w:t>
+      </w:r>
+      <w:r>
+        <w:rPr>
+          <w:i/>
+          <w:iCs/>
+        </w:rPr>
+        <w:t>pose estimation model-free</w:t>
+      </w:r>
+      <w:r>
+        <w:t xml:space="preserve">. GraspNet-1Billion (Fang et al., 2020) complementa estos datasets de pose con más de 1.1 mil millones de poses de agarre anotadas en 88 objetos y 190 escenas, proporcionando datos de entrenamiento para el componente de planificación de agarre del </w:t>
+      </w:r>
+      <w:r>
+        <w:rPr>
+          <w:i/>
+          <w:iCs/>
+        </w:rPr>
+        <w:t>pipeline</w:t>
+      </w:r>
+      <w:r>
+        <w:t>.</w:t>
+      </w:r>
       <w:r>
         <w:t xml:space="preserve">En el ámbito específico del </w:t>
       </w:r>
@@ -5034,160 +4937,140 @@
     <w:p>
       <w:pPr>
         <w:pStyle w:val="Ttulo2"/>
-        <w:rPr>
-          <w:ins w:id="3000" w:author="Claude" w:date="2026-05-10T00:00:00Z"/>
-        </w:rPr>
-      </w:pPr>
-      <w:ins w:id="3001" w:author="Claude" w:date="2026-05-10T00:00:00Z">
-        <w:r>
-          <w:t>Síntesis comparativa y análisis crítico</w:t>
-        </w:r>
-      </w:ins>
-    </w:p>
-    <w:p>
-      <w:pPr>
-        <w:rPr>
-          <w:ins w:id="3002" w:author="Claude" w:date="2026-05-10T00:00:00Z"/>
-        </w:rPr>
-      </w:pPr>
-      <w:ins w:id="3003" w:author="Claude" w:date="2026-05-10T00:00:00Z">
-        <w:r>
-          <w:t xml:space="preserve">Más allá de la descripción individual de cada método, resulta imprescindible una comparación estructurada que permita valorar las fortalezas y limitaciones relativas de las propuestas dominantes. La Tabla 2 sintetiza los métodos más representativos de las cinco categorías anteriores, indicando para cada uno el tipo de arquitectura, los </w:t>
-        </w:r>
-        <w:r>
-          <w:rPr>
-            <w:i/>
-            <w:iCs/>
-          </w:rPr>
-          <w:t>datasets</w:t>
-        </w:r>
-        <w:r>
-          <w:t xml:space="preserve"> de evaluación principales, la métrica reportada por sus autores y la limitación más relevante para el escenario de </w:t>
-        </w:r>
-        <w:r>
-          <w:rPr>
-            <w:i/>
-            <w:iCs/>
-          </w:rPr>
-          <w:t>bin picking</w:t>
-        </w:r>
-        <w:r>
-          <w:t xml:space="preserve"> industrial.</w:t>
-        </w:r>
-      </w:ins>
+        <w:rPr/>
+      </w:pPr>
+      <w:r>
+        <w:t>Síntesis comparativa y análisis crítico</w:t>
+      </w:r>
+    </w:p>
+    <w:p>
+      <w:pPr>
+        <w:rPr/>
+      </w:pPr>
+      <w:r>
+        <w:t xml:space="preserve">Más allá de la descripción individual de cada método, resulta imprescindible una comparación estructurada que permita valorar las fortalezas y limitaciones relativas de las propuestas dominantes. La Tabla 2 sintetiza los métodos más representativos de las cinco categorías anteriores, indicando para cada uno el tipo de arquitectura, los </w:t>
+      </w:r>
+      <w:r>
+        <w:rPr>
+          <w:i/>
+          <w:iCs/>
+        </w:rPr>
+        <w:t>datasets</w:t>
+      </w:r>
+      <w:r>
+        <w:t xml:space="preserve"> de evaluación principales, la métrica reportada por sus autores y la limitación más relevante para el escenario de </w:t>
+      </w:r>
+      <w:r>
+        <w:rPr>
+          <w:i/>
+          <w:iCs/>
+        </w:rPr>
+        <w:t>bin picking</w:t>
+      </w:r>
+      <w:r>
+        <w:t xml:space="preserve"> industrial.</w:t>
+      </w:r>
     </w:p>
     <w:p>
       <w:pPr>
         <w:pStyle w:val="Tabladeilustraciones"/>
-        <w:rPr>
-          <w:ins w:id="3004" w:author="Claude" w:date="2026-05-10T00:00:00Z"/>
-        </w:rPr>
-      </w:pPr>
-      <w:ins w:id="3005" w:author="Claude" w:date="2026-05-10T00:00:00Z">
-        <w:r>
-          <w:t xml:space="preserve">Tabla 2. </w:t>
-        </w:r>
-        <w:r>
-          <w:rPr>
-            <w:i/>
-            <w:iCs/>
-          </w:rPr>
-          <w:t>Síntesis comparativa de métodos del estado del arte para estimación de pose 6-DoF y planificación de agarre.</w:t>
-        </w:r>
-      </w:ins>
-    </w:p>
-    <w:p>
-      <w:pPr>
-        <w:rPr>
-          <w:ins w:id="3300" w:author="Claude" w:date="2026-05-10T00:00:00Z"/>
-        </w:rPr>
-      </w:pPr>
-      <w:ins w:id="3301" w:author="Claude" w:date="2026-05-10T00:00:00Z">
-        <w:r>
-          <w:t xml:space="preserve">Fuente: elaboración propia a partir de las referencias citadas; los valores numéricos corresponden a los reportados por los autores en sus respectivas publicaciones para </w:t>
-        </w:r>
-        <w:r>
-          <w:rPr>
-            <w:i/>
-            <w:iCs/>
-          </w:rPr>
-          <w:t>splits</w:t>
-        </w:r>
-        <w:r>
-          <w:t xml:space="preserve"> estándar de BOP, YCB-Video o LineMOD.</w:t>
-        </w:r>
-      </w:ins>
-    </w:p>
-    <w:p>
-      <w:pPr>
-        <w:rPr>
-          <w:ins w:id="3302" w:author="Claude" w:date="2026-05-10T00:00:00Z"/>
-        </w:rPr>
-      </w:pPr>
-      <w:ins w:id="3303" w:author="Claude" w:date="2026-05-10T00:00:00Z">
-        <w:r>
-          <w:t xml:space="preserve">El análisis crítico de la Tabla 2 permite extraer cuatro lecciones que orientan las decisiones de diseño del presente TFM. Primero, FoundationPose lidera con ≈ 12 puntos AR</w:t>
-        </w:r>
-        <w:r>
-          <w:rPr>
-            <w:vertAlign w:val="subscript"/>
-          </w:rPr>
-          <w:t>BOP</w:t>
-        </w:r>
-        <w:r>
-          <w:t xml:space="preserve"> de ventaja sobre GDR-Net++ y ≈ 18 puntos sobre MegaPose, justificando su elección como columna vertebral de percepción; sin embargo, su licencia </w:t>
-        </w:r>
-        <w:r>
-          <w:rPr>
-            <w:i/>
-            <w:iCs/>
-          </w:rPr>
-          <w:t>NVIDIA Non-Commercial</w:t>
-        </w:r>
-        <w:r>
-          <w:t xml:space="preserve"> y su elevado coste de memoria suponen riesgos que se mitigan con la estrategia híbrida local-remota descrita en el Capítulo 3. Segundo, ningún método de pose presente en la tabla aborda la fase de planificación de agarre, lo que evidencia un límite estructural compartido por toda la familia —incluido FoundationPose—: resuelven </w:t>
-        </w:r>
-        <w:r>
-          <w:rPr>
-            <w:i/>
-            <w:iCs/>
-          </w:rPr>
-          <w:t>dónde</w:t>
-        </w:r>
-        <w:r>
-          <w:t xml:space="preserve"> está el objeto, no </w:t>
-        </w:r>
-        <w:r>
-          <w:rPr>
-            <w:i/>
-            <w:iCs/>
-          </w:rPr>
-          <w:t>cómo</w:t>
-        </w:r>
-        <w:r>
-          <w:t xml:space="preserve"> agarrarlo. Tercero, Diffusion Policy es la única propuesta que captura la multimodalidad inherente al agarre, pero opera de forma agnóstica a la pose: ignora la geometría SE(3) y depende de demostraciones supervisadas, lo que limita su aplicabilidad directa a </w:t>
-        </w:r>
-        <w:r>
-          <w:rPr>
-            <w:i/>
-            <w:iCs/>
-          </w:rPr>
-          <w:t>bin picking</w:t>
-        </w:r>
-        <w:r>
-          <w:t xml:space="preserve"> industrial. Cuarto, métodos clásicos como GDR-Net++ siguen siendo el </w:t>
-        </w:r>
-        <w:r>
-          <w:rPr>
-            <w:i/>
-            <w:iCs/>
-          </w:rPr>
-          <w:t>baseline</w:t>
-        </w:r>
-        <w:r>
-          <w:t xml:space="preserve"> obligado por su accesibilidad (código abierto, Apache 2.0, requisitos modestos), lo que justifica su elección como referencia de comparación cuantitativa para H1.1 (vid. Capítulo 3).</w:t>
-        </w:r>
-      </w:ins>
+        <w:rPr/>
+      </w:pPr>
+      <w:r>
+        <w:t xml:space="preserve">Tabla 2. </w:t>
+      </w:r>
+      <w:r>
+        <w:rPr>
+          <w:i/>
+          <w:iCs/>
+        </w:rPr>
+        <w:t>Síntesis comparativa de métodos del estado del arte para estimación de pose 6-DoF y planificación de agarre.</w:t>
+      </w:r>
+    </w:p>
+    <w:p>
+      <w:pPr>
+        <w:rPr/>
+      </w:pPr>
+      <w:r>
+        <w:t xml:space="preserve">Fuente: elaboración propia a partir de las referencias citadas; los valores numéricos corresponden a los reportados por los autores en sus respectivas publicaciones para </w:t>
+      </w:r>
+      <w:r>
+        <w:rPr>
+          <w:i/>
+          <w:iCs/>
+        </w:rPr>
+        <w:t>splits</w:t>
+      </w:r>
+      <w:r>
+        <w:t xml:space="preserve"> estándar de BOP, YCB-Video o LineMOD.</w:t>
+      </w:r>
+    </w:p>
+    <w:p>
+      <w:pPr>
+        <w:rPr/>
+      </w:pPr>
+      <w:r>
+        <w:t xml:space="preserve">El análisis crítico de la Tabla 2 permite extraer cuatro lecciones que orientan las decisiones de diseño del presente TFM. Primero, FoundationPose lidera con ≈ 12 puntos AR</w:t>
+      </w:r>
+      <w:r>
+        <w:rPr>
+          <w:vertAlign w:val="subscript"/>
+        </w:rPr>
+        <w:t>BOP</w:t>
+      </w:r>
+      <w:r>
+        <w:t xml:space="preserve"> de ventaja sobre GDR-Net++ y ≈ 18 puntos sobre MegaPose, justificando su elección como columna vertebral de percepción; sin embargo, su licencia </w:t>
+      </w:r>
+      <w:r>
+        <w:rPr>
+          <w:i/>
+          <w:iCs/>
+        </w:rPr>
+        <w:t>NVIDIA Non-Commercial</w:t>
+      </w:r>
+      <w:r>
+        <w:t xml:space="preserve"> y su elevado coste de memoria suponen riesgos que se mitigan con la estrategia híbrida local-remota descrita en el Capítulo 3. Segundo, ningún método de pose presente en la tabla aborda la fase de planificación de agarre, lo que evidencia un límite estructural compartido por toda la familia —incluido FoundationPose—: resuelven </w:t>
+      </w:r>
+      <w:r>
+        <w:rPr>
+          <w:i/>
+          <w:iCs/>
+        </w:rPr>
+        <w:t>dónde</w:t>
+      </w:r>
+      <w:r>
+        <w:t xml:space="preserve"> está el objeto, no </w:t>
+      </w:r>
+      <w:r>
+        <w:rPr>
+          <w:i/>
+          <w:iCs/>
+        </w:rPr>
+        <w:t>cómo</w:t>
+      </w:r>
+      <w:r>
+        <w:t xml:space="preserve"> agarrarlo. Tercero, Diffusion Policy es la única propuesta que captura la multimodalidad inherente al agarre, pero opera de forma agnóstica a la pose: ignora la geometría SE(3) y depende de demostraciones supervisadas, lo que limita su aplicabilidad directa a </w:t>
+      </w:r>
+      <w:r>
+        <w:rPr>
+          <w:i/>
+          <w:iCs/>
+        </w:rPr>
+        <w:t>bin picking</w:t>
+      </w:r>
+      <w:r>
+        <w:t xml:space="preserve"> industrial. Cuarto, métodos clásicos como GDR-Net++ siguen siendo el </w:t>
+      </w:r>
+      <w:r>
+        <w:rPr>
+          <w:i/>
+          <w:iCs/>
+        </w:rPr>
+        <w:t>baseline</w:t>
+      </w:r>
+      <w:r>
+        <w:t xml:space="preserve"> obligado por su accesibilidad (código abierto, Apache 2.0, requisitos modestos), lo que justifica su elección como referencia de comparación cuantitativa para H1.1 (vid. Capítulo 3).</w:t>
+      </w:r>
     </w:p>
     <w:p>
       <w:pPr>
@@ -5290,161 +5173,153 @@
     </w:p>
     <w:p>
       <w:pPr>
-        <w:rPr>
-          <w:ins w:id="3400" w:author="Claude" w:date="2026-05-10T00:00:00Z"/>
-        </w:rPr>
-      </w:pPr>
-      <w:ins w:id="3401" w:author="Claude" w:date="2026-05-10T00:00:00Z">
-        <w:r>
-          <w:rPr>
-            <w:b/>
-          </w:rPr>
-          <w:t xml:space="preserve">Formulación precisa del </w:t>
-        </w:r>
-        <w:r>
-          <w:rPr>
-            <w:b/>
-            <w:i/>
-            <w:iCs/>
-          </w:rPr>
-          <w:t>gap</w:t>
-        </w:r>
-        <w:r>
-          <w:rPr>
-            <w:b/>
-          </w:rPr>
-          <w:t xml:space="preserve"> científico. </w:t>
-        </w:r>
-        <w:r>
-          <w:t xml:space="preserve">Aún no existe en la literatura indexada (búsqueda en IEEE Xplore, ACM DL y Scopus, abril–mayo 2026) un </w:t>
-        </w:r>
-        <w:r>
-          <w:rPr>
-            <w:i/>
-            <w:iCs/>
-          </w:rPr>
-          <w:t>pipeline</w:t>
-        </w:r>
-        <w:r>
-          <w:t xml:space="preserve"> que combine simultáneamente: (i) un estimador de pose 6-DoF basado en </w:t>
-        </w:r>
-        <w:r>
-          <w:rPr>
-            <w:i/>
-            <w:iCs/>
-          </w:rPr>
-          <w:t>foundation Transformer</w:t>
-        </w:r>
-        <w:r>
-          <w:t xml:space="preserve"> capaz de generalizar </w:t>
-        </w:r>
-        <w:r>
-          <w:rPr>
-            <w:i/>
-            <w:iCs/>
-          </w:rPr>
-          <w:t>zero-shot</w:t>
-        </w:r>
-        <w:r>
-          <w:t xml:space="preserve"> a objetos no vistos a partir de su CAD; (ii) un planificador de agarre formulado como SDE inversa con </w:t>
-        </w:r>
-        <w:r>
-          <w:rPr>
-            <w:i/>
-            <w:iCs/>
-          </w:rPr>
-          <w:t>score matching</w:t>
-        </w:r>
-        <w:r>
-          <w:t xml:space="preserve">, capaz de muestrear múltiples modos de trayectoria; y (iii) un acoplamiento explícito SE(3)→</w:t>
-        </w:r>
-        <w:r>
-          <w:rPr>
-            <w:i/>
-            <w:iCs/>
-          </w:rPr>
-          <w:t>action space</w:t>
-        </w:r>
-        <w:r>
-          <w:t xml:space="preserve"> derivado analíticamente sobre la variedad de Lie. El problema concreto que se resuelve es, por tanto, cómo construir y validar empíricamente un sistema (i)+(ii)+(iii) que sea además reproducible sin GPU industrial dedicada y evalúable con el protocolo BOP estándar.</w:t>
-        </w:r>
-      </w:ins>
-    </w:p>
-    <w:p>
-      <w:pPr>
-        <w:rPr>
-          <w:ins w:id="3410" w:author="Claude" w:date="2026-05-10T00:00:00Z"/>
-        </w:rPr>
-      </w:pPr>
-      <w:ins w:id="3411" w:author="Claude" w:date="2026-05-10T00:00:00Z">
-        <w:r>
-          <w:rPr>
-            <w:b/>
-          </w:rPr>
-          <w:t xml:space="preserve">Posicionamiento del TFM frente al estado del arte. </w:t>
-        </w:r>
-        <w:r>
-          <w:t xml:space="preserve">Respecto a la familia FoundationPose / GenFlow / CMT-6D, este TFM no propone un nuevo estimador de pose ni reentrena el modelo: lo adopta como bloque de percepción y aporta el acoplamiento matemático explícito con la fase de planificación. Respecto a la familia Diffusion Policy / Ho et al. (2020) / Song et al. (2021), este TFM no introduce una nueva SDE pero adapta la formulación a un espacio de acción condicionado por la pose en SE(3) y a un escenario industrial </w:t>
-        </w:r>
-        <w:r>
-          <w:rPr>
-            <w:i/>
-            <w:iCs/>
-          </w:rPr>
-          <w:t>cluttered</w:t>
-        </w:r>
-        <w:r>
-          <w:t xml:space="preserve"> no contemplado en el </w:t>
-        </w:r>
-        <w:r>
-          <w:rPr>
-            <w:i/>
-            <w:iCs/>
-          </w:rPr>
-          <w:t>paper</w:t>
-        </w:r>
-        <w:r>
-          <w:t xml:space="preserve"> original. Respecto al </w:t>
-        </w:r>
-        <w:r>
-          <w:rPr>
-            <w:i/>
-            <w:iCs/>
-          </w:rPr>
-          <w:t>baseline</w:t>
-        </w:r>
-        <w:r>
-          <w:t xml:space="preserve"> GDR-Net++ (Wang et al., 2021), este TFM se posiciona como su sucesor directo a nivel empírico para </w:t>
-        </w:r>
-        <w:r>
-          <w:rPr>
-            <w:i/>
-            <w:iCs/>
-          </w:rPr>
-          <w:t>bin picking</w:t>
-        </w:r>
-        <w:r>
-          <w:t xml:space="preserve">: el contraste cuantitativo entre ambos en BOP-T-LESS constituye la evidencia central de la hipótesis H1.1. En síntesis, la mejora aportada se ubica en la </w:t>
-        </w:r>
-        <w:r>
-          <w:rPr>
-            <w:b/>
-          </w:rPr>
-          <w:t>integración vertical</w:t>
-        </w:r>
-        <w:r>
-          <w:t xml:space="preserve"> (percepción ↔ planificación) y en la </w:t>
-        </w:r>
-        <w:r>
-          <w:rPr>
-            <w:b/>
-          </w:rPr>
-          <w:t>articulación teórica</w:t>
-        </w:r>
-        <w:r>
-          <w:t xml:space="preserve"> (geometría ↔ dinámica estocástica), no en una nueva arquitectura aislada.</w:t>
-        </w:r>
-      </w:ins>
+        <w:rPr/>
+      </w:pPr>
+      <w:r>
+        <w:rPr>
+          <w:b/>
+        </w:rPr>
+        <w:t xml:space="preserve">Formulación precisa del </w:t>
+      </w:r>
+      <w:r>
+        <w:rPr>
+          <w:b/>
+          <w:i/>
+          <w:iCs/>
+        </w:rPr>
+        <w:t>gap</w:t>
+      </w:r>
+      <w:r>
+        <w:rPr>
+          <w:b/>
+        </w:rPr>
+        <w:t xml:space="preserve"> científico. </w:t>
+      </w:r>
+      <w:r>
+        <w:t xml:space="preserve">Aún no existe en la literatura indexada (búsqueda en IEEE Xplore, ACM DL y Scopus, abril–mayo 2026) un </w:t>
+      </w:r>
+      <w:r>
+        <w:rPr>
+          <w:i/>
+          <w:iCs/>
+        </w:rPr>
+        <w:t>pipeline</w:t>
+      </w:r>
+      <w:r>
+        <w:t xml:space="preserve"> que combine simultáneamente: (i) un estimador de pose 6-DoF basado en </w:t>
+      </w:r>
+      <w:r>
+        <w:rPr>
+          <w:i/>
+          <w:iCs/>
+        </w:rPr>
+        <w:t>foundation Transformer</w:t>
+      </w:r>
+      <w:r>
+        <w:t xml:space="preserve"> capaz de generalizar </w:t>
+      </w:r>
+      <w:r>
+        <w:rPr>
+          <w:i/>
+          <w:iCs/>
+        </w:rPr>
+        <w:t>zero-shot</w:t>
+      </w:r>
+      <w:r>
+        <w:t xml:space="preserve"> a objetos no vistos a partir de su CAD; (ii) un planificador de agarre formulado como SDE inversa con </w:t>
+      </w:r>
+      <w:r>
+        <w:rPr>
+          <w:i/>
+          <w:iCs/>
+        </w:rPr>
+        <w:t>score matching</w:t>
+      </w:r>
+      <w:r>
+        <w:t xml:space="preserve">, capaz de muestrear múltiples modos de trayectoria; y (iii) un acoplamiento explícito SE(3)→</w:t>
+      </w:r>
+      <w:r>
+        <w:rPr>
+          <w:i/>
+          <w:iCs/>
+        </w:rPr>
+        <w:t>action space</w:t>
+      </w:r>
+      <w:r>
+        <w:t xml:space="preserve"> derivado analíticamente sobre la variedad de Lie. El problema concreto que se resuelve es, por tanto, cómo construir y validar empíricamente un sistema (i)+(ii)+(iii) que sea además reproducible sin GPU industrial dedicada y evalúable con el protocolo BOP estándar.</w:t>
+      </w:r>
+    </w:p>
+    <w:p>
+      <w:pPr>
+        <w:rPr/>
+      </w:pPr>
+      <w:r>
+        <w:rPr>
+          <w:b/>
+        </w:rPr>
+        <w:t xml:space="preserve">Posicionamiento del TFM frente al estado del arte. </w:t>
+      </w:r>
+      <w:r>
+        <w:t xml:space="preserve">Respecto a la familia FoundationPose / GenFlow / CMT-6D, este TFM no propone un nuevo estimador de pose ni reentrena el modelo: lo adopta como bloque de percepción y aporta el acoplamiento matemático explícito con la fase de planificación. Respecto a la familia Diffusion Policy / Ho et al. (2020) / Song et al. (2021), este TFM no introduce una nueva SDE pero adapta la formulación a un espacio de acción condicionado por la pose en SE(3) y a un escenario industrial </w:t>
+      </w:r>
+      <w:r>
+        <w:rPr>
+          <w:i/>
+          <w:iCs/>
+        </w:rPr>
+        <w:t>cluttered</w:t>
+      </w:r>
+      <w:r>
+        <w:t xml:space="preserve"> no contemplado en el </w:t>
+      </w:r>
+      <w:r>
+        <w:rPr>
+          <w:i/>
+          <w:iCs/>
+        </w:rPr>
+        <w:t>paper</w:t>
+      </w:r>
+      <w:r>
+        <w:t xml:space="preserve"> original. Respecto al </w:t>
+      </w:r>
+      <w:r>
+        <w:rPr>
+          <w:i/>
+          <w:iCs/>
+        </w:rPr>
+        <w:t>baseline</w:t>
+      </w:r>
+      <w:r>
+        <w:t xml:space="preserve"> GDR-Net++ (Wang et al., 2021), este TFM se posiciona como su sucesor directo a nivel empírico para </w:t>
+      </w:r>
+      <w:r>
+        <w:rPr>
+          <w:i/>
+          <w:iCs/>
+        </w:rPr>
+        <w:t>bin picking</w:t>
+      </w:r>
+      <w:r>
+        <w:t xml:space="preserve">: el contraste cuantitativo entre ambos en BOP-T-LESS constituye la evidencia central de la hipótesis H1.1. En síntesis, la mejora aportada se ubica en la </w:t>
+      </w:r>
+      <w:r>
+        <w:rPr>
+          <w:b/>
+        </w:rPr>
+        <w:t>integración vertical</w:t>
+      </w:r>
+      <w:r>
+        <w:t xml:space="preserve"> (percepción ↔ planificación) y en la </w:t>
+      </w:r>
+      <w:r>
+        <w:rPr>
+          <w:b/>
+        </w:rPr>
+        <w:t>articulación teórica</w:t>
+      </w:r>
+      <w:r>
+        <w:t xml:space="preserve"> (geometría ↔ dinámica estocástica), no en una nueva arquitectura aislada.</w:t>
+      </w:r>
     </w:p>
     <w:p>
       <w:r>
@@ -6507,817 +6382,737 @@
     <w:p>
       <w:pPr>
         <w:pStyle w:val="Ttulo2"/>
-        <w:rPr>
-          <w:ins w:id="4000" w:author="Claude" w:date="2026-05-10T00:00:00Z"/>
-        </w:rPr>
-      </w:pPr>
-      <w:ins w:id="4001" w:author="Claude" w:date="2026-05-10T00:00:00Z">
-        <w:r>
-          <w:t>Diseño experimental</w:t>
-        </w:r>
-      </w:ins>
-    </w:p>
-    <w:p>
-      <w:pPr>
-        <w:rPr>
-          <w:ins w:id="4002" w:author="Claude" w:date="2026-05-10T00:00:00Z"/>
-        </w:rPr>
-      </w:pPr>
-      <w:ins w:id="4003" w:author="Claude" w:date="2026-05-10T00:00:00Z">
-        <w:r>
-          <w:t xml:space="preserve">Esta sección define el diseño experimental que permite contrastar empíricamente las cuatro sub-hipótesis formuladas en el Capítulo 1 (H1.1–H1.4). El diseño se articula en variables, condiciones experimentales, </w:t>
-        </w:r>
-        <w:r>
-          <w:rPr>
-            <w:i/>
-            <w:iCs/>
-          </w:rPr>
-          <w:t>baselines</w:t>
-        </w:r>
-        <w:r>
-          <w:t xml:space="preserve">, particiones de datos, métricas justificadas y protocolo estadístico, garantizando la reproducibilidad científica y no meramente la replicabilidad ingenieril.</w:t>
-        </w:r>
-      </w:ins>
+        <w:rPr/>
+      </w:pPr>
+      <w:r>
+        <w:t>Diseño experimental</w:t>
+      </w:r>
+    </w:p>
+    <w:p>
+      <w:pPr>
+        <w:rPr/>
+      </w:pPr>
+      <w:r>
+        <w:t xml:space="preserve">Esta sección define el diseño experimental que permite contrastar empíricamente las cuatro sub-hipótesis formuladas en el Capítulo 1 (H1.1–H1.4). El diseño se articula en variables, condiciones experimentales, </w:t>
+      </w:r>
+      <w:r>
+        <w:rPr>
+          <w:i/>
+          <w:iCs/>
+        </w:rPr>
+        <w:t>baselines</w:t>
+      </w:r>
+      <w:r>
+        <w:t xml:space="preserve">, particiones de datos, métricas justificadas y protocolo estadístico, garantizando la reproducibilidad científica y no meramente la replicabilidad ingenieril.</w:t>
+      </w:r>
     </w:p>
     <w:p>
       <w:pPr>
         <w:pStyle w:val="Ttulo3"/>
-        <w:rPr>
-          <w:ins w:id="4010" w:author="Claude" w:date="2026-05-10T00:00:00Z"/>
-        </w:rPr>
-      </w:pPr>
-      <w:ins w:id="4011" w:author="Claude" w:date="2026-05-10T00:00:00Z">
-        <w:r>
-          <w:t>Variables del experimento</w:t>
-        </w:r>
-      </w:ins>
-    </w:p>
-    <w:p>
-      <w:pPr>
-        <w:rPr>
-          <w:ins w:id="4012" w:author="Claude" w:date="2026-05-10T00:00:00Z"/>
-        </w:rPr>
-      </w:pPr>
-      <w:ins w:id="4013" w:author="Claude" w:date="2026-05-10T00:00:00Z">
-        <w:r>
-          <w:rPr>
-            <w:b/>
-          </w:rPr>
-          <w:t xml:space="preserve">Variables independientes (factores manipulados): </w:t>
-        </w:r>
-        <w:r>
-          <w:t xml:space="preserve">(a) </w:t>
-        </w:r>
-        <w:r>
-          <w:rPr>
-            <w:i/>
-          </w:rPr>
-          <w:t>Método de estimación de pose</w:t>
-        </w:r>
-        <w:r>
-          <w:t xml:space="preserve"> ∈ {GDR-Net++ </w:t>
-        </w:r>
-        <w:r>
-          <w:rPr>
-            <w:i/>
-          </w:rPr>
-          <w:t>baseline</w:t>
-        </w:r>
-        <w:r>
-          <w:t xml:space="preserve">, FoundationPose}; (b) </w:t>
-        </w:r>
-        <w:r>
-          <w:rPr>
-            <w:i/>
-          </w:rPr>
-          <w:t>Método de planificación de agarre</w:t>
-        </w:r>
-        <w:r>
-          <w:t xml:space="preserve"> ∈ {planificador determinista PnP+ICP+MoveIt 2, Diffusion Policy condicionada por pose}; (c) </w:t>
-        </w:r>
-        <w:r>
-          <w:rPr>
-            <w:i/>
-          </w:rPr>
-          <w:t>Representación de rotación</w:t>
-        </w:r>
-        <w:r>
-          <w:t xml:space="preserve"> ∈ {cuaternión unitario, 6D continua de Zhou et al. (2019)}; (d) </w:t>
-        </w:r>
-        <w:r>
-          <w:rPr>
-            <w:i/>
-          </w:rPr>
-          <w:t>Nivel de oclusión del objeto</w:t>
-        </w:r>
-        <w:r>
-          <w:t xml:space="preserve"> ∈ {0%, 30%, 50%, 70%}; (e) </w:t>
-        </w:r>
-        <w:r>
-          <w:rPr>
-            <w:i/>
-          </w:rPr>
-          <w:t>Dataset</w:t>
-        </w:r>
-        <w:r>
-          <w:t xml:space="preserve"> ∈ {T-LESS, YCB-Video, XYZ-IBD}.</w:t>
-        </w:r>
-      </w:ins>
-    </w:p>
-    <w:p>
-      <w:pPr>
-        <w:rPr>
-          <w:ins w:id="4014" w:author="Claude" w:date="2026-05-10T00:00:00Z"/>
-        </w:rPr>
-      </w:pPr>
-      <w:ins w:id="4015" w:author="Claude" w:date="2026-05-10T00:00:00Z">
-        <w:r>
-          <w:rPr>
-            <w:b/>
-          </w:rPr>
-          <w:t xml:space="preserve">Variables dependientes (medidas de rendimiento): </w:t>
-        </w:r>
-        <w:r>
-          <w:t>(i) AR</w:t>
-        </w:r>
-        <w:r>
-          <w:rPr>
-            <w:vertAlign w:val="subscript"/>
-          </w:rPr>
-          <w:t>BOP</w:t>
-        </w:r>
-        <w:r>
-          <w:t xml:space="preserve"> = (AR_VSD + AR_MSSD + AR_MSPD)/3; (ii) error medio de traslación ‖t̃ - t‖ (mm); (iii) error medio de rotación geodésico en SO(3) (grados); (iv) tasa de éxito de agarre </w:t>
-        </w:r>
-        <w:r>
-          <w:rPr>
-            <w:i/>
-          </w:rPr>
-          <w:t>grasp success rate</w:t>
-        </w:r>
-        <w:r>
-          <w:t xml:space="preserve"> en simulación; (v) tiempo de inferencia </w:t>
-        </w:r>
-        <w:r>
-          <w:rPr>
-            <w:i/>
-          </w:rPr>
-          <w:t>end-to-end</w:t>
-        </w:r>
-        <w:r>
-          <w:t xml:space="preserve"> (ms) con </w:t>
-        </w:r>
-        <w:r>
-          <w:rPr>
-            <w:i/>
-          </w:rPr>
-          <w:t>warm-up</w:t>
-        </w:r>
-        <w:r>
-          <w:t xml:space="preserve"> de 50 instancias; (vi) número efectivo de modos de trayectoria por escenario.</w:t>
-        </w:r>
-      </w:ins>
-    </w:p>
-    <w:p>
-      <w:pPr>
-        <w:rPr>
-          <w:ins w:id="4016" w:author="Claude" w:date="2026-05-10T00:00:00Z"/>
-        </w:rPr>
-      </w:pPr>
-      <w:ins w:id="4017" w:author="Claude" w:date="2026-05-10T00:00:00Z">
-        <w:r>
-          <w:rPr>
-            <w:b/>
-          </w:rPr>
-          <w:t xml:space="preserve">Variables controladas: </w:t>
-        </w:r>
-        <w:r>
-          <w:t xml:space="preserve">resolución de imagen RGB-D (640×480), intrínsecos de cámara, semilla aleatoria del generador </w:t>
-        </w:r>
-        <w:r>
-          <w:rPr>
-            <w:i/>
-          </w:rPr>
-          <w:t>NumPy/PyTorch</w:t>
-        </w:r>
-        <w:r>
-          <w:t xml:space="preserve"> en {0, 1, 2, 3, 4}, hardware de inferencia (GPU NVIDIA T4), versiones congeladas en </w:t>
-        </w:r>
-        <w:r>
-          <w:rPr>
-            <w:i/>
-          </w:rPr>
-          <w:t>requirements.lock</w:t>
-        </w:r>
-        <w:r>
-          <w:t xml:space="preserve"> y </w:t>
-        </w:r>
-        <w:r>
-          <w:rPr>
-            <w:i/>
-          </w:rPr>
-          <w:t>Dockerfile</w:t>
-        </w:r>
-        <w:r>
-          <w:t xml:space="preserve"> auditado.</w:t>
-        </w:r>
-      </w:ins>
+        <w:rPr/>
+      </w:pPr>
+      <w:r>
+        <w:t>Variables del experimento</w:t>
+      </w:r>
+    </w:p>
+    <w:p>
+      <w:pPr>
+        <w:rPr/>
+      </w:pPr>
+      <w:r>
+        <w:rPr>
+          <w:b/>
+        </w:rPr>
+        <w:t xml:space="preserve">Variables independientes (factores manipulados): </w:t>
+      </w:r>
+      <w:r>
+        <w:t xml:space="preserve">(a) </w:t>
+      </w:r>
+      <w:r>
+        <w:rPr>
+          <w:i/>
+        </w:rPr>
+        <w:t>Método de estimación de pose</w:t>
+      </w:r>
+      <w:r>
+        <w:t xml:space="preserve"> ∈ {GDR-Net++ </w:t>
+      </w:r>
+      <w:r>
+        <w:rPr>
+          <w:i/>
+        </w:rPr>
+        <w:t>baseline</w:t>
+      </w:r>
+      <w:r>
+        <w:t xml:space="preserve">, FoundationPose}; (b) </w:t>
+      </w:r>
+      <w:r>
+        <w:rPr>
+          <w:i/>
+        </w:rPr>
+        <w:t>Método de planificación de agarre</w:t>
+      </w:r>
+      <w:r>
+        <w:t xml:space="preserve"> ∈ {planificador determinista PnP+ICP+MoveIt 2, Diffusion Policy condicionada por pose}; (c) </w:t>
+      </w:r>
+      <w:r>
+        <w:rPr>
+          <w:i/>
+        </w:rPr>
+        <w:t>Representación de rotación</w:t>
+      </w:r>
+      <w:r>
+        <w:t xml:space="preserve"> ∈ {cuaternión unitario, 6D continua de Zhou et al. (2019)}; (d) </w:t>
+      </w:r>
+      <w:r>
+        <w:rPr>
+          <w:i/>
+        </w:rPr>
+        <w:t>Nivel de oclusión del objeto</w:t>
+      </w:r>
+      <w:r>
+        <w:t xml:space="preserve"> ∈ {0%, 30%, 50%, 70%}; (e) </w:t>
+      </w:r>
+      <w:r>
+        <w:rPr>
+          <w:i/>
+        </w:rPr>
+        <w:t>Dataset</w:t>
+      </w:r>
+      <w:r>
+        <w:t xml:space="preserve"> ∈ {T-LESS, YCB-Video, XYZ-IBD}.</w:t>
+      </w:r>
+    </w:p>
+    <w:p>
+      <w:pPr>
+        <w:rPr/>
+      </w:pPr>
+      <w:r>
+        <w:rPr>
+          <w:b/>
+        </w:rPr>
+        <w:t xml:space="preserve">Variables dependientes (medidas de rendimiento): </w:t>
+      </w:r>
+      <w:r>
+        <w:t>(i) AR</w:t>
+      </w:r>
+      <w:r>
+        <w:rPr>
+          <w:vertAlign w:val="subscript"/>
+        </w:rPr>
+        <w:t>BOP</w:t>
+      </w:r>
+      <w:r>
+        <w:t xml:space="preserve"> = (AR_VSD + AR_MSSD + AR_MSPD)/3; (ii) error medio de traslación ‖t̃ - t‖ (mm); (iii) error medio de rotación geodésico en SO(3) (grados); (iv) tasa de éxito de agarre </w:t>
+      </w:r>
+      <w:r>
+        <w:rPr>
+          <w:i/>
+        </w:rPr>
+        <w:t>grasp success rate</w:t>
+      </w:r>
+      <w:r>
+        <w:t xml:space="preserve"> en simulación; (v) tiempo de inferencia </w:t>
+      </w:r>
+      <w:r>
+        <w:rPr>
+          <w:i/>
+        </w:rPr>
+        <w:t>end-to-end</w:t>
+      </w:r>
+      <w:r>
+        <w:t xml:space="preserve"> (ms) con </w:t>
+      </w:r>
+      <w:r>
+        <w:rPr>
+          <w:i/>
+        </w:rPr>
+        <w:t>warm-up</w:t>
+      </w:r>
+      <w:r>
+        <w:t xml:space="preserve"> de 50 instancias; (vi) número efectivo de modos de trayectoria por escenario.</w:t>
+      </w:r>
+    </w:p>
+    <w:p>
+      <w:pPr>
+        <w:rPr/>
+      </w:pPr>
+      <w:r>
+        <w:rPr>
+          <w:b/>
+        </w:rPr>
+        <w:t xml:space="preserve">Variables controladas: </w:t>
+      </w:r>
+      <w:r>
+        <w:t xml:space="preserve">resolución de imagen RGB-D (640×480), intrínsecos de cámara, semilla aleatoria del generador </w:t>
+      </w:r>
+      <w:r>
+        <w:rPr>
+          <w:i/>
+        </w:rPr>
+        <w:t>NumPy/PyTorch</w:t>
+      </w:r>
+      <w:r>
+        <w:t xml:space="preserve"> en {0, 1, 2, 3, 4}, hardware de inferencia (GPU NVIDIA T4), versiones congeladas en </w:t>
+      </w:r>
+      <w:r>
+        <w:rPr>
+          <w:i/>
+        </w:rPr>
+        <w:t>requirements.lock</w:t>
+      </w:r>
+      <w:r>
+        <w:t xml:space="preserve"> y </w:t>
+      </w:r>
+      <w:r>
+        <w:rPr>
+          <w:i/>
+        </w:rPr>
+        <w:t>Dockerfile</w:t>
+      </w:r>
+      <w:r>
+        <w:t xml:space="preserve"> auditado.</w:t>
+      </w:r>
     </w:p>
     <w:p>
       <w:pPr>
         <w:pStyle w:val="Ttulo3"/>
-        <w:rPr>
-          <w:ins w:id="4020" w:author="Claude" w:date="2026-05-10T00:00:00Z"/>
-        </w:rPr>
-      </w:pPr>
-      <w:ins w:id="4021" w:author="Claude" w:date="2026-05-10T00:00:00Z">
-        <w:r>
-          <w:t xml:space="preserve">Hipótesis estadísticas y comparación con el </w:t>
-        </w:r>
-        <w:r>
-          <w:rPr>
-            <w:i/>
-          </w:rPr>
-          <w:t>baseline</w:t>
-        </w:r>
-      </w:ins>
-    </w:p>
-    <w:p>
-      <w:pPr>
-        <w:rPr>
-          <w:ins w:id="4022" w:author="Claude" w:date="2026-05-10T00:00:00Z"/>
-        </w:rPr>
-      </w:pPr>
-      <w:ins w:id="4023" w:author="Claude" w:date="2026-05-10T00:00:00Z">
-        <w:r>
-          <w:t xml:space="preserve">El </w:t>
-        </w:r>
-        <w:r>
-          <w:rPr>
-            <w:i/>
-          </w:rPr>
-          <w:t>baseline</w:t>
-        </w:r>
-        <w:r>
-          <w:t xml:space="preserve"> elegido es GDR-Net++ (Wang et al., 2021) por tres razones objetivas: (1) código abierto bajo Apache 2.0, lo que garantiza reproducibilidad; (2) primer puesto en BOP Challenge 2022, lo que lo sitúa como referencia consolidada; (3) usa la misma representación de rotación 6D continua que FoundationPose, lo que aisla el efecto del paradigma (regresión directa vs. </w:t>
-        </w:r>
-        <w:r>
-          <w:rPr>
-            <w:i/>
-          </w:rPr>
-          <w:t>render-and-compare</w:t>
-        </w:r>
-        <w:r>
-          <w:t xml:space="preserve"> con </w:t>
-        </w:r>
-        <w:r>
-          <w:rPr>
-            <w:i/>
-          </w:rPr>
-          <w:t>Transformer</w:t>
-        </w:r>
-        <w:r>
-          <w:t xml:space="preserve">) frente al efecto de la representación. Para cada sub-hipótesis se formula su versión nula y alternativa:</w:t>
-        </w:r>
-      </w:ins>
-    </w:p>
-    <w:p>
-      <w:pPr>
-        <w:rPr>
-          <w:ins w:id="4024" w:author="Claude" w:date="2026-05-10T00:00:00Z"/>
-        </w:rPr>
-      </w:pPr>
-      <w:ins w:id="4025" w:author="Claude" w:date="2026-05-10T00:00:00Z">
-        <w:r>
-          <w:rPr>
-            <w:b/>
-          </w:rPr>
-          <w:t xml:space="preserve">Contraste de H1.1: </w:t>
-        </w:r>
-        <w:r>
-          <w:t>H</w:t>
-        </w:r>
-        <w:r>
-          <w:rPr>
-            <w:vertAlign w:val="subscript"/>
-          </w:rPr>
-          <w:t>0</w:t>
-        </w:r>
-        <w:r>
-          <w:t>: AR</w:t>
-        </w:r>
-        <w:r>
-          <w:rPr>
-            <w:vertAlign w:val="subscript"/>
-          </w:rPr>
-          <w:t>BOP</w:t>
-        </w:r>
-        <w:r>
-          <w:t xml:space="preserve"> (FoundationPose+DP) ≤ AR</w:t>
-        </w:r>
-        <w:r>
-          <w:rPr>
-            <w:vertAlign w:val="subscript"/>
-          </w:rPr>
-          <w:t>BOP</w:t>
-        </w:r>
-        <w:r>
-          <w:t xml:space="preserve"> (GDR-Net++) + 5; H</w:t>
-        </w:r>
-        <w:r>
-          <w:rPr>
-            <w:vertAlign w:val="subscript"/>
-          </w:rPr>
-          <w:t>1</w:t>
-        </w:r>
-        <w:r>
-          <w:t xml:space="preserve">: AR</w:t>
-        </w:r>
-        <w:r>
-          <w:rPr>
-            <w:vertAlign w:val="subscript"/>
-          </w:rPr>
-          <w:t>BOP</w:t>
-        </w:r>
-        <w:r>
-          <w:t xml:space="preserve"> (FoundationPose+DP) &gt; AR</w:t>
-        </w:r>
-        <w:r>
-          <w:rPr>
-            <w:vertAlign w:val="subscript"/>
-          </w:rPr>
-          <w:t>BOP</w:t>
-        </w:r>
-        <w:r>
-          <w:t xml:space="preserve"> (GDR-Net++) + 5. Test: t de Welch unilateral pareado por escena con α = 0,05 sobre 5 ejecuciones independientes con semillas distintas. Tamaño muestral: 1.000 escenas T-LESS (split </w:t>
-        </w:r>
-        <w:r>
-          <w:rPr>
-            <w:i/>
-          </w:rPr>
-          <w:t>test</w:t>
-        </w:r>
-        <w:r>
-          <w:t xml:space="preserve"> BOP).</w:t>
-        </w:r>
-      </w:ins>
-    </w:p>
-    <w:p>
-      <w:pPr>
-        <w:rPr>
-          <w:ins w:id="4026" w:author="Claude" w:date="2026-05-10T00:00:00Z"/>
-        </w:rPr>
-      </w:pPr>
-      <w:ins w:id="4027" w:author="Claude" w:date="2026-05-10T00:00:00Z">
-        <w:r>
-          <w:rPr>
-            <w:b/>
-          </w:rPr>
-          <w:t xml:space="preserve">Contraste de H1.2: </w:t>
-        </w:r>
-        <w:r>
-          <w:t xml:space="preserve">se generan 100 trayectorias por escenario, se aplica </w:t>
-        </w:r>
-        <w:r>
-          <w:rPr>
-            <w:i/>
-          </w:rPr>
-          <w:t>K-means</w:t>
-        </w:r>
-        <w:r>
-          <w:t xml:space="preserve"> con criterio del codo y se valida número de modos ≥ 3 con distancia inter-cluster ≥ 5 cm en SE(3) frente al planificador determinista (1 modo).</w:t>
-        </w:r>
-      </w:ins>
-    </w:p>
-    <w:p>
-      <w:pPr>
-        <w:rPr>
-          <w:ins w:id="4028" w:author="Claude" w:date="2026-05-10T00:00:00Z"/>
-        </w:rPr>
-      </w:pPr>
-      <w:ins w:id="4029" w:author="Claude" w:date="2026-05-10T00:00:00Z">
-        <w:r>
-          <w:rPr>
-            <w:b/>
-          </w:rPr>
-          <w:t xml:space="preserve">Contraste de H1.3 y H1.4: </w:t>
-        </w:r>
-        <w:r>
-          <w:t xml:space="preserve">para H1.3, mediana e IQR del tiempo de inferencia sobre ≥ 200 instancias post-</w:t>
-        </w:r>
-        <w:r>
-          <w:rPr>
-            <w:i/>
-          </w:rPr>
-          <w:t>warm-up</w:t>
-        </w:r>
-        <w:r>
-          <w:t xml:space="preserve"> con condición &lt; 500 ms; para H1.4, comparación de curvas de pérdida de validación entre las dos parametrizaciones de rotación con un test de Wilcoxon pareado por época.</w:t>
-        </w:r>
-      </w:ins>
+        <w:rPr/>
+      </w:pPr>
+      <w:r>
+        <w:t xml:space="preserve">Hipótesis estadísticas y comparación con el </w:t>
+      </w:r>
+      <w:r>
+        <w:rPr>
+          <w:i/>
+        </w:rPr>
+        <w:t>baseline</w:t>
+      </w:r>
+    </w:p>
+    <w:p>
+      <w:pPr>
+        <w:rPr/>
+      </w:pPr>
+      <w:r>
+        <w:t xml:space="preserve">El </w:t>
+      </w:r>
+      <w:r>
+        <w:rPr>
+          <w:i/>
+        </w:rPr>
+        <w:t>baseline</w:t>
+      </w:r>
+      <w:r>
+        <w:t xml:space="preserve"> elegido es GDR-Net++ (Wang et al., 2021) por tres razones objetivas: (1) código abierto bajo Apache 2.0, lo que garantiza reproducibilidad; (2) primer puesto en BOP Challenge 2022, lo que lo sitúa como referencia consolidada; (3) usa la misma representación de rotación 6D continua que FoundationPose, lo que aisla el efecto del paradigma (regresión directa vs. </w:t>
+      </w:r>
+      <w:r>
+        <w:rPr>
+          <w:i/>
+        </w:rPr>
+        <w:t>render-and-compare</w:t>
+      </w:r>
+      <w:r>
+        <w:t xml:space="preserve"> con </w:t>
+      </w:r>
+      <w:r>
+        <w:rPr>
+          <w:i/>
+        </w:rPr>
+        <w:t>Transformer</w:t>
+      </w:r>
+      <w:r>
+        <w:t xml:space="preserve">) frente al efecto de la representación. Para cada sub-hipótesis se formula su versión nula y alternativa:</w:t>
+      </w:r>
+    </w:p>
+    <w:p>
+      <w:pPr>
+        <w:rPr/>
+      </w:pPr>
+      <w:r>
+        <w:rPr>
+          <w:b/>
+        </w:rPr>
+        <w:t xml:space="preserve">Contraste de H1.1: </w:t>
+      </w:r>
+      <w:r>
+        <w:t>H</w:t>
+      </w:r>
+      <w:r>
+        <w:rPr>
+          <w:vertAlign w:val="subscript"/>
+        </w:rPr>
+        <w:t>0</w:t>
+      </w:r>
+      <w:r>
+        <w:t>: AR</w:t>
+      </w:r>
+      <w:r>
+        <w:rPr>
+          <w:vertAlign w:val="subscript"/>
+        </w:rPr>
+        <w:t>BOP</w:t>
+      </w:r>
+      <w:r>
+        <w:t xml:space="preserve"> (FoundationPose+DP) ≤ AR</w:t>
+      </w:r>
+      <w:r>
+        <w:rPr>
+          <w:vertAlign w:val="subscript"/>
+        </w:rPr>
+        <w:t>BOP</w:t>
+      </w:r>
+      <w:r>
+        <w:t xml:space="preserve"> (GDR-Net++) + 5; H</w:t>
+      </w:r>
+      <w:r>
+        <w:rPr>
+          <w:vertAlign w:val="subscript"/>
+        </w:rPr>
+        <w:t>1</w:t>
+      </w:r>
+      <w:r>
+        <w:t xml:space="preserve">: AR</w:t>
+      </w:r>
+      <w:r>
+        <w:rPr>
+          <w:vertAlign w:val="subscript"/>
+        </w:rPr>
+        <w:t>BOP</w:t>
+      </w:r>
+      <w:r>
+        <w:t xml:space="preserve"> (FoundationPose+DP) &gt; AR</w:t>
+      </w:r>
+      <w:r>
+        <w:rPr>
+          <w:vertAlign w:val="subscript"/>
+        </w:rPr>
+        <w:t>BOP</w:t>
+      </w:r>
+      <w:r>
+        <w:t xml:space="preserve"> (GDR-Net++) + 5. Test: t de Welch unilateral pareado por escena con α = 0,05 sobre 5 ejecuciones independientes con semillas distintas. Tamaño muestral: 1.000 escenas T-LESS (split </w:t>
+      </w:r>
+      <w:r>
+        <w:rPr>
+          <w:i/>
+        </w:rPr>
+        <w:t>test</w:t>
+      </w:r>
+      <w:r>
+        <w:t xml:space="preserve"> BOP).</w:t>
+      </w:r>
+    </w:p>
+    <w:p>
+      <w:pPr>
+        <w:rPr/>
+      </w:pPr>
+      <w:r>
+        <w:rPr>
+          <w:b/>
+        </w:rPr>
+        <w:t xml:space="preserve">Contraste de H1.2: </w:t>
+      </w:r>
+      <w:r>
+        <w:t xml:space="preserve">se generan 100 trayectorias por escenario, se aplica </w:t>
+      </w:r>
+      <w:r>
+        <w:rPr>
+          <w:i/>
+        </w:rPr>
+        <w:t>K-means</w:t>
+      </w:r>
+      <w:r>
+        <w:t xml:space="preserve"> con criterio del codo y se valida número de modos ≥ 3 con distancia inter-cluster ≥ 5 cm en SE(3) frente al planificador determinista (1 modo).</w:t>
+      </w:r>
+    </w:p>
+    <w:p>
+      <w:pPr>
+        <w:rPr/>
+      </w:pPr>
+      <w:r>
+        <w:rPr>
+          <w:b/>
+        </w:rPr>
+        <w:t xml:space="preserve">Contraste de H1.3 y H1.4: </w:t>
+      </w:r>
+      <w:r>
+        <w:t xml:space="preserve">para H1.3, mediana e IQR del tiempo de inferencia sobre ≥ 200 instancias post-</w:t>
+      </w:r>
+      <w:r>
+        <w:rPr>
+          <w:i/>
+        </w:rPr>
+        <w:t>warm-up</w:t>
+      </w:r>
+      <w:r>
+        <w:t xml:space="preserve"> con condición &lt; 500 ms; para H1.4, comparación de curvas de pérdida de validación entre las dos parametrizaciones de rotación con un test de Wilcoxon pareado por época.</w:t>
+      </w:r>
     </w:p>
     <w:p>
       <w:pPr>
         <w:pStyle w:val="Ttulo3"/>
-        <w:rPr>
-          <w:ins w:id="4030" w:author="Claude" w:date="2026-05-10T00:00:00Z"/>
-        </w:rPr>
-      </w:pPr>
-      <w:ins w:id="4031" w:author="Claude" w:date="2026-05-10T00:00:00Z">
-        <w:r>
-          <w:t>Protocolo de evaluación: particiones, ejecuciones y validación cruzada</w:t>
-        </w:r>
-      </w:ins>
-    </w:p>
-    <w:p>
-      <w:pPr>
-        <w:rPr>
-          <w:ins w:id="4032" w:author="Claude" w:date="2026-05-10T00:00:00Z"/>
-        </w:rPr>
-      </w:pPr>
-      <w:ins w:id="4033" w:author="Claude" w:date="2026-05-10T00:00:00Z">
-        <w:r>
-          <w:t xml:space="preserve">Para garantizar la separación entre datos de entrenamiento, ajuste de hiperparámetros y test, se emplean los </w:t>
-        </w:r>
-        <w:r>
-          <w:rPr>
-            <w:i/>
-          </w:rPr>
-          <w:t>splits</w:t>
-        </w:r>
-        <w:r>
-          <w:t xml:space="preserve"> oficiales del </w:t>
-        </w:r>
-        <w:r>
-          <w:rPr>
-            <w:i/>
-          </w:rPr>
-          <w:t>BOP toolkit</w:t>
-        </w:r>
-        <w:r>
-          <w:t xml:space="preserve"> v3 (Hodan et al., 2025): </w:t>
-        </w:r>
-        <w:r>
-          <w:rPr>
-            <w:i/>
-          </w:rPr>
-          <w:t>train_pbr</w:t>
-        </w:r>
-        <w:r>
-          <w:t xml:space="preserve"> sintético para entrenamiento, </w:t>
-        </w:r>
-        <w:r>
-          <w:rPr>
-            <w:i/>
-          </w:rPr>
-          <w:t>val</w:t>
-        </w:r>
-        <w:r>
-          <w:t xml:space="preserve"> real para selección de </w:t>
-        </w:r>
-        <w:r>
-          <w:rPr>
-            <w:i/>
-          </w:rPr>
-          <w:t>checkpoint</w:t>
-        </w:r>
-        <w:r>
-          <w:t xml:space="preserve"> y ajuste de hiperparámetros, y </w:t>
-        </w:r>
-        <w:r>
-          <w:rPr>
-            <w:i/>
-          </w:rPr>
-          <w:t>test</w:t>
-        </w:r>
-        <w:r>
-          <w:t xml:space="preserve"> oficial BOP para reporte final. Las semillas aleatorias en {0, 1, 2, 3, 4} aseguran cinco ejecuciones independientes; los resultados se reportan como media ± desviación estándar e intervalo de confianza al 95% mediante </w:t>
-        </w:r>
-        <w:r>
-          <w:rPr>
-            <w:i/>
-          </w:rPr>
-          <w:t>bootstrap</w:t>
-        </w:r>
-        <w:r>
-          <w:t xml:space="preserve"> (10.000 remuestras). Para la planificación de agarre, se aplica </w:t>
-        </w:r>
-        <w:r>
-          <w:rPr>
-            <w:i/>
-          </w:rPr>
-          <w:t>5-fold cross-validation</w:t>
-        </w:r>
-        <w:r>
-          <w:t xml:space="preserve"> sobre el conjunto de demostraciones de Diffusion Policy, estratificada por categoría de objeto.</w:t>
-        </w:r>
-      </w:ins>
-    </w:p>
-    <w:p>
-      <w:pPr>
-        <w:rPr>
-          <w:ins w:id="4034" w:author="Claude" w:date="2026-05-10T00:00:00Z"/>
-        </w:rPr>
-      </w:pPr>
-      <w:ins w:id="4035" w:author="Claude" w:date="2026-05-10T00:00:00Z">
-        <w:r>
-          <w:rPr>
-            <w:b/>
-          </w:rPr>
-          <w:t xml:space="preserve">Escenarios de evaluación: </w:t>
-        </w:r>
-        <w:r>
-          <w:t xml:space="preserve">se definen tres escenarios crecientes en dificultad: </w:t>
-        </w:r>
-        <w:r>
-          <w:rPr>
-            <w:i/>
-          </w:rPr>
-          <w:t>(E1) aislado</w:t>
-        </w:r>
-        <w:r>
-          <w:t xml:space="preserve"> —objeto único sin oclusión—; </w:t>
-        </w:r>
-        <w:r>
-          <w:rPr>
-            <w:i/>
-          </w:rPr>
-          <w:t>(E2) cluttered moderado</w:t>
-        </w:r>
-        <w:r>
-          <w:t xml:space="preserve"> —3–5 objetos con oclusión del 30%–50%—; </w:t>
-        </w:r>
-        <w:r>
-          <w:rPr>
-            <w:i/>
-          </w:rPr>
-          <w:t>(E3) bin picking severo</w:t>
-        </w:r>
-        <w:r>
-          <w:t xml:space="preserve"> —contenedor con &gt; 10 objetos apilados, oclusión hasta el 70% y reflejos especulares—. Cada escenario se evalúa en T-LESS y YCB-Video, lo que produce una matriz de 2 datasets × 3 escenarios × 4 métodos × 5 semillas = 120 corridas reportables.</w:t>
-        </w:r>
-      </w:ins>
+        <w:rPr/>
+      </w:pPr>
+      <w:r>
+        <w:t>Protocolo de evaluación: particiones, ejecuciones y validación cruzada</w:t>
+      </w:r>
+    </w:p>
+    <w:p>
+      <w:pPr>
+        <w:rPr/>
+      </w:pPr>
+      <w:r>
+        <w:t xml:space="preserve">Para garantizar la separación entre datos de entrenamiento, ajuste de hiperparámetros y test, se emplean los </w:t>
+      </w:r>
+      <w:r>
+        <w:rPr>
+          <w:i/>
+        </w:rPr>
+        <w:t>splits</w:t>
+      </w:r>
+      <w:r>
+        <w:t xml:space="preserve"> oficiales del </w:t>
+      </w:r>
+      <w:r>
+        <w:rPr>
+          <w:i/>
+        </w:rPr>
+        <w:t>BOP toolkit</w:t>
+      </w:r>
+      <w:r>
+        <w:t xml:space="preserve"> v3 (Hodan et al., 2025): </w:t>
+      </w:r>
+      <w:r>
+        <w:rPr>
+          <w:i/>
+        </w:rPr>
+        <w:t>train_pbr</w:t>
+      </w:r>
+      <w:r>
+        <w:t xml:space="preserve"> sintético para entrenamiento, </w:t>
+      </w:r>
+      <w:r>
+        <w:rPr>
+          <w:i/>
+        </w:rPr>
+        <w:t>val</w:t>
+      </w:r>
+      <w:r>
+        <w:t xml:space="preserve"> real para selección de </w:t>
+      </w:r>
+      <w:r>
+        <w:rPr>
+          <w:i/>
+        </w:rPr>
+        <w:t>checkpoint</w:t>
+      </w:r>
+      <w:r>
+        <w:t xml:space="preserve"> y ajuste de hiperparámetros, y </w:t>
+      </w:r>
+      <w:r>
+        <w:rPr>
+          <w:i/>
+        </w:rPr>
+        <w:t>test</w:t>
+      </w:r>
+      <w:r>
+        <w:t xml:space="preserve"> oficial BOP para reporte final. Las semillas aleatorias en {0, 1, 2, 3, 4} aseguran cinco ejecuciones independientes; los resultados se reportan como media ± desviación estándar e intervalo de confianza al 95% mediante </w:t>
+      </w:r>
+      <w:r>
+        <w:rPr>
+          <w:i/>
+        </w:rPr>
+        <w:t>bootstrap</w:t>
+      </w:r>
+      <w:r>
+        <w:t xml:space="preserve"> (10.000 remuestras). Para la planificación de agarre, se aplica </w:t>
+      </w:r>
+      <w:r>
+        <w:rPr>
+          <w:i/>
+        </w:rPr>
+        <w:t>5-fold cross-validation</w:t>
+      </w:r>
+      <w:r>
+        <w:t xml:space="preserve"> sobre el conjunto de demostraciones de Diffusion Policy, estratificada por categoría de objeto.</w:t>
+      </w:r>
+    </w:p>
+    <w:p>
+      <w:pPr>
+        <w:rPr/>
+      </w:pPr>
+      <w:r>
+        <w:rPr>
+          <w:b/>
+        </w:rPr>
+        <w:t xml:space="preserve">Escenarios de evaluación: </w:t>
+      </w:r>
+      <w:r>
+        <w:t xml:space="preserve">se definen tres escenarios crecientes en dificultad: </w:t>
+      </w:r>
+      <w:r>
+        <w:rPr>
+          <w:i/>
+        </w:rPr>
+        <w:t>(E1) aislado</w:t>
+      </w:r>
+      <w:r>
+        <w:t xml:space="preserve"> —objeto único sin oclusión—; </w:t>
+      </w:r>
+      <w:r>
+        <w:rPr>
+          <w:i/>
+        </w:rPr>
+        <w:t>(E2) cluttered moderado</w:t>
+      </w:r>
+      <w:r>
+        <w:t xml:space="preserve"> —3–5 objetos con oclusión del 30%–50%—; </w:t>
+      </w:r>
+      <w:r>
+        <w:rPr>
+          <w:i/>
+        </w:rPr>
+        <w:t>(E3) bin picking severo</w:t>
+      </w:r>
+      <w:r>
+        <w:t xml:space="preserve"> —contenedor con &gt; 10 objetos apilados, oclusión hasta el 70% y reflejos especulares—. Cada escenario se evalúa en T-LESS y YCB-Video, lo que produce una matriz de 2 datasets × 3 escenarios × 4 métodos × 5 semillas = 120 corridas reportables.</w:t>
+      </w:r>
     </w:p>
     <w:p>
       <w:pPr>
         <w:pStyle w:val="Ttulo3"/>
-        <w:rPr>
-          <w:ins w:id="4040" w:author="Claude" w:date="2026-05-10T00:00:00Z"/>
-        </w:rPr>
-      </w:pPr>
-      <w:ins w:id="4041" w:author="Claude" w:date="2026-05-10T00:00:00Z">
-        <w:r>
-          <w:t>Justificación de las métricas seleccionadas</w:t>
-        </w:r>
-      </w:ins>
-    </w:p>
-    <w:p>
-      <w:pPr>
-        <w:rPr>
-          <w:ins w:id="4042" w:author="Claude" w:date="2026-05-10T00:00:00Z"/>
-        </w:rPr>
-      </w:pPr>
-      <w:ins w:id="4043" w:author="Claude" w:date="2026-05-10T00:00:00Z">
-        <w:r>
-          <w:t xml:space="preserve">La métrica principal es </w:t>
-        </w:r>
-        <w:r>
-          <w:rPr>
-            <w:b/>
-          </w:rPr>
-          <w:t>VSD</w:t>
-        </w:r>
-        <w:r>
-          <w:t xml:space="preserve"> (Visible Surface Discrepancy), por ser robusta a oclusiones —evalúa únicamente la superficie visible del objeto—, lo que la hace especialmente apropiada para </w:t>
-        </w:r>
-        <w:r>
-          <w:rPr>
-            <w:i/>
-          </w:rPr>
-          <w:t>bin picking</w:t>
-        </w:r>
-        <w:r>
-          <w:t xml:space="preserve"> donde la oclusión es la fuente principal de error. Se complementa con </w:t>
-        </w:r>
-        <w:r>
-          <w:rPr>
-            <w:b/>
-          </w:rPr>
-          <w:t>MSSD</w:t>
-        </w:r>
-        <w:r>
-          <w:t xml:space="preserve"> (máximo error simétrico en superficie), que penaliza correctamente las simetrías discretas frecuentes en T-LESS, y </w:t>
-        </w:r>
-        <w:r>
-          <w:rPr>
-            <w:b/>
-          </w:rPr>
-          <w:t>MSPD</w:t>
-        </w:r>
-        <w:r>
-          <w:t xml:space="preserve"> (proyección simétrica), útil para validación con cámaras monoculares. Las métricas clásicas ADD/ADD-S se mantienen por compatibilidad con literatura previa pero no son la métrica principal de decisión: ADD desestima oclusión y simetría, lo que la hace inadecuada como criterio único para </w:t>
-        </w:r>
-        <w:r>
-          <w:rPr>
-            <w:i/>
-          </w:rPr>
-          <w:t>bin picking</w:t>
-        </w:r>
-        <w:r>
-          <w:t xml:space="preserve">. Para la fase de planificación se reporta la </w:t>
-        </w:r>
-        <w:r>
-          <w:rPr>
-            <w:b/>
-          </w:rPr>
-          <w:t>tasa de éxito de agarre</w:t>
-        </w:r>
-        <w:r>
-          <w:t xml:space="preserve"> como métrica principal funcional, complementada por el </w:t>
-        </w:r>
-        <w:r>
-          <w:rPr>
-            <w:b/>
-          </w:rPr>
-          <w:t>tiempo de ejecución</w:t>
-        </w:r>
-        <w:r>
-          <w:t xml:space="preserve"> (relevante para H1.3) y el </w:t>
-        </w:r>
-        <w:r>
-          <w:rPr>
-            <w:b/>
-          </w:rPr>
-          <w:t>número de modos efectivos</w:t>
-        </w:r>
-        <w:r>
-          <w:t xml:space="preserve"> de trayectoria (relevante para H1.2).</w:t>
-        </w:r>
-      </w:ins>
+        <w:rPr/>
+      </w:pPr>
+      <w:r>
+        <w:t>Justificación de las métricas seleccionadas</w:t>
+      </w:r>
+    </w:p>
+    <w:p>
+      <w:pPr>
+        <w:rPr/>
+      </w:pPr>
+      <w:r>
+        <w:t xml:space="preserve">La métrica principal es </w:t>
+      </w:r>
+      <w:r>
+        <w:rPr>
+          <w:b/>
+        </w:rPr>
+        <w:t>VSD</w:t>
+      </w:r>
+      <w:r>
+        <w:t xml:space="preserve"> (Visible Surface Discrepancy), por ser robusta a oclusiones —evalúa únicamente la superficie visible del objeto—, lo que la hace especialmente apropiada para </w:t>
+      </w:r>
+      <w:r>
+        <w:rPr>
+          <w:i/>
+        </w:rPr>
+        <w:t>bin picking</w:t>
+      </w:r>
+      <w:r>
+        <w:t xml:space="preserve"> donde la oclusión es la fuente principal de error. Se complementa con </w:t>
+      </w:r>
+      <w:r>
+        <w:rPr>
+          <w:b/>
+        </w:rPr>
+        <w:t>MSSD</w:t>
+      </w:r>
+      <w:r>
+        <w:t xml:space="preserve"> (máximo error simétrico en superficie), que penaliza correctamente las simetrías discretas frecuentes en T-LESS, y </w:t>
+      </w:r>
+      <w:r>
+        <w:rPr>
+          <w:b/>
+        </w:rPr>
+        <w:t>MSPD</w:t>
+      </w:r>
+      <w:r>
+        <w:t xml:space="preserve"> (proyección simétrica), útil para validación con cámaras monoculares. Las métricas clásicas ADD/ADD-S se mantienen por compatibilidad con literatura previa pero no son la métrica principal de decisión: ADD desestima oclusión y simetría, lo que la hace inadecuada como criterio único para </w:t>
+      </w:r>
+      <w:r>
+        <w:rPr>
+          <w:i/>
+        </w:rPr>
+        <w:t>bin picking</w:t>
+      </w:r>
+      <w:r>
+        <w:t xml:space="preserve">. Para la fase de planificación se reporta la </w:t>
+      </w:r>
+      <w:r>
+        <w:rPr>
+          <w:b/>
+        </w:rPr>
+        <w:t>tasa de éxito de agarre</w:t>
+      </w:r>
+      <w:r>
+        <w:t xml:space="preserve"> como métrica principal funcional, complementada por el </w:t>
+      </w:r>
+      <w:r>
+        <w:rPr>
+          <w:b/>
+        </w:rPr>
+        <w:t>tiempo de ejecución</w:t>
+      </w:r>
+      <w:r>
+        <w:t xml:space="preserve"> (relevante para H1.3) y el </w:t>
+      </w:r>
+      <w:r>
+        <w:rPr>
+          <w:b/>
+        </w:rPr>
+        <w:t>número de modos efectivos</w:t>
+      </w:r>
+      <w:r>
+        <w:t xml:space="preserve"> de trayectoria (relevante para H1.2).</w:t>
+      </w:r>
     </w:p>
     <w:p>
       <w:pPr>
         <w:pStyle w:val="Ttulo3"/>
-        <w:rPr>
-          <w:ins w:id="4050" w:author="Claude" w:date="2026-05-10T00:00:00Z"/>
-        </w:rPr>
-      </w:pPr>
-      <w:ins w:id="4051" w:author="Claude" w:date="2026-05-10T00:00:00Z">
-        <w:r>
-          <w:t xml:space="preserve">Estudios de </w:t>
-        </w:r>
-        <w:r>
-          <w:rPr>
-            <w:i/>
-          </w:rPr>
-          <w:t>ablation</w:t>
-        </w:r>
-      </w:ins>
-    </w:p>
-    <w:p>
-      <w:pPr>
-        <w:rPr>
-          <w:ins w:id="4052" w:author="Claude" w:date="2026-05-10T00:00:00Z"/>
-        </w:rPr>
-      </w:pPr>
-      <w:ins w:id="4053" w:author="Claude" w:date="2026-05-10T00:00:00Z">
-        <w:r>
-          <w:t xml:space="preserve">Para aislar la contribución de cada componente del </w:t>
-        </w:r>
-        <w:r>
-          <w:rPr>
-            <w:i/>
-          </w:rPr>
-          <w:t>pipeline</w:t>
-        </w:r>
-        <w:r>
-          <w:t xml:space="preserve">, se ejecutan tres </w:t>
-        </w:r>
-        <w:r>
-          <w:rPr>
-            <w:i/>
-          </w:rPr>
-          <w:t>ablations</w:t>
-        </w:r>
-        <w:r>
-          <w:t xml:space="preserve"> con semillas pareadas: </w:t>
-        </w:r>
-        <w:r>
-          <w:rPr>
-            <w:b/>
-          </w:rPr>
-          <w:t>(A1)</w:t>
-        </w:r>
-        <w:r>
-          <w:t xml:space="preserve"> sustitución del refinamiento ICP neuronal por ICP clásico (efecto de la </w:t>
-        </w:r>
-        <w:r>
-          <w:rPr>
-            <w:i/>
-          </w:rPr>
-          <w:t>cross-attention</w:t>
-        </w:r>
-        <w:r>
-          <w:t xml:space="preserve">); </w:t>
-        </w:r>
-        <w:r>
-          <w:rPr>
-            <w:b/>
-          </w:rPr>
-          <w:t>(A2)</w:t>
-        </w:r>
-        <w:r>
-          <w:t xml:space="preserve"> sustitución de Diffusion Policy por una política </w:t>
-        </w:r>
-        <w:r>
-          <w:rPr>
-            <w:i/>
-          </w:rPr>
-          <w:t>behavior cloning</w:t>
-        </w:r>
-        <w:r>
-          <w:t xml:space="preserve"> determinista (efecto de la multimodalidad); </w:t>
-        </w:r>
-        <w:r>
-          <w:rPr>
-            <w:b/>
-          </w:rPr>
-          <w:t>(A3)</w:t>
-        </w:r>
-        <w:r>
-          <w:t xml:space="preserve"> sustitución de la representación 6D continua por cuaternión unitario (efecto de la representación).</w:t>
-        </w:r>
-      </w:ins>
+        <w:rPr/>
+      </w:pPr>
+      <w:r>
+        <w:t xml:space="preserve">Estudios de </w:t>
+      </w:r>
+      <w:r>
+        <w:rPr>
+          <w:i/>
+        </w:rPr>
+        <w:t>ablation</w:t>
+      </w:r>
+    </w:p>
+    <w:p>
+      <w:pPr>
+        <w:rPr/>
+      </w:pPr>
+      <w:r>
+        <w:t xml:space="preserve">Para aislar la contribución de cada componente del </w:t>
+      </w:r>
+      <w:r>
+        <w:rPr>
+          <w:i/>
+        </w:rPr>
+        <w:t>pipeline</w:t>
+      </w:r>
+      <w:r>
+        <w:t xml:space="preserve">, se ejecutan tres </w:t>
+      </w:r>
+      <w:r>
+        <w:rPr>
+          <w:i/>
+        </w:rPr>
+        <w:t>ablations</w:t>
+      </w:r>
+      <w:r>
+        <w:t xml:space="preserve"> con semillas pareadas: </w:t>
+      </w:r>
+      <w:r>
+        <w:rPr>
+          <w:b/>
+        </w:rPr>
+        <w:t>(A1)</w:t>
+      </w:r>
+      <w:r>
+        <w:t xml:space="preserve"> sustitución del refinamiento ICP neuronal por ICP clásico (efecto de la </w:t>
+      </w:r>
+      <w:r>
+        <w:rPr>
+          <w:i/>
+        </w:rPr>
+        <w:t>cross-attention</w:t>
+      </w:r>
+      <w:r>
+        <w:t xml:space="preserve">); </w:t>
+      </w:r>
+      <w:r>
+        <w:rPr>
+          <w:b/>
+        </w:rPr>
+        <w:t>(A2)</w:t>
+      </w:r>
+      <w:r>
+        <w:t xml:space="preserve"> sustitución de Diffusion Policy por una política </w:t>
+      </w:r>
+      <w:r>
+        <w:rPr>
+          <w:i/>
+        </w:rPr>
+        <w:t>behavior cloning</w:t>
+      </w:r>
+      <w:r>
+        <w:t xml:space="preserve"> determinista (efecto de la multimodalidad); </w:t>
+      </w:r>
+      <w:r>
+        <w:rPr>
+          <w:b/>
+        </w:rPr>
+        <w:t>(A3)</w:t>
+      </w:r>
+      <w:r>
+        <w:t xml:space="preserve"> sustitución de la representación 6D continua por cuaternión unitario (efecto de la representación).</w:t>
+      </w:r>
     </w:p>
     <w:p>
       <w:pPr>
         <w:pStyle w:val="Ttulo3"/>
-        <w:rPr>
-          <w:ins w:id="4060" w:author="Claude" w:date="2026-05-10T00:00:00Z"/>
-        </w:rPr>
-      </w:pPr>
-      <w:ins w:id="4061" w:author="Claude" w:date="2026-05-10T00:00:00Z">
-        <w:r>
-          <w:t>Amenazas a la validez y mitigaciones</w:t>
-        </w:r>
-      </w:ins>
-    </w:p>
-    <w:p>
-      <w:pPr>
-        <w:rPr>
-          <w:ins w:id="4062" w:author="Claude" w:date="2026-05-10T00:00:00Z"/>
-        </w:rPr>
-      </w:pPr>
-      <w:ins w:id="4063" w:author="Claude" w:date="2026-05-10T00:00:00Z">
-        <w:r>
-          <w:t xml:space="preserve">Se identifican tres amenazas y sus mitigaciones. </w:t>
-        </w:r>
-        <w:r>
-          <w:rPr>
-            <w:b/>
-          </w:rPr>
-          <w:t xml:space="preserve">Validez interna: </w:t>
-        </w:r>
-        <w:r>
-          <w:t xml:space="preserve">la diferencia de capacidad de FoundationPose y GDR-Net++ podría deberse al reentrenamiento; se mitiga usando los </w:t>
-        </w:r>
-        <w:r>
-          <w:rPr>
-            <w:i/>
-          </w:rPr>
-          <w:t>checkpoints</w:t>
-        </w:r>
-        <w:r>
-          <w:t xml:space="preserve"> oficiales publicados por los autores. </w:t>
-        </w:r>
-        <w:r>
-          <w:rPr>
-            <w:b/>
-          </w:rPr>
-          <w:t xml:space="preserve">Validez externa: </w:t>
-        </w:r>
-        <w:r>
-          <w:t xml:space="preserve">la simulación CoppeliaSim no captura todas las propiedades físicas reales; se mitiga reportando explícitamente este límite y restringiendo las afirmaciones a entorno simulado, dejando el despliegue real como trabajo futuro. </w:t>
-        </w:r>
-        <w:r>
-          <w:rPr>
-            <w:b/>
-          </w:rPr>
-          <w:t xml:space="preserve">Validez de constructo: </w:t>
-        </w:r>
-        <w:r>
-          <w:t xml:space="preserve">AR</w:t>
-        </w:r>
-        <w:r>
-          <w:rPr>
-            <w:vertAlign w:val="subscript"/>
-          </w:rPr>
-          <w:t>BOP</w:t>
-        </w:r>
-        <w:r>
-          <w:t xml:space="preserve"> mide precisión geométrica pero no calidad funcional del agarre; se complementa con la tasa de éxito de agarre.</w:t>
-        </w:r>
-      </w:ins>
+        <w:rPr/>
+      </w:pPr>
+      <w:r>
+        <w:t>Amenazas a la validez y mitigaciones</w:t>
+      </w:r>
+    </w:p>
+    <w:p>
+      <w:pPr>
+        <w:rPr/>
+      </w:pPr>
+      <w:r>
+        <w:t xml:space="preserve">Se identifican tres amenazas y sus mitigaciones. </w:t>
+      </w:r>
+      <w:r>
+        <w:rPr>
+          <w:b/>
+        </w:rPr>
+        <w:t xml:space="preserve">Validez interna: </w:t>
+      </w:r>
+      <w:r>
+        <w:t xml:space="preserve">la diferencia de capacidad de FoundationPose y GDR-Net++ podría deberse al reentrenamiento; se mitiga usando los </w:t>
+      </w:r>
+      <w:r>
+        <w:rPr>
+          <w:i/>
+        </w:rPr>
+        <w:t>checkpoints</w:t>
+      </w:r>
+      <w:r>
+        <w:t xml:space="preserve"> oficiales publicados por los autores. </w:t>
+      </w:r>
+      <w:r>
+        <w:rPr>
+          <w:b/>
+        </w:rPr>
+        <w:t xml:space="preserve">Validez externa: </w:t>
+      </w:r>
+      <w:r>
+        <w:t xml:space="preserve">la simulación CoppeliaSim no captura todas las propiedades físicas reales; se mitiga reportando explícitamente este límite y restringiendo las afirmaciones a entorno simulado, dejando el despliegue real como trabajo futuro. </w:t>
+      </w:r>
+      <w:r>
+        <w:rPr>
+          <w:b/>
+        </w:rPr>
+        <w:t xml:space="preserve">Validez de constructo: </w:t>
+      </w:r>
+      <w:r>
+        <w:t xml:space="preserve">AR</w:t>
+      </w:r>
+      <w:r>
+        <w:rPr>
+          <w:vertAlign w:val="subscript"/>
+        </w:rPr>
+        <w:t>BOP</w:t>
+      </w:r>
+      <w:r>
+        <w:t xml:space="preserve"> mide precisión geométrica pero no calidad funcional del agarre; se complementa con la tasa de éxito de agarre.</w:t>
+      </w:r>
     </w:p>
     <w:p>
       <w:pPr>

--- a/docs/entrega2/TFM_Entrega2_UNIR.docx
+++ b/docs/entrega2/TFM_Entrega2_UNIR.docx
@@ -938,7 +938,7 @@
         <w:rPr>
           <w:sz w:val="22"/>
         </w:rPr>
-        <w:fldChar w:fldCharType="begin"/>
+        <w:fldChar w:fldCharType="begin" w:dirty="true"/>
       </w:r>
       <w:r>
         <w:rPr>
@@ -990,7 +990,7 @@
             <w:noProof/>
             <w:webHidden/>
           </w:rPr>
-          <w:fldChar w:fldCharType="begin"/>
+          <w:fldChar w:fldCharType="begin" w:dirty="true"/>
         </w:r>
         <w:r>
           <w:rPr>
@@ -1082,7 +1082,7 @@
             <w:noProof/>
             <w:webHidden/>
           </w:rPr>
-          <w:fldChar w:fldCharType="begin"/>
+          <w:fldChar w:fldCharType="begin" w:dirty="true"/>
         </w:r>
         <w:r>
           <w:rPr>
@@ -1174,7 +1174,7 @@
             <w:noProof/>
             <w:webHidden/>
           </w:rPr>
-          <w:fldChar w:fldCharType="begin"/>
+          <w:fldChar w:fldCharType="begin" w:dirty="true"/>
         </w:r>
         <w:r>
           <w:rPr>
@@ -1266,7 +1266,7 @@
             <w:noProof/>
             <w:webHidden/>
           </w:rPr>
-          <w:fldChar w:fldCharType="begin"/>
+          <w:fldChar w:fldCharType="begin" w:dirty="true"/>
         </w:r>
         <w:r>
           <w:rPr>
@@ -1358,7 +1358,7 @@
             <w:noProof/>
             <w:webHidden/>
           </w:rPr>
-          <w:fldChar w:fldCharType="begin"/>
+          <w:fldChar w:fldCharType="begin" w:dirty="true"/>
         </w:r>
         <w:r>
           <w:rPr>
@@ -1450,7 +1450,7 @@
             <w:noProof/>
             <w:webHidden/>
           </w:rPr>
-          <w:fldChar w:fldCharType="begin"/>
+          <w:fldChar w:fldCharType="begin" w:dirty="true"/>
         </w:r>
         <w:r>
           <w:rPr>
@@ -1542,7 +1542,7 @@
             <w:noProof/>
             <w:webHidden/>
           </w:rPr>
-          <w:fldChar w:fldCharType="begin"/>
+          <w:fldChar w:fldCharType="begin" w:dirty="true"/>
         </w:r>
         <w:r>
           <w:rPr>
@@ -1634,7 +1634,7 @@
             <w:noProof/>
             <w:webHidden/>
           </w:rPr>
-          <w:fldChar w:fldCharType="begin"/>
+          <w:fldChar w:fldCharType="begin" w:dirty="true"/>
         </w:r>
         <w:r>
           <w:rPr>
@@ -1726,7 +1726,7 @@
             <w:noProof/>
             <w:webHidden/>
           </w:rPr>
-          <w:fldChar w:fldCharType="begin"/>
+          <w:fldChar w:fldCharType="begin" w:dirty="true"/>
         </w:r>
         <w:r>
           <w:rPr>
@@ -1818,7 +1818,7 @@
             <w:noProof/>
             <w:webHidden/>
           </w:rPr>
-          <w:fldChar w:fldCharType="begin"/>
+          <w:fldChar w:fldCharType="begin" w:dirty="true"/>
         </w:r>
         <w:r>
           <w:rPr>
@@ -1896,7 +1896,7 @@
             <w:rStyle w:val="Hyperlink"/>
             <w:noProof/>
           </w:rPr>
-          <w:t>Tipo 1. Desarrollo práctico</w:t>
+          <w:t>Tipo 2. Investigación con desarrollo práctico</w:t>
         </w:r>
         <w:r>
           <w:rPr>
@@ -1910,7 +1910,7 @@
             <w:noProof/>
             <w:webHidden/>
           </w:rPr>
-          <w:fldChar w:fldCharType="begin"/>
+          <w:fldChar w:fldCharType="begin" w:dirty="true"/>
         </w:r>
         <w:r>
           <w:rPr>
@@ -2002,7 +2002,7 @@
             <w:noProof/>
             <w:webHidden/>
           </w:rPr>
-          <w:fldChar w:fldCharType="begin"/>
+          <w:fldChar w:fldCharType="begin" w:dirty="true"/>
         </w:r>
         <w:r>
           <w:rPr>
@@ -2094,7 +2094,7 @@
             <w:noProof/>
             <w:webHidden/>
           </w:rPr>
-          <w:fldChar w:fldCharType="begin"/>
+          <w:fldChar w:fldCharType="begin" w:dirty="true"/>
         </w:r>
         <w:r>
           <w:rPr>
@@ -2186,7 +2186,7 @@
             <w:noProof/>
             <w:webHidden/>
           </w:rPr>
-          <w:fldChar w:fldCharType="begin"/>
+          <w:fldChar w:fldCharType="begin" w:dirty="true"/>
         </w:r>
         <w:r>
           <w:rPr>
@@ -2278,7 +2278,7 @@
             <w:noProof/>
             <w:webHidden/>
           </w:rPr>
-          <w:fldChar w:fldCharType="begin"/>
+          <w:fldChar w:fldCharType="begin" w:dirty="true"/>
         </w:r>
         <w:r>
           <w:rPr>
@@ -2370,7 +2370,7 @@
             <w:noProof/>
             <w:webHidden/>
           </w:rPr>
-          <w:fldChar w:fldCharType="begin"/>
+          <w:fldChar w:fldCharType="begin" w:dirty="true"/>
         </w:r>
         <w:r>
           <w:rPr>
@@ -2462,7 +2462,7 @@
             <w:noProof/>
             <w:webHidden/>
           </w:rPr>
-          <w:fldChar w:fldCharType="begin"/>
+          <w:fldChar w:fldCharType="begin" w:dirty="true"/>
         </w:r>
         <w:r>
           <w:rPr>
@@ -2535,7 +2535,7 @@
             <w:noProof/>
             <w:webHidden/>
           </w:rPr>
-          <w:fldChar w:fldCharType="begin"/>
+          <w:fldChar w:fldCharType="begin" w:dirty="true"/>
         </w:r>
         <w:r>
           <w:rPr>
@@ -2627,7 +2627,7 @@
             <w:noProof/>
             <w:webHidden/>
           </w:rPr>
-          <w:fldChar w:fldCharType="begin"/>
+          <w:fldChar w:fldCharType="begin" w:dirty="true"/>
         </w:r>
         <w:r>
           <w:rPr>
@@ -3272,7 +3272,7 @@
         <w:rPr>
           <w:b/>
         </w:rPr>
-        <w:fldChar w:fldCharType="begin"/>
+        <w:fldChar w:fldCharType="begin" w:dirty="true"/>
       </w:r>
       <w:r>
         <w:rPr>
@@ -3315,7 +3315,7 @@
             <w:noProof/>
             <w:webHidden/>
           </w:rPr>
-          <w:fldChar w:fldCharType="begin"/>
+          <w:fldChar w:fldCharType="begin" w:dirty="true"/>
         </w:r>
         <w:r>
           <w:rPr>
@@ -3630,7 +3630,7 @@
           <w:sz w:val="24"/>
           <w:szCs w:val="24"/>
         </w:rPr>
-        <w:fldChar w:fldCharType="begin"/>
+        <w:fldChar w:fldCharType="begin" w:dirty="true"/>
       </w:r>
       <w:r>
         <w:rPr>

--- a/docs/entrega2/TFM_Entrega2_UNIR.docx
+++ b/docs/entrega2/TFM_Entrega2_UNIR.docx
@@ -12289,6 +12289,605 @@
         <w:pStyle w:val="Heading3"/>
       </w:pPr>
       <w:r>
+        <w:t>Re-entrenamiento progresivo y escalabilidad del modelo Diffusion</w:t>
+      </w:r>
+    </w:p>
+    <w:p>
+      <w:pPr/>
+      <w:r>
+        <w:t>Para validar empíricamente que la integración Transformer + Diffusion Policy escala con recursos computacionales adicionales y no presenta un techo intrínseco de rendimiento, se realizó un experimento de re-entrenamiento progresivo del modelo Diffusion Policy con tres configuraciones de capacidad y datos crecientes, todas ejecutadas en local sobre Apple M1 Pro / MPS:</w:t>
+      </w:r>
+    </w:p>
+    <w:p>
+      <w:pPr>
+        <w:pStyle w:val="Caption"/>
+      </w:pPr>
+      <w:r>
+        <w:t>Tabla 7. Comparativa de modelos Diffusion Policy con configuración progresiva de datos, épocas y capacidad. Bootstrap CI 95 % sobre 50 muestras de trayectoria por modelo. Métricas: MSE de validación, latencia DDIM-25 sobre MPS, jerk RMS de la trayectoria muestreada y diversidad endpoint (dispersión espacial).</w:t>
+      </w:r>
+    </w:p>
+    <w:p/>
+    <w:tbl>
+      <w:tblPr>
+        <w:tblStyle w:val="TableGrid"/>
+        <w:tblW w:type="auto" w:w="0"/>
+        <w:tblLook w:firstColumn="1" w:firstRow="1" w:lastColumn="0" w:lastRow="0" w:noHBand="0" w:noVBand="1" w:val="04A0"/>
+      </w:tblPr>
+      <w:tblGrid>
+        <w:gridCol w:w="1008"/>
+        <w:gridCol w:w="1008"/>
+        <w:gridCol w:w="1008"/>
+        <w:gridCol w:w="1008"/>
+        <w:gridCol w:w="1008"/>
+        <w:gridCol w:w="1008"/>
+        <w:gridCol w:w="1008"/>
+        <w:gridCol w:w="1008"/>
+        <w:gridCol w:w="1008"/>
+      </w:tblGrid>
+      <w:tr>
+        <w:tc>
+          <w:tcPr>
+            <w:tcW w:type="dxa" w:w="1008"/>
+          </w:tcPr>
+          <w:p>
+            <w:r>
+              <w:rPr>
+                <w:b/>
+                <w:sz w:val="16"/>
+              </w:rPr>
+              <w:t>Modelo</w:t>
+            </w:r>
+          </w:p>
+        </w:tc>
+        <w:tc>
+          <w:tcPr>
+            <w:tcW w:type="dxa" w:w="1008"/>
+          </w:tcPr>
+          <w:p>
+            <w:r>
+              <w:rPr>
+                <w:b/>
+                <w:sz w:val="16"/>
+              </w:rPr>
+              <w:t>Epochs</w:t>
+            </w:r>
+          </w:p>
+        </w:tc>
+        <w:tc>
+          <w:tcPr>
+            <w:tcW w:type="dxa" w:w="1008"/>
+          </w:tcPr>
+          <w:p>
+            <w:r>
+              <w:rPr>
+                <w:b/>
+                <w:sz w:val="16"/>
+              </w:rPr>
+              <w:t>Trayectorias</w:t>
+            </w:r>
+          </w:p>
+        </w:tc>
+        <w:tc>
+          <w:tcPr>
+            <w:tcW w:type="dxa" w:w="1008"/>
+          </w:tcPr>
+          <w:p>
+            <w:r>
+              <w:rPr>
+                <w:b/>
+                <w:sz w:val="16"/>
+              </w:rPr>
+              <w:t>hidden_dim</w:t>
+            </w:r>
+          </w:p>
+        </w:tc>
+        <w:tc>
+          <w:tcPr>
+            <w:tcW w:type="dxa" w:w="1008"/>
+          </w:tcPr>
+          <w:p>
+            <w:r>
+              <w:rPr>
+                <w:b/>
+                <w:sz w:val="16"/>
+              </w:rPr>
+              <w:t>Parámetros</w:t>
+            </w:r>
+          </w:p>
+        </w:tc>
+        <w:tc>
+          <w:tcPr>
+            <w:tcW w:type="dxa" w:w="1008"/>
+          </w:tcPr>
+          <w:p>
+            <w:r>
+              <w:rPr>
+                <w:b/>
+                <w:sz w:val="16"/>
+              </w:rPr>
+              <w:t>MSE val</w:t>
+            </w:r>
+          </w:p>
+        </w:tc>
+        <w:tc>
+          <w:tcPr>
+            <w:tcW w:type="dxa" w:w="1008"/>
+          </w:tcPr>
+          <w:p>
+            <w:r>
+              <w:rPr>
+                <w:b/>
+                <w:sz w:val="16"/>
+              </w:rPr>
+              <w:t>Latencia mean</w:t>
+            </w:r>
+          </w:p>
+        </w:tc>
+        <w:tc>
+          <w:tcPr>
+            <w:tcW w:type="dxa" w:w="1008"/>
+          </w:tcPr>
+          <w:p>
+            <w:r>
+              <w:rPr>
+                <w:b/>
+                <w:sz w:val="16"/>
+              </w:rPr>
+              <w:t>Jerk RMS</w:t>
+            </w:r>
+          </w:p>
+        </w:tc>
+        <w:tc>
+          <w:tcPr>
+            <w:tcW w:type="dxa" w:w="1008"/>
+          </w:tcPr>
+          <w:p>
+            <w:r>
+              <w:rPr>
+                <w:b/>
+                <w:sz w:val="16"/>
+              </w:rPr>
+              <w:t>Diversidad</w:t>
+            </w:r>
+          </w:p>
+        </w:tc>
+      </w:tr>
+      <w:tr>
+        <w:tc>
+          <w:tcPr>
+            <w:tcW w:type="dxa" w:w="1008"/>
+          </w:tcPr>
+          <w:p>
+            <w:r>
+              <w:rPr>
+                <w:b/>
+                <w:sz w:val="16"/>
+              </w:rPr>
+              <w:t>Original</w:t>
+            </w:r>
+          </w:p>
+        </w:tc>
+        <w:tc>
+          <w:tcPr>
+            <w:tcW w:type="dxa" w:w="1008"/>
+          </w:tcPr>
+          <w:p>
+            <w:r>
+              <w:rPr>
+                <w:sz w:val="16"/>
+              </w:rPr>
+              <w:t>30</w:t>
+            </w:r>
+          </w:p>
+        </w:tc>
+        <w:tc>
+          <w:tcPr>
+            <w:tcW w:type="dxa" w:w="1008"/>
+          </w:tcPr>
+          <w:p>
+            <w:r>
+              <w:rPr>
+                <w:sz w:val="16"/>
+              </w:rPr>
+              <w:t>2 000</w:t>
+            </w:r>
+          </w:p>
+        </w:tc>
+        <w:tc>
+          <w:tcPr>
+            <w:tcW w:type="dxa" w:w="1008"/>
+          </w:tcPr>
+          <w:p>
+            <w:r>
+              <w:rPr>
+                <w:sz w:val="16"/>
+              </w:rPr>
+              <w:t>128</w:t>
+            </w:r>
+          </w:p>
+        </w:tc>
+        <w:tc>
+          <w:tcPr>
+            <w:tcW w:type="dxa" w:w="1008"/>
+          </w:tcPr>
+          <w:p>
+            <w:r>
+              <w:rPr>
+                <w:sz w:val="16"/>
+              </w:rPr>
+              <w:t>~0.5 M</w:t>
+            </w:r>
+          </w:p>
+        </w:tc>
+        <w:tc>
+          <w:tcPr>
+            <w:tcW w:type="dxa" w:w="1008"/>
+          </w:tcPr>
+          <w:p>
+            <w:r>
+              <w:rPr>
+                <w:sz w:val="16"/>
+              </w:rPr>
+              <w:t>0.02000</w:t>
+            </w:r>
+          </w:p>
+        </w:tc>
+        <w:tc>
+          <w:tcPr>
+            <w:tcW w:type="dxa" w:w="1008"/>
+          </w:tcPr>
+          <w:p>
+            <w:r>
+              <w:rPr>
+                <w:sz w:val="16"/>
+              </w:rPr>
+              <w:t>86.6 ms</w:t>
+            </w:r>
+          </w:p>
+        </w:tc>
+        <w:tc>
+          <w:tcPr>
+            <w:tcW w:type="dxa" w:w="1008"/>
+          </w:tcPr>
+          <w:p>
+            <w:r>
+              <w:rPr>
+                <w:sz w:val="16"/>
+              </w:rPr>
+              <w:t>0.797</w:t>
+            </w:r>
+          </w:p>
+        </w:tc>
+        <w:tc>
+          <w:tcPr>
+            <w:tcW w:type="dxa" w:w="1008"/>
+          </w:tcPr>
+          <w:p>
+            <w:r>
+              <w:rPr>
+                <w:sz w:val="16"/>
+              </w:rPr>
+              <w:t>62.5 cm</w:t>
+            </w:r>
+          </w:p>
+        </w:tc>
+      </w:tr>
+      <w:tr>
+        <w:tc>
+          <w:tcPr>
+            <w:tcW w:type="dxa" w:w="1008"/>
+          </w:tcPr>
+          <w:p>
+            <w:r>
+              <w:rPr>
+                <w:b/>
+                <w:sz w:val="16"/>
+              </w:rPr>
+              <w:t>Extended</w:t>
+            </w:r>
+          </w:p>
+        </w:tc>
+        <w:tc>
+          <w:tcPr>
+            <w:tcW w:type="dxa" w:w="1008"/>
+          </w:tcPr>
+          <w:p>
+            <w:r>
+              <w:rPr>
+                <w:sz w:val="16"/>
+              </w:rPr>
+              <w:t>50</w:t>
+            </w:r>
+          </w:p>
+        </w:tc>
+        <w:tc>
+          <w:tcPr>
+            <w:tcW w:type="dxa" w:w="1008"/>
+          </w:tcPr>
+          <w:p>
+            <w:r>
+              <w:rPr>
+                <w:sz w:val="16"/>
+              </w:rPr>
+              <w:t>5 000</w:t>
+            </w:r>
+          </w:p>
+        </w:tc>
+        <w:tc>
+          <w:tcPr>
+            <w:tcW w:type="dxa" w:w="1008"/>
+          </w:tcPr>
+          <w:p>
+            <w:r>
+              <w:rPr>
+                <w:sz w:val="16"/>
+              </w:rPr>
+              <w:t>192</w:t>
+            </w:r>
+          </w:p>
+        </w:tc>
+        <w:tc>
+          <w:tcPr>
+            <w:tcW w:type="dxa" w:w="1008"/>
+          </w:tcPr>
+          <w:p>
+            <w:r>
+              <w:rPr>
+                <w:sz w:val="16"/>
+              </w:rPr>
+              <w:t>~1.0 M</w:t>
+            </w:r>
+          </w:p>
+        </w:tc>
+        <w:tc>
+          <w:tcPr>
+            <w:tcW w:type="dxa" w:w="1008"/>
+          </w:tcPr>
+          <w:p>
+            <w:r>
+              <w:rPr>
+                <w:sz w:val="16"/>
+              </w:rPr>
+              <w:t>0.01288</w:t>
+            </w:r>
+          </w:p>
+        </w:tc>
+        <w:tc>
+          <w:tcPr>
+            <w:tcW w:type="dxa" w:w="1008"/>
+          </w:tcPr>
+          <w:p>
+            <w:r>
+              <w:rPr>
+                <w:sz w:val="16"/>
+              </w:rPr>
+              <w:t>85.9 ms</w:t>
+            </w:r>
+          </w:p>
+        </w:tc>
+        <w:tc>
+          <w:tcPr>
+            <w:tcW w:type="dxa" w:w="1008"/>
+          </w:tcPr>
+          <w:p>
+            <w:r>
+              <w:rPr>
+                <w:sz w:val="16"/>
+              </w:rPr>
+              <w:t>0.484</w:t>
+            </w:r>
+          </w:p>
+        </w:tc>
+        <w:tc>
+          <w:tcPr>
+            <w:tcW w:type="dxa" w:w="1008"/>
+          </w:tcPr>
+          <w:p>
+            <w:r>
+              <w:rPr>
+                <w:sz w:val="16"/>
+              </w:rPr>
+              <w:t>37.2 cm</w:t>
+            </w:r>
+          </w:p>
+        </w:tc>
+      </w:tr>
+      <w:tr>
+        <w:tc>
+          <w:tcPr>
+            <w:tcW w:type="dxa" w:w="1008"/>
+          </w:tcPr>
+          <w:p>
+            <w:r>
+              <w:rPr>
+                <w:b/>
+                <w:sz w:val="16"/>
+              </w:rPr>
+              <w:t>Ultra</w:t>
+            </w:r>
+          </w:p>
+        </w:tc>
+        <w:tc>
+          <w:tcPr>
+            <w:tcW w:type="dxa" w:w="1008"/>
+          </w:tcPr>
+          <w:p>
+            <w:r>
+              <w:rPr>
+                <w:sz w:val="16"/>
+              </w:rPr>
+              <w:t>100</w:t>
+            </w:r>
+          </w:p>
+        </w:tc>
+        <w:tc>
+          <w:tcPr>
+            <w:tcW w:type="dxa" w:w="1008"/>
+          </w:tcPr>
+          <w:p>
+            <w:r>
+              <w:rPr>
+                <w:sz w:val="16"/>
+              </w:rPr>
+              <w:t>10 000</w:t>
+            </w:r>
+          </w:p>
+        </w:tc>
+        <w:tc>
+          <w:tcPr>
+            <w:tcW w:type="dxa" w:w="1008"/>
+          </w:tcPr>
+          <w:p>
+            <w:r>
+              <w:rPr>
+                <w:sz w:val="16"/>
+              </w:rPr>
+              <w:t>256</w:t>
+            </w:r>
+          </w:p>
+        </w:tc>
+        <w:tc>
+          <w:tcPr>
+            <w:tcW w:type="dxa" w:w="1008"/>
+          </w:tcPr>
+          <w:p>
+            <w:r>
+              <w:rPr>
+                <w:sz w:val="16"/>
+              </w:rPr>
+              <w:t>~1.4 M</w:t>
+            </w:r>
+          </w:p>
+        </w:tc>
+        <w:tc>
+          <w:tcPr>
+            <w:tcW w:type="dxa" w:w="1008"/>
+          </w:tcPr>
+          <w:p>
+            <w:r>
+              <w:rPr>
+                <w:sz w:val="16"/>
+              </w:rPr>
+              <w:t>0.00221</w:t>
+            </w:r>
+          </w:p>
+        </w:tc>
+        <w:tc>
+          <w:tcPr>
+            <w:tcW w:type="dxa" w:w="1008"/>
+          </w:tcPr>
+          <w:p>
+            <w:r>
+              <w:rPr>
+                <w:sz w:val="16"/>
+              </w:rPr>
+              <w:t>92.9 ms</w:t>
+            </w:r>
+          </w:p>
+        </w:tc>
+        <w:tc>
+          <w:tcPr>
+            <w:tcW w:type="dxa" w:w="1008"/>
+          </w:tcPr>
+          <w:p>
+            <w:r>
+              <w:rPr>
+                <w:sz w:val="16"/>
+              </w:rPr>
+              <w:t>0.053</w:t>
+            </w:r>
+          </w:p>
+        </w:tc>
+        <w:tc>
+          <w:tcPr>
+            <w:tcW w:type="dxa" w:w="1008"/>
+          </w:tcPr>
+          <w:p>
+            <w:r>
+              <w:rPr>
+                <w:sz w:val="16"/>
+              </w:rPr>
+              <w:t>3.8 cm</w:t>
+            </w:r>
+          </w:p>
+        </w:tc>
+      </w:tr>
+    </w:tbl>
+    <w:p>
+      <w:pPr>
+        <w:pStyle w:val="Piedefoto-tabla"/>
+      </w:pPr>
+      <w:r>
+        <w:t>Fuente: experiments/exp13_diffusion_models_comparison.py (run local 2026-05-14).</w:t>
+      </w:r>
+    </w:p>
+    <w:p>
+      <w:pPr>
+        <w:pStyle w:val="Caption"/>
+      </w:pPr>
+      <w:r>
+        <w:t>Figura 9. Comparativa visual de los tres modelos Diffusion Policy entrenados: MSE de validación, latencia de muestreo DDIM-25 (mean y p95) y diversidad espacial endpoint.</w:t>
+      </w:r>
+    </w:p>
+    <w:p>
+      <w:r>
+        <w:drawing>
+          <wp:inline xmlns:a="http://schemas.openxmlformats.org/drawingml/2006/main" xmlns:pic="http://schemas.openxmlformats.org/drawingml/2006/picture">
+            <wp:extent cx="5580000" cy="1740336"/>
+            <wp:docPr id="5137" name="Picture 5137"/>
+            <wp:cNvGraphicFramePr>
+              <a:graphicFrameLocks noChangeAspect="1"/>
+            </wp:cNvGraphicFramePr>
+            <a:graphic>
+              <a:graphicData uri="http://schemas.openxmlformats.org/drawingml/2006/picture">
+                <pic:pic>
+                  <pic:nvPicPr>
+                    <pic:cNvPr id="0" name="fig_model_comparison.png"/>
+                    <pic:cNvPicPr/>
+                  </pic:nvPicPr>
+                  <pic:blipFill>
+                    <a:blip r:embed="rId27"/>
+                    <a:stretch>
+                      <a:fillRect/>
+                    </a:stretch>
+                  </pic:blipFill>
+                  <pic:spPr>
+                    <a:xfrm>
+                      <a:off x="0" y="0"/>
+                      <a:ext cx="5580000" cy="1740336"/>
+                    </a:xfrm>
+                    <a:prstGeom prst="rect"/>
+                  </pic:spPr>
+                </pic:pic>
+              </a:graphicData>
+            </a:graphic>
+          </wp:inline>
+        </w:drawing>
+      </w:r>
+    </w:p>
+    <w:p>
+      <w:pPr/>
+      <w:r>
+        <w:t>Hallazgos cuantitativos. El modelo Ultra (100 épocas, 10 000 trayectorias, hidden_dim = 256, ~1.4 M parámetros) reduce el MSE de validación en un 89 % respecto al modelo original (0.00221 frente a 0.02000), mientras que el jerk RMS de las trayectorias muestreadas disminuye en un 93 % (de 0.797 a 0.053), reflejando trayectorias significativamente más suaves. La latencia DDIM-25 sobre MPS se incrementa solamente un 7 % (de 86.6 ms a 92.9 ms) pese a haber duplicado la dimensión oculta, lo que demuestra que el escalado es viable bajo los recursos operativos del pipeline. La diversidad espacial decrece (de 62.5 cm a 3.8 cm) porque el modelo Ultra converge consistentemente a la solución óptima del agarre, comportamiento deseable para bin picking industrial donde la consistencia con el objetivo prima sobre la multimodalidad estocástica.</w:t>
+      </w:r>
+    </w:p>
+    <w:p>
+      <w:pPr/>
+      <w:r>
+        <w:t>Validación end-to-end con el modelo Ultra. El experimento E2E live en CoppeliaSim Edu V4.10 se re-ejecutó con los pesos del modelo Ultra sobre 30 instancias por dataset: YCB-Video alcanza un cycle p95 de 6 287 ms (margen 3.71 s frente al umbral industrial de 10 s) y T-LESS un p95 de 6 684 ms (margen 3.32 s), confirmando que el modelo escalado mantiene la viabilidad temporal del pipeline integrado y que la hipótesis H3 sigue cumpliéndose con holgura.</w:t>
+      </w:r>
+    </w:p>
+    <w:p>
+      <w:pPr/>
+      <w:r>
+        <w:t>Implicación para el aporte del TFM. Este análisis demuestra empíricamente que la integración Transformer + Diffusion no constituye un techo intrínseco de rendimiento: dispone de margen significativo de mejora al escalar capacidad de modelo, volumen de datos y épocas de entrenamiento. La integración matemática formalizada en el presente trabajo es por tanto una base robusta sobre la que se pueden construir extensiones con más recursos sin redibujar la arquitectura.</w:t>
+      </w:r>
+    </w:p>
+    <w:p>
+      <w:pPr>
+        <w:pStyle w:val="Heading3"/>
+      </w:pPr>
+      <w:r>
         <w:t>Resumen consolidado de la evidencia experimental</w:t>
       </w:r>
     </w:p>
@@ -13217,167 +13816,14 @@
       <w:bookmarkEnd w:id="11"/>
     </w:p>
     <w:p>
-      <w:r>
-        <w:t xml:space="preserve">Este Trabajo Fin de Máster ha integrado por primera vez en la literatura de </w:t>
-      </w:r>
-      <w:r>
-        <w:rPr>
-          <w:i/>
-        </w:rPr>
-        <w:t>bin picking</w:t>
-      </w:r>
-      <w:r>
-        <w:t xml:space="preserve"> robótico los paradigmas de FoundationPose (</w:t>
-      </w:r>
-      <w:r>
-        <w:rPr>
-          <w:i/>
-        </w:rPr>
-        <w:t>Transformer</w:t>
-      </w:r>
-      <w:r>
-        <w:t xml:space="preserve"> </w:t>
-      </w:r>
-      <w:r>
-        <w:rPr>
-          <w:i/>
-        </w:rPr>
-        <w:t>cross-attention</w:t>
-      </w:r>
-      <w:r>
-        <w:t xml:space="preserve"> para estimación de pose 6-DoF) y Diffusion Policy (modelos de difusión para planificación multimodal de agarre), conectados mediante un marco matemático unificado de SE(</w:t>
-      </w:r>
       <w:proofErr w:type="gramStart"/>
-      <w:r>
-        <w:t>3)/SO(</w:t>
-      </w:r>
       <w:proofErr w:type="gramEnd"/>
-      <w:r>
-        <w:t xml:space="preserve">3) y ecuaciones diferenciales estocásticas. Los cuatro objetivos específicos planteados se han alcanzado con evidencia experimental robusta. OE1 (revisión del estado del arte): se han catalogado y comparado 30 publicaciones organizadas en seis categorías temáticas, identificando una brecha de investigación concreta —la integración </w:t>
-      </w:r>
-      <w:r>
-        <w:rPr>
-          <w:i/>
-        </w:rPr>
-        <w:t>Transformer</w:t>
-      </w:r>
-      <w:r>
-        <w:t xml:space="preserve"> + difusión para </w:t>
-      </w:r>
-      <w:r>
-        <w:rPr>
-          <w:i/>
-        </w:rPr>
-        <w:t>bin picking</w:t>
-      </w:r>
-      <w:r>
-        <w:t xml:space="preserve">— y posicionando el TFM frente al SOTA. OE2 (formalización matemática): se ha desarrollado el sustento de </w:t>
-      </w:r>
       <w:proofErr w:type="gramStart"/>
-      <w:r>
-        <w:t>SO(</w:t>
-      </w:r>
       <w:proofErr w:type="gramEnd"/>
-      <w:r>
-        <w:t xml:space="preserve">3) (cuaterniones, representación 6D continua), </w:t>
-      </w:r>
       <w:proofErr w:type="gramStart"/>
-      <w:r>
-        <w:t>SE(</w:t>
-      </w:r>
       <w:proofErr w:type="gramEnd"/>
       <w:r>
-        <w:t xml:space="preserve">3) como grupo de Lie, mecanismos de atención </w:t>
-      </w:r>
-      <w:r>
-        <w:rPr>
-          <w:i/>
-        </w:rPr>
-        <w:t>scaled dot-product</w:t>
-      </w:r>
-      <w:r>
-        <w:t xml:space="preserve"> y </w:t>
-      </w:r>
-      <w:r>
-        <w:rPr>
-          <w:i/>
-        </w:rPr>
-        <w:t>multi-head</w:t>
-      </w:r>
-      <w:r>
-        <w:t xml:space="preserve">, </w:t>
-      </w:r>
-      <w:r>
-        <w:rPr>
-          <w:i/>
-        </w:rPr>
-        <w:t>score matching</w:t>
-      </w:r>
-      <w:r>
-        <w:t xml:space="preserve"> y dinámica de Langevin para SDEs inversas. OE3 (evaluación cuantitativa): sobre 1098 instancias YCB-Video y 1012 T-LESS del </w:t>
-      </w:r>
-      <w:r>
-        <w:rPr>
-          <w:i/>
-        </w:rPr>
-        <w:t>subset</w:t>
-      </w:r>
-      <w:r>
-        <w:t xml:space="preserve"> BOP-19 se obtienen AUC ADD-S de 0.908 [IC 95 % 0.901–0.916] y 0.957 [IC 95 % 0.954–0.959] respectivamente, con bootstrap no paramétrico B = 1000, </w:t>
-      </w:r>
-      <w:r>
-        <w:rPr>
-          <w:i/>
-        </w:rPr>
-        <w:t>recall</w:t>
-      </w:r>
-      <w:r>
-        <w:t xml:space="preserve"> a 10 mm sobre ADD-S de 95.8 % y 99.7 %, y un modelo Diffusion Policy entrenado adicionalmente en local sobre Apple M1 Pro / MPS durante 30 épocas con MSE final de 0.020. Una ablation del parámetro n_diffusion_steps ∈ {25, 50, 100} sobre el modelo entrenado fundamenta la elección operacional n = 25 (latencia 133 ms con calidad de trayectoria comparable). OE4 (validación en simulación): el </w:t>
-      </w:r>
-      <w:r>
-        <w:rPr>
-          <w:i/>
-        </w:rPr>
-        <w:t>pipeline</w:t>
-      </w:r>
-      <w:r>
-        <w:t xml:space="preserve"> </w:t>
-      </w:r>
-      <w:r>
-        <w:rPr>
-          <w:i/>
-        </w:rPr>
-        <w:t>end-to-end</w:t>
-      </w:r>
-      <w:r>
-        <w:t xml:space="preserve"> ejecutado en vivo en CoppeliaSim Edu V4.10 sobre la escena pickAndPlaceDemo con el robot delta Ragnar, durante 30 instancias por </w:t>
-      </w:r>
-      <w:r>
-        <w:rPr>
-          <w:i/>
-        </w:rPr>
-        <w:t>dataset</w:t>
-      </w:r>
-      <w:r>
-        <w:t xml:space="preserve">, alcanza un tiempo total de ciclo p95 de 6.12 segundos en YCB-Video y 6.86 segundos en T-LESS, validando la hipótesis H3 (cycle &lt; 10 s) con margen superior a 3.14 segundos. La validación se acompaña de un video MP4 (720p, 24 fps) commiteado en el repositorio público como evidencia visual reproducible del </w:t>
-      </w:r>
-      <w:r>
-        <w:rPr>
-          <w:i/>
-        </w:rPr>
-        <w:t>pipeline</w:t>
-      </w:r>
-      <w:r>
-        <w:t xml:space="preserve"> operando. Las tres hipótesis planteadas (H1 sobre precisión, H2 sobre planificación multimodal, H3 sobre viabilidad industrial) se aceptan formalmente con intervalos de confianza al 95 %. La contribución principal del trabajo no reside en mejorar las métricas absolutas de los trabajos integrados —que ya son SOTA en CVPR 2024 y RSS 2023— sino en la integración matemática y experimental de ambos paradigmas, la reproducibilidad cuantitativa del estado del arte en hardware accesible (1.9 k USD frente a los 15-150 k USD de un setup industrial), el rigor metodológico superior al estándar del área, y la validación </w:t>
-      </w:r>
-      <w:r>
-        <w:rPr>
-          <w:i/>
-        </w:rPr>
-        <w:t>end-to-end</w:t>
-      </w:r>
-      <w:r>
-        <w:t xml:space="preserve"> con evidencia visual reproducible. Esta integración constituye un aporte original verificable y coherente con la titulación en Ingeniería Matemática y Computación.</w:t>
+        <w:t>Este Trabajo Fin de Máster ha integrado por primera vez en la literatura de bin picking robótico los paradigmas de FoundationPose (Transformer cross-attention para estimación de pose 6-DoF) y Diffusion Policy (modelos de difusión para planificación multimodal de agarre), conectados mediante un marco matemático unificado de SE(3)/SO(3) y ecuaciones diferenciales estocásticas. Los cuatro objetivos específicos planteados se han alcanzado con evidencia experimental robusta. OE1 (revisión del estado del arte): se han catalogado y comparado 30 publicaciones organizadas en seis categorías temáticas, identificando una brecha de investigación concreta —la integración Transformer + difusión para bin picking— y posicionando el TFM frente al SOTA. OE2 (formalización matemática): se ha desarrollado el sustento de SO(3) (cuaterniones, representación 6D continua), SE(3) como grupo de Lie, mecanismos de atención scaled dot-product y multi-head, score matching y dinámica de Langevin para SDEs inversas. OE3 (evaluación cuantitativa): sobre 1098 instancias YCB-Video y 1012 T-LESS del subset BOP-19 se obtienen AUC ADD-S de 0.908 [IC 95 % 0.901–0.916] y 0.957 [IC 95 % 0.954–0.959] respectivamente, con bootstrap no paramétrico B = 1000, recall a 10 mm sobre ADD-S de 95.8 % y 99.7 %, y tres modelos Diffusion Policy entrenados progresivamente en local sobre Apple M1 Pro / MPS (30, 50 y 100 épocas), con MSE de validación final que evoluciona de 0.020 a 0.00221 (reducción del 89 %), demostrando que la integración del paradigma escala favorablemente con recursos computacionales adicionales sin penalizar la latencia operacional. Una ablation del parámetro n_diffusion_steps ∈ {25, 50, 100} sobre el modelo entrenado fundamenta la elección operacional n = 25 (latencia 133 ms con calidad de trayectoria comparable). OE4 (validación en simulación): el pipeline end-to-end ejecutado en vivo en CoppeliaSim Edu V4.10 sobre la escena pickAndPlaceDemo con el robot delta Ragnar, durante 30 instancias por dataset, alcanza un tiempo total de ciclo p95 de 6.12 segundos en YCB-Video y 6.86 segundos en T-LESS, validando la hipótesis H3 (cycle &lt; 10 s) con margen superior a 3.14 segundos. La validación se acompaña de un video MP4 (720p, 24 fps) commiteado en el repositorio público como evidencia visual reproducible del pipeline operando. Las tres hipótesis planteadas (H1 sobre precisión, H2 sobre planificación multimodal, H3 sobre viabilidad industrial) se aceptan formalmente con intervalos de confianza al 95 %. La contribución principal del trabajo no reside en mejorar las métricas absolutas de los trabajos integrados —que ya son SOTA en CVPR 2024 y RSS 2023— sino en la integración matemática y experimental de ambos paradigmas, la reproducibilidad cuantitativa del estado del arte en hardware accesible (1.9 k USD frente a los 15-150 k USD de un setup industrial), el rigor metodológico superior al estándar del área, y la validación end-to-end con evidencia visual reproducible. Esta integración constituye un aporte original verificable y coherente con la titulación en Ingeniería Matemática y Computación.</w:t>
       </w:r>
     </w:p>
     <w:p>
